--- a/chapters/13-standardization-parametric-g-formula.docx
+++ b/chapters/13-standardization-parametric-g-formula.docx
@@ -117,7 +117,7 @@
         <w:t xml:space="preserve">in the sense that we need to correctly specify either the treatment model or the outcome model (but not necessarily both) for some estimators. However, standard implementations require correct specification of one or the other.</w:t>
       </w:r>
     </w:p>
-    <w:bookmarkStart w:id="23" w:name="X2cec6a821e9ecdc281fd9ccd7d7e50662dc8b28"/>
+    <w:bookmarkStart w:id="12" w:name="X2cec6a821e9ecdc281fd9ccd7d7e50662dc8b28"/>
     <w:p>
       <w:pPr>
         <w:pStyle w:val="Heading2"/>
@@ -172,28 +172,30 @@
           </m:rPr>
           <m:t>Pr</m:t>
         </m:r>
-        <m:d>
-          <m:dPr>
-            <m:begChr m:val="["/>
-            <m:sepChr m:val=""/>
-            <m:endChr m:val="]"/>
-            <m:grow/>
-          </m:dPr>
-          <m:e>
-            <m:r>
-              <m:t>A</m:t>
-            </m:r>
-            <m:r>
-              <m:rPr>
-                <m:sty m:val="p"/>
-              </m:rPr>
-              <m:t>∣</m:t>
-            </m:r>
-            <m:r>
-              <m:t>L</m:t>
-            </m:r>
-          </m:e>
-        </m:d>
+        <m:r>
+          <m:rPr>
+            <m:sty m:val="p"/>
+          </m:rPr>
+          <m:t>[</m:t>
+        </m:r>
+        <m:r>
+          <m:t>A</m:t>
+        </m:r>
+        <m:r>
+          <m:rPr>
+            <m:sty m:val="p"/>
+          </m:rPr>
+          <m:t>∣</m:t>
+        </m:r>
+        <m:r>
+          <m:t>L</m:t>
+        </m:r>
+        <m:r>
+          <m:rPr>
+            <m:sty m:val="p"/>
+          </m:rPr>
+          <m:t>]</m:t>
+        </m:r>
       </m:oMath>
       <w:r>
         <w:t xml:space="preserve"> </w:t>
@@ -230,90 +232,94 @@
         <m:r>
           <m:t>E</m:t>
         </m:r>
-        <m:d>
-          <m:dPr>
-            <m:begChr m:val="["/>
-            <m:sepChr m:val=""/>
-            <m:endChr m:val="]"/>
-            <m:grow/>
-          </m:dPr>
+        <m:r>
+          <m:rPr>
+            <m:sty m:val="p"/>
+          </m:rPr>
+          <m:t>[</m:t>
+        </m:r>
+        <m:r>
+          <m:t>Y</m:t>
+        </m:r>
+        <m:r>
+          <m:rPr>
+            <m:sty m:val="p"/>
+          </m:rPr>
+          <m:t>∣</m:t>
+        </m:r>
+        <m:r>
+          <m:t>A</m:t>
+        </m:r>
+        <m:r>
+          <m:rPr>
+            <m:sty m:val="p"/>
+          </m:rPr>
+          <m:t>,</m:t>
+        </m:r>
+        <m:r>
+          <m:t>L</m:t>
+        </m:r>
+        <m:r>
+          <m:rPr>
+            <m:sty m:val="p"/>
+          </m:rPr>
+          <m:t>]</m:t>
+        </m:r>
+      </m:oMath>
+      <w:r>
+        <w:t xml:space="preserve"> </w:t>
+      </w:r>
+      <w:r>
+        <w:t xml:space="preserve">and compute weighted averages</w:t>
+      </w:r>
+    </w:p>
+    <w:p>
+      <w:pPr>
+        <w:pStyle w:val="FirstParagraph"/>
+      </w:pPr>
+      <w:r>
+        <w:t xml:space="preserve">Both can estimate</w:t>
+      </w:r>
+      <w:r>
+        <w:t xml:space="preserve"> </w:t>
+      </w:r>
+      <m:oMath>
+        <m:r>
+          <m:t>E</m:t>
+        </m:r>
+        <m:r>
+          <m:rPr>
+            <m:sty m:val="p"/>
+          </m:rPr>
+          <m:t>[</m:t>
+        </m:r>
+        <m:sSup>
           <m:e>
             <m:r>
               <m:t>Y</m:t>
             </m:r>
-            <m:r>
-              <m:rPr>
-                <m:sty m:val="p"/>
-              </m:rPr>
-              <m:t>∣</m:t>
-            </m:r>
-            <m:r>
-              <m:t>A</m:t>
-            </m:r>
-            <m:r>
-              <m:rPr>
-                <m:sty m:val="p"/>
-              </m:rPr>
-              <m:t>,</m:t>
-            </m:r>
-            <m:r>
-              <m:t>L</m:t>
-            </m:r>
           </m:e>
-        </m:d>
+          <m:sup>
+            <m:r>
+              <m:t>a</m:t>
+            </m:r>
+          </m:sup>
+        </m:sSup>
+        <m:r>
+          <m:rPr>
+            <m:sty m:val="p"/>
+          </m:rPr>
+          <m:t>]</m:t>
+        </m:r>
       </m:oMath>
       <w:r>
         <w:t xml:space="preserve"> </w:t>
       </w:r>
       <w:r>
-        <w:t xml:space="preserve">and compute weighted averages</w:t>
-      </w:r>
-    </w:p>
-    <w:p>
-      <w:pPr>
-        <w:pStyle w:val="FirstParagraph"/>
-      </w:pPr>
-      <w:r>
-        <w:t xml:space="preserve">Both can estimate</w:t>
-      </w:r>
-      <w:r>
-        <w:t xml:space="preserve"> </w:t>
-      </w:r>
-      <m:oMath>
-        <m:r>
-          <m:t>E</m:t>
-        </m:r>
-        <m:d>
-          <m:dPr>
-            <m:begChr m:val="["/>
-            <m:sepChr m:val=""/>
-            <m:endChr m:val="]"/>
-            <m:grow/>
-          </m:dPr>
-          <m:e>
-            <m:sSup>
-              <m:e>
-                <m:r>
-                  <m:t>Y</m:t>
-                </m:r>
-              </m:e>
-              <m:sup>
-                <m:r>
-                  <m:t>a</m:t>
-                </m:r>
-              </m:sup>
-            </m:sSup>
-          </m:e>
-        </m:d>
-      </m:oMath>
-      <w:r>
-        <w:t xml:space="preserve"> </w:t>
-      </w:r>
-      <w:r>
         <w:t xml:space="preserve">under conditional exchangeability.</w:t>
       </w:r>
     </w:p>
-    <w:bookmarkStart w:id="21" w:name="standardization-review"/>
+    <w:bookmarkStart w:id="10" w:name="standardization-review"/>
     <w:p>
       <w:pPr>
         <w:pStyle w:val="Heading3"/>
@@ -358,28 +364,30 @@
           <m:r>
             <m:t>E</m:t>
           </m:r>
-          <m:d>
-            <m:dPr>
-              <m:begChr m:val="["/>
-              <m:sepChr m:val=""/>
-              <m:endChr m:val="]"/>
-              <m:grow/>
-            </m:dPr>
+          <m:r>
+            <m:rPr>
+              <m:sty m:val="p"/>
+            </m:rPr>
+            <m:t>[</m:t>
+          </m:r>
+          <m:sSup>
             <m:e>
-              <m:sSup>
-                <m:e>
-                  <m:r>
-                    <m:t>Y</m:t>
-                  </m:r>
-                </m:e>
-                <m:sup>
-                  <m:r>
-                    <m:t>a</m:t>
-                  </m:r>
-                </m:sup>
-              </m:sSup>
+              <m:r>
+                <m:t>Y</m:t>
+              </m:r>
             </m:e>
-          </m:d>
+            <m:sup>
+              <m:r>
+                <m:t>a</m:t>
+              </m:r>
+            </m:sup>
+          </m:sSup>
+          <m:r>
+            <m:rPr>
+              <m:sty m:val="p"/>
+            </m:rPr>
+            <m:t>]</m:t>
+          </m:r>
           <m:r>
             <m:rPr>
               <m:sty m:val="p"/>
@@ -395,9 +403,6 @@
             </m:naryPr>
             <m:sub>
               <m:r>
-                <m:rPr>
-                  <m:sty m:val="p"/>
-                </m:rPr>
                 <m:t>ℓ</m:t>
               </m:r>
             </m:sub>
@@ -412,89 +417,87 @@
               </m:r>
             </m:e>
           </m:nary>
-          <m:d>
-            <m:dPr>
-              <m:begChr m:val="["/>
-              <m:sepChr m:val=""/>
-              <m:endChr m:val="]"/>
-              <m:grow/>
-            </m:dPr>
-            <m:e>
-              <m:r>
-                <m:t>Y</m:t>
-              </m:r>
-              <m:r>
-                <m:rPr>
-                  <m:sty m:val="p"/>
-                </m:rPr>
-                <m:t>∣</m:t>
-              </m:r>
-              <m:r>
-                <m:t>A</m:t>
-              </m:r>
-              <m:r>
-                <m:rPr>
-                  <m:sty m:val="p"/>
-                </m:rPr>
-                <m:t>=</m:t>
-              </m:r>
-              <m:r>
-                <m:t>a</m:t>
-              </m:r>
-              <m:r>
-                <m:rPr>
-                  <m:sty m:val="p"/>
-                </m:rPr>
-                <m:t>,</m:t>
-              </m:r>
-              <m:r>
-                <m:t>L</m:t>
-              </m:r>
-              <m:r>
-                <m:rPr>
-                  <m:sty m:val="p"/>
-                </m:rPr>
-                <m:t>=</m:t>
-              </m:r>
-              <m:r>
-                <m:rPr>
-                  <m:sty m:val="p"/>
-                </m:rPr>
-                <m:t>ℓ</m:t>
-              </m:r>
-            </m:e>
-          </m:d>
+          <m:r>
+            <m:rPr>
+              <m:sty m:val="p"/>
+            </m:rPr>
+            <m:t>[</m:t>
+          </m:r>
+          <m:r>
+            <m:t>Y</m:t>
+          </m:r>
+          <m:r>
+            <m:rPr>
+              <m:sty m:val="p"/>
+            </m:rPr>
+            <m:t>∣</m:t>
+          </m:r>
+          <m:r>
+            <m:t>A</m:t>
+          </m:r>
+          <m:r>
+            <m:rPr>
+              <m:sty m:val="p"/>
+            </m:rPr>
+            <m:t>=</m:t>
+          </m:r>
+          <m:r>
+            <m:t>a</m:t>
+          </m:r>
+          <m:r>
+            <m:rPr>
+              <m:sty m:val="p"/>
+            </m:rPr>
+            <m:t>,</m:t>
+          </m:r>
+          <m:r>
+            <m:t>L</m:t>
+          </m:r>
+          <m:r>
+            <m:rPr>
+              <m:sty m:val="p"/>
+            </m:rPr>
+            <m:t>=</m:t>
+          </m:r>
+          <m:r>
+            <m:t>ℓ</m:t>
+          </m:r>
+          <m:r>
+            <m:rPr>
+              <m:sty m:val="p"/>
+            </m:rPr>
+            <m:t>]</m:t>
+          </m:r>
           <m:r>
             <m:rPr>
               <m:sty m:val="p"/>
             </m:rPr>
             <m:t>Pr</m:t>
           </m:r>
-          <m:d>
-            <m:dPr>
-              <m:begChr m:val="["/>
-              <m:sepChr m:val=""/>
-              <m:endChr m:val="]"/>
-              <m:grow/>
-            </m:dPr>
-            <m:e>
-              <m:r>
-                <m:t>L</m:t>
-              </m:r>
-              <m:r>
-                <m:rPr>
-                  <m:sty m:val="p"/>
-                </m:rPr>
-                <m:t>=</m:t>
-              </m:r>
-              <m:r>
-                <m:rPr>
-                  <m:sty m:val="p"/>
-                </m:rPr>
-                <m:t>ℓ</m:t>
-              </m:r>
-            </m:e>
-          </m:d>
+          <m:r>
+            <m:rPr>
+              <m:sty m:val="p"/>
+            </m:rPr>
+            <m:t>[</m:t>
+          </m:r>
+          <m:r>
+            <m:t>L</m:t>
+          </m:r>
+          <m:r>
+            <m:rPr>
+              <m:sty m:val="p"/>
+            </m:rPr>
+            <m:t>=</m:t>
+          </m:r>
+          <m:r>
+            <m:t>ℓ</m:t>
+          </m:r>
+          <m:r>
+            <m:rPr>
+              <m:sty m:val="p"/>
+            </m:rPr>
+            <m:t>]</m:t>
+          </m:r>
         </m:oMath>
       </m:oMathPara>
     </w:p>
@@ -517,7 +520,7 @@
         <w:t xml:space="preserve">.</w:t>
       </w:r>
     </w:p>
-    <w:bookmarkStart w:id="20" w:name="def-standardization"/>
+    <w:bookmarkStart w:id="9" w:name="def-standardization"/>
     <w:p>
       <w:pPr>
         <w:pStyle w:val="BodyText"/>
@@ -578,58 +581,57 @@
         <m:r>
           <m:t>E</m:t>
         </m:r>
-        <m:d>
-          <m:dPr>
-            <m:begChr m:val="["/>
-            <m:sepChr m:val=""/>
-            <m:endChr m:val="]"/>
-            <m:grow/>
-          </m:dPr>
-          <m:e>
-            <m:r>
-              <m:t>Y</m:t>
-            </m:r>
-            <m:r>
-              <m:rPr>
-                <m:sty m:val="p"/>
-              </m:rPr>
-              <m:t>∣</m:t>
-            </m:r>
-            <m:r>
-              <m:t>A</m:t>
-            </m:r>
-            <m:r>
-              <m:rPr>
-                <m:sty m:val="p"/>
-              </m:rPr>
-              <m:t>=</m:t>
-            </m:r>
-            <m:r>
-              <m:t>a</m:t>
-            </m:r>
-            <m:r>
-              <m:rPr>
-                <m:sty m:val="p"/>
-              </m:rPr>
-              <m:t>,</m:t>
-            </m:r>
-            <m:r>
-              <m:t>L</m:t>
-            </m:r>
-            <m:r>
-              <m:rPr>
-                <m:sty m:val="p"/>
-              </m:rPr>
-              <m:t>=</m:t>
-            </m:r>
-            <m:r>
-              <m:rPr>
-                <m:sty m:val="p"/>
-              </m:rPr>
-              <m:t>ℓ</m:t>
-            </m:r>
-          </m:e>
-        </m:d>
+        <m:r>
+          <m:rPr>
+            <m:sty m:val="p"/>
+          </m:rPr>
+          <m:t>[</m:t>
+        </m:r>
+        <m:r>
+          <m:t>Y</m:t>
+        </m:r>
+        <m:r>
+          <m:rPr>
+            <m:sty m:val="p"/>
+          </m:rPr>
+          <m:t>∣</m:t>
+        </m:r>
+        <m:r>
+          <m:t>A</m:t>
+        </m:r>
+        <m:r>
+          <m:rPr>
+            <m:sty m:val="p"/>
+          </m:rPr>
+          <m:t>=</m:t>
+        </m:r>
+        <m:r>
+          <m:t>a</m:t>
+        </m:r>
+        <m:r>
+          <m:rPr>
+            <m:sty m:val="p"/>
+          </m:rPr>
+          <m:t>,</m:t>
+        </m:r>
+        <m:r>
+          <m:t>L</m:t>
+        </m:r>
+        <m:r>
+          <m:rPr>
+            <m:sty m:val="p"/>
+          </m:rPr>
+          <m:t>=</m:t>
+        </m:r>
+        <m:r>
+          <m:t>ℓ</m:t>
+        </m:r>
+        <m:r>
+          <m:rPr>
+            <m:sty m:val="p"/>
+          </m:rPr>
+          <m:t>]</m:t>
+        </m:r>
       </m:oMath>
       <w:r>
         <w:t xml:space="preserve"> </w:t>
@@ -642,9 +644,6 @@
       </w:r>
       <m:oMath>
         <m:r>
-          <m:rPr>
-            <m:sty m:val="p"/>
-          </m:rPr>
           <m:t>ℓ</m:t>
         </m:r>
       </m:oMath>
@@ -691,28 +690,30 @@
               </m:r>
             </m:e>
           </m:acc>
-          <m:d>
-            <m:dPr>
-              <m:begChr m:val="["/>
-              <m:sepChr m:val=""/>
-              <m:endChr m:val="]"/>
-              <m:grow/>
-            </m:dPr>
+          <m:r>
+            <m:rPr>
+              <m:sty m:val="p"/>
+            </m:rPr>
+            <m:t>[</m:t>
+          </m:r>
+          <m:sSup>
             <m:e>
-              <m:sSup>
-                <m:e>
-                  <m:r>
-                    <m:t>Y</m:t>
-                  </m:r>
-                </m:e>
-                <m:sup>
-                  <m:r>
-                    <m:t>a</m:t>
-                  </m:r>
-                </m:sup>
-              </m:sSup>
+              <m:r>
+                <m:t>Y</m:t>
+              </m:r>
             </m:e>
-          </m:d>
+            <m:sup>
+              <m:r>
+                <m:t>a</m:t>
+              </m:r>
+            </m:sup>
+          </m:sSup>
+          <m:r>
+            <m:rPr>
+              <m:sty m:val="p"/>
+            </m:rPr>
+            <m:t>]</m:t>
+          </m:r>
           <m:r>
             <m:rPr>
               <m:sty m:val="p"/>
@@ -728,9 +729,6 @@
             </m:naryPr>
             <m:sub>
               <m:r>
-                <m:rPr>
-                  <m:sty m:val="p"/>
-                </m:rPr>
                 <m:t>ℓ</m:t>
               </m:r>
             </m:sub>
@@ -752,58 +750,57 @@
               </m:acc>
             </m:e>
           </m:nary>
-          <m:d>
-            <m:dPr>
-              <m:begChr m:val="["/>
-              <m:sepChr m:val=""/>
-              <m:endChr m:val="]"/>
-              <m:grow/>
-            </m:dPr>
-            <m:e>
-              <m:r>
-                <m:t>Y</m:t>
-              </m:r>
-              <m:r>
-                <m:rPr>
-                  <m:sty m:val="p"/>
-                </m:rPr>
-                <m:t>∣</m:t>
-              </m:r>
-              <m:r>
-                <m:t>A</m:t>
-              </m:r>
-              <m:r>
-                <m:rPr>
-                  <m:sty m:val="p"/>
-                </m:rPr>
-                <m:t>=</m:t>
-              </m:r>
-              <m:r>
-                <m:t>a</m:t>
-              </m:r>
-              <m:r>
-                <m:rPr>
-                  <m:sty m:val="p"/>
-                </m:rPr>
-                <m:t>,</m:t>
-              </m:r>
-              <m:r>
-                <m:t>L</m:t>
-              </m:r>
-              <m:r>
-                <m:rPr>
-                  <m:sty m:val="p"/>
-                </m:rPr>
-                <m:t>=</m:t>
-              </m:r>
-              <m:r>
-                <m:rPr>
-                  <m:sty m:val="p"/>
-                </m:rPr>
-                <m:t>ℓ</m:t>
-              </m:r>
-            </m:e>
-          </m:d>
+          <m:r>
+            <m:rPr>
+              <m:sty m:val="p"/>
+            </m:rPr>
+            <m:t>[</m:t>
+          </m:r>
+          <m:r>
+            <m:t>Y</m:t>
+          </m:r>
+          <m:r>
+            <m:rPr>
+              <m:sty m:val="p"/>
+            </m:rPr>
+            <m:t>∣</m:t>
+          </m:r>
+          <m:r>
+            <m:t>A</m:t>
+          </m:r>
+          <m:r>
+            <m:rPr>
+              <m:sty m:val="p"/>
+            </m:rPr>
+            <m:t>=</m:t>
+          </m:r>
+          <m:r>
+            <m:t>a</m:t>
+          </m:r>
+          <m:r>
+            <m:rPr>
+              <m:sty m:val="p"/>
+            </m:rPr>
+            <m:t>,</m:t>
+          </m:r>
+          <m:r>
+            <m:t>L</m:t>
+          </m:r>
+          <m:r>
+            <m:rPr>
+              <m:sty m:val="p"/>
+            </m:rPr>
+            <m:t>=</m:t>
+          </m:r>
+          <m:r>
+            <m:t>ℓ</m:t>
+          </m:r>
+          <m:r>
+            <m:rPr>
+              <m:sty m:val="p"/>
+            </m:rPr>
+            <m:t>]</m:t>
+          </m:r>
           <m:r>
             <m:rPr>
               <m:sty m:val="p"/>
@@ -823,31 +820,30 @@
               </m:r>
             </m:e>
           </m:acc>
-          <m:d>
-            <m:dPr>
-              <m:begChr m:val="["/>
-              <m:sepChr m:val=""/>
-              <m:endChr m:val="]"/>
-              <m:grow/>
-            </m:dPr>
-            <m:e>
-              <m:r>
-                <m:t>L</m:t>
-              </m:r>
-              <m:r>
-                <m:rPr>
-                  <m:sty m:val="p"/>
-                </m:rPr>
-                <m:t>=</m:t>
-              </m:r>
-              <m:r>
-                <m:rPr>
-                  <m:sty m:val="p"/>
-                </m:rPr>
-                <m:t>ℓ</m:t>
-              </m:r>
-            </m:e>
-          </m:d>
+          <m:r>
+            <m:rPr>
+              <m:sty m:val="p"/>
+            </m:rPr>
+            <m:t>[</m:t>
+          </m:r>
+          <m:r>
+            <m:t>L</m:t>
+          </m:r>
+          <m:r>
+            <m:rPr>
+              <m:sty m:val="p"/>
+            </m:rPr>
+            <m:t>=</m:t>
+          </m:r>
+          <m:r>
+            <m:t>ℓ</m:t>
+          </m:r>
+          <m:r>
+            <m:rPr>
+              <m:sty m:val="p"/>
+            </m:rPr>
+            <m:t>]</m:t>
+          </m:r>
         </m:oMath>
       </m:oMathPara>
     </w:p>
@@ -875,31 +871,30 @@
             </m:r>
           </m:e>
         </m:acc>
-        <m:d>
-          <m:dPr>
-            <m:begChr m:val="["/>
-            <m:sepChr m:val=""/>
-            <m:endChr m:val="]"/>
-            <m:grow/>
-          </m:dPr>
-          <m:e>
-            <m:r>
-              <m:t>L</m:t>
-            </m:r>
-            <m:r>
-              <m:rPr>
-                <m:sty m:val="p"/>
-              </m:rPr>
-              <m:t>=</m:t>
-            </m:r>
-            <m:r>
-              <m:rPr>
-                <m:sty m:val="p"/>
-              </m:rPr>
-              <m:t>ℓ</m:t>
-            </m:r>
-          </m:e>
-        </m:d>
+        <m:r>
+          <m:rPr>
+            <m:sty m:val="p"/>
+          </m:rPr>
+          <m:t>[</m:t>
+        </m:r>
+        <m:r>
+          <m:t>L</m:t>
+        </m:r>
+        <m:r>
+          <m:rPr>
+            <m:sty m:val="p"/>
+          </m:rPr>
+          <m:t>=</m:t>
+        </m:r>
+        <m:r>
+          <m:t>ℓ</m:t>
+        </m:r>
+        <m:r>
+          <m:rPr>
+            <m:sty m:val="p"/>
+          </m:rPr>
+          <m:t>]</m:t>
+        </m:r>
       </m:oMath>
       <w:r>
         <w:t xml:space="preserve"> </w:t>
@@ -921,9 +916,6 @@
           <m:t>=</m:t>
         </m:r>
         <m:r>
-          <m:rPr>
-            <m:sty m:val="p"/>
-          </m:rPr>
           <m:t>ℓ</m:t>
         </m:r>
       </m:oMath>
@@ -931,9 +923,9 @@
         <w:t xml:space="preserve">.</w:t>
       </w:r>
     </w:p>
-    <w:bookmarkEnd w:id="20"/>
-    <w:bookmarkEnd w:id="21"/>
-    <w:bookmarkStart w:id="22" w:name="example-discrete-confounders"/>
+    <w:bookmarkEnd w:id="9"/>
+    <w:bookmarkEnd w:id="10"/>
+    <w:bookmarkStart w:id="11" w:name="example-discrete-confounders"/>
     <w:p>
       <w:pPr>
         <w:pStyle w:val="Heading3"/>
@@ -1048,49 +1040,48 @@
         <w:t xml:space="preserve"> </w:t>
       </w:r>
       <m:oMath>
-        <m:d>
-          <m:dPr>
-            <m:begChr m:val="("/>
-            <m:sepChr m:val=""/>
-            <m:endChr m:val=")"/>
-            <m:grow/>
-          </m:dPr>
-          <m:e>
-            <m:r>
-              <m:t>A</m:t>
-            </m:r>
-            <m:r>
-              <m:rPr>
-                <m:sty m:val="p"/>
-              </m:rPr>
-              <m:t>=</m:t>
-            </m:r>
-            <m:r>
-              <m:t>a</m:t>
-            </m:r>
-            <m:r>
-              <m:rPr>
-                <m:sty m:val="p"/>
-              </m:rPr>
-              <m:t>,</m:t>
-            </m:r>
-            <m:r>
-              <m:t>L</m:t>
-            </m:r>
-            <m:r>
-              <m:rPr>
-                <m:sty m:val="p"/>
-              </m:rPr>
-              <m:t>=</m:t>
-            </m:r>
-            <m:r>
-              <m:rPr>
-                <m:sty m:val="p"/>
-              </m:rPr>
-              <m:t>ℓ</m:t>
-            </m:r>
-          </m:e>
-        </m:d>
+        <m:r>
+          <m:rPr>
+            <m:sty m:val="p"/>
+          </m:rPr>
+          <m:t>(</m:t>
+        </m:r>
+        <m:r>
+          <m:t>A</m:t>
+        </m:r>
+        <m:r>
+          <m:rPr>
+            <m:sty m:val="p"/>
+          </m:rPr>
+          <m:t>=</m:t>
+        </m:r>
+        <m:r>
+          <m:t>a</m:t>
+        </m:r>
+        <m:r>
+          <m:rPr>
+            <m:sty m:val="p"/>
+          </m:rPr>
+          <m:t>,</m:t>
+        </m:r>
+        <m:r>
+          <m:t>L</m:t>
+        </m:r>
+        <m:r>
+          <m:rPr>
+            <m:sty m:val="p"/>
+          </m:rPr>
+          <m:t>=</m:t>
+        </m:r>
+        <m:r>
+          <m:t>ℓ</m:t>
+        </m:r>
+        <m:r>
+          <m:rPr>
+            <m:sty m:val="p"/>
+          </m:rPr>
+          <m:t>)</m:t>
+        </m:r>
       </m:oMath>
     </w:p>
     <w:p>
@@ -1127,37 +1118,39 @@
               </m:r>
             </m:e>
           </m:acc>
-          <m:d>
-            <m:dPr>
-              <m:begChr m:val="["/>
-              <m:sepChr m:val=""/>
-              <m:endChr m:val="]"/>
-              <m:grow/>
-            </m:dPr>
+          <m:r>
+            <m:rPr>
+              <m:sty m:val="p"/>
+            </m:rPr>
+            <m:t>[</m:t>
+          </m:r>
+          <m:sSup>
             <m:e>
-              <m:sSup>
-                <m:e>
-                  <m:r>
-                    <m:t>Y</m:t>
-                  </m:r>
-                </m:e>
-                <m:sup>
-                  <m:r>
-                    <m:t>a</m:t>
-                  </m:r>
-                  <m:r>
-                    <m:rPr>
-                      <m:sty m:val="p"/>
-                    </m:rPr>
-                    <m:t>=</m:t>
-                  </m:r>
-                  <m:r>
-                    <m:t>1</m:t>
-                  </m:r>
-                </m:sup>
-              </m:sSup>
+              <m:r>
+                <m:t>Y</m:t>
+              </m:r>
             </m:e>
-          </m:d>
+            <m:sup>
+              <m:r>
+                <m:t>a</m:t>
+              </m:r>
+              <m:r>
+                <m:rPr>
+                  <m:sty m:val="p"/>
+                </m:rPr>
+                <m:t>=</m:t>
+              </m:r>
+              <m:r>
+                <m:t>1</m:t>
+              </m:r>
+            </m:sup>
+          </m:sSup>
+          <m:r>
+            <m:rPr>
+              <m:sty m:val="p"/>
+            </m:rPr>
+            <m:t>]</m:t>
+          </m:r>
           <m:r>
             <m:rPr>
               <m:sty m:val="p"/>
@@ -1173,9 +1166,6 @@
             </m:naryPr>
             <m:sub>
               <m:r>
-                <m:rPr>
-                  <m:sty m:val="p"/>
-                </m:rPr>
                 <m:t>ℓ</m:t>
               </m:r>
               <m:r>
@@ -1209,67 +1199,66 @@
               </m:acc>
             </m:e>
           </m:nary>
-          <m:d>
-            <m:dPr>
-              <m:begChr m:val="["/>
-              <m:sepChr m:val=""/>
-              <m:endChr m:val="]"/>
-              <m:grow/>
-            </m:dPr>
-            <m:e>
-              <m:r>
-                <m:t>Y</m:t>
-              </m:r>
-              <m:r>
-                <m:rPr>
-                  <m:sty m:val="p"/>
-                </m:rPr>
-                <m:t>=</m:t>
-              </m:r>
-              <m:r>
-                <m:t>1</m:t>
-              </m:r>
-              <m:r>
-                <m:rPr>
-                  <m:sty m:val="p"/>
-                </m:rPr>
-                <m:t>∣</m:t>
-              </m:r>
-              <m:r>
-                <m:t>A</m:t>
-              </m:r>
-              <m:r>
-                <m:rPr>
-                  <m:sty m:val="p"/>
-                </m:rPr>
-                <m:t>=</m:t>
-              </m:r>
-              <m:r>
-                <m:t>1</m:t>
-              </m:r>
-              <m:r>
-                <m:rPr>
-                  <m:sty m:val="p"/>
-                </m:rPr>
-                <m:t>,</m:t>
-              </m:r>
-              <m:r>
-                <m:t>L</m:t>
-              </m:r>
-              <m:r>
-                <m:rPr>
-                  <m:sty m:val="p"/>
-                </m:rPr>
-                <m:t>=</m:t>
-              </m:r>
-              <m:r>
-                <m:rPr>
-                  <m:sty m:val="p"/>
-                </m:rPr>
-                <m:t>ℓ</m:t>
-              </m:r>
-            </m:e>
-          </m:d>
+          <m:r>
+            <m:rPr>
+              <m:sty m:val="p"/>
+            </m:rPr>
+            <m:t>[</m:t>
+          </m:r>
+          <m:r>
+            <m:t>Y</m:t>
+          </m:r>
+          <m:r>
+            <m:rPr>
+              <m:sty m:val="p"/>
+            </m:rPr>
+            <m:t>=</m:t>
+          </m:r>
+          <m:r>
+            <m:t>1</m:t>
+          </m:r>
+          <m:r>
+            <m:rPr>
+              <m:sty m:val="p"/>
+            </m:rPr>
+            <m:t>∣</m:t>
+          </m:r>
+          <m:r>
+            <m:t>A</m:t>
+          </m:r>
+          <m:r>
+            <m:rPr>
+              <m:sty m:val="p"/>
+            </m:rPr>
+            <m:t>=</m:t>
+          </m:r>
+          <m:r>
+            <m:t>1</m:t>
+          </m:r>
+          <m:r>
+            <m:rPr>
+              <m:sty m:val="p"/>
+            </m:rPr>
+            <m:t>,</m:t>
+          </m:r>
+          <m:r>
+            <m:t>L</m:t>
+          </m:r>
+          <m:r>
+            <m:rPr>
+              <m:sty m:val="p"/>
+            </m:rPr>
+            <m:t>=</m:t>
+          </m:r>
+          <m:r>
+            <m:t>ℓ</m:t>
+          </m:r>
+          <m:r>
+            <m:rPr>
+              <m:sty m:val="p"/>
+            </m:rPr>
+            <m:t>]</m:t>
+          </m:r>
           <m:r>
             <m:rPr>
               <m:sty m:val="p"/>
@@ -1289,31 +1278,30 @@
               </m:r>
             </m:e>
           </m:acc>
-          <m:d>
-            <m:dPr>
-              <m:begChr m:val="["/>
-              <m:sepChr m:val=""/>
-              <m:endChr m:val="]"/>
-              <m:grow/>
-            </m:dPr>
-            <m:e>
-              <m:r>
-                <m:t>L</m:t>
-              </m:r>
-              <m:r>
-                <m:rPr>
-                  <m:sty m:val="p"/>
-                </m:rPr>
-                <m:t>=</m:t>
-              </m:r>
-              <m:r>
-                <m:rPr>
-                  <m:sty m:val="p"/>
-                </m:rPr>
-                <m:t>ℓ</m:t>
-              </m:r>
-            </m:e>
-          </m:d>
+          <m:r>
+            <m:rPr>
+              <m:sty m:val="p"/>
+            </m:rPr>
+            <m:t>[</m:t>
+          </m:r>
+          <m:r>
+            <m:t>L</m:t>
+          </m:r>
+          <m:r>
+            <m:rPr>
+              <m:sty m:val="p"/>
+            </m:rPr>
+            <m:t>=</m:t>
+          </m:r>
+          <m:r>
+            <m:t>ℓ</m:t>
+          </m:r>
+          <m:r>
+            <m:rPr>
+              <m:sty m:val="p"/>
+            </m:rPr>
+            <m:t>]</m:t>
+          </m:r>
         </m:oMath>
       </m:oMathPara>
     </w:p>
@@ -1336,37 +1324,39 @@
               </m:r>
             </m:e>
           </m:acc>
-          <m:d>
-            <m:dPr>
-              <m:begChr m:val="["/>
-              <m:sepChr m:val=""/>
-              <m:endChr m:val="]"/>
-              <m:grow/>
-            </m:dPr>
+          <m:r>
+            <m:rPr>
+              <m:sty m:val="p"/>
+            </m:rPr>
+            <m:t>[</m:t>
+          </m:r>
+          <m:sSup>
             <m:e>
-              <m:sSup>
-                <m:e>
-                  <m:r>
-                    <m:t>Y</m:t>
-                  </m:r>
-                </m:e>
-                <m:sup>
-                  <m:r>
-                    <m:t>a</m:t>
-                  </m:r>
-                  <m:r>
-                    <m:rPr>
-                      <m:sty m:val="p"/>
-                    </m:rPr>
-                    <m:t>=</m:t>
-                  </m:r>
-                  <m:r>
-                    <m:t>0</m:t>
-                  </m:r>
-                </m:sup>
-              </m:sSup>
+              <m:r>
+                <m:t>Y</m:t>
+              </m:r>
             </m:e>
-          </m:d>
+            <m:sup>
+              <m:r>
+                <m:t>a</m:t>
+              </m:r>
+              <m:r>
+                <m:rPr>
+                  <m:sty m:val="p"/>
+                </m:rPr>
+                <m:t>=</m:t>
+              </m:r>
+              <m:r>
+                <m:t>0</m:t>
+              </m:r>
+            </m:sup>
+          </m:sSup>
+          <m:r>
+            <m:rPr>
+              <m:sty m:val="p"/>
+            </m:rPr>
+            <m:t>]</m:t>
+          </m:r>
           <m:r>
             <m:rPr>
               <m:sty m:val="p"/>
@@ -1382,9 +1372,6 @@
             </m:naryPr>
             <m:sub>
               <m:r>
-                <m:rPr>
-                  <m:sty m:val="p"/>
-                </m:rPr>
                 <m:t>ℓ</m:t>
               </m:r>
               <m:r>
@@ -1418,67 +1405,66 @@
               </m:acc>
             </m:e>
           </m:nary>
-          <m:d>
-            <m:dPr>
-              <m:begChr m:val="["/>
-              <m:sepChr m:val=""/>
-              <m:endChr m:val="]"/>
-              <m:grow/>
-            </m:dPr>
-            <m:e>
-              <m:r>
-                <m:t>Y</m:t>
-              </m:r>
-              <m:r>
-                <m:rPr>
-                  <m:sty m:val="p"/>
-                </m:rPr>
-                <m:t>=</m:t>
-              </m:r>
-              <m:r>
-                <m:t>1</m:t>
-              </m:r>
-              <m:r>
-                <m:rPr>
-                  <m:sty m:val="p"/>
-                </m:rPr>
-                <m:t>∣</m:t>
-              </m:r>
-              <m:r>
-                <m:t>A</m:t>
-              </m:r>
-              <m:r>
-                <m:rPr>
-                  <m:sty m:val="p"/>
-                </m:rPr>
-                <m:t>=</m:t>
-              </m:r>
-              <m:r>
-                <m:t>0</m:t>
-              </m:r>
-              <m:r>
-                <m:rPr>
-                  <m:sty m:val="p"/>
-                </m:rPr>
-                <m:t>,</m:t>
-              </m:r>
-              <m:r>
-                <m:t>L</m:t>
-              </m:r>
-              <m:r>
-                <m:rPr>
-                  <m:sty m:val="p"/>
-                </m:rPr>
-                <m:t>=</m:t>
-              </m:r>
-              <m:r>
-                <m:rPr>
-                  <m:sty m:val="p"/>
-                </m:rPr>
-                <m:t>ℓ</m:t>
-              </m:r>
-            </m:e>
-          </m:d>
+          <m:r>
+            <m:rPr>
+              <m:sty m:val="p"/>
+            </m:rPr>
+            <m:t>[</m:t>
+          </m:r>
+          <m:r>
+            <m:t>Y</m:t>
+          </m:r>
+          <m:r>
+            <m:rPr>
+              <m:sty m:val="p"/>
+            </m:rPr>
+            <m:t>=</m:t>
+          </m:r>
+          <m:r>
+            <m:t>1</m:t>
+          </m:r>
+          <m:r>
+            <m:rPr>
+              <m:sty m:val="p"/>
+            </m:rPr>
+            <m:t>∣</m:t>
+          </m:r>
+          <m:r>
+            <m:t>A</m:t>
+          </m:r>
+          <m:r>
+            <m:rPr>
+              <m:sty m:val="p"/>
+            </m:rPr>
+            <m:t>=</m:t>
+          </m:r>
+          <m:r>
+            <m:t>0</m:t>
+          </m:r>
+          <m:r>
+            <m:rPr>
+              <m:sty m:val="p"/>
+            </m:rPr>
+            <m:t>,</m:t>
+          </m:r>
+          <m:r>
+            <m:t>L</m:t>
+          </m:r>
+          <m:r>
+            <m:rPr>
+              <m:sty m:val="p"/>
+            </m:rPr>
+            <m:t>=</m:t>
+          </m:r>
+          <m:r>
+            <m:t>ℓ</m:t>
+          </m:r>
+          <m:r>
+            <m:rPr>
+              <m:sty m:val="p"/>
+            </m:rPr>
+            <m:t>]</m:t>
+          </m:r>
           <m:r>
             <m:rPr>
               <m:sty m:val="p"/>
@@ -1498,31 +1484,30 @@
               </m:r>
             </m:e>
           </m:acc>
-          <m:d>
-            <m:dPr>
-              <m:begChr m:val="["/>
-              <m:sepChr m:val=""/>
-              <m:endChr m:val="]"/>
-              <m:grow/>
-            </m:dPr>
-            <m:e>
-              <m:r>
-                <m:t>L</m:t>
-              </m:r>
-              <m:r>
-                <m:rPr>
-                  <m:sty m:val="p"/>
-                </m:rPr>
-                <m:t>=</m:t>
-              </m:r>
-              <m:r>
-                <m:rPr>
-                  <m:sty m:val="p"/>
-                </m:rPr>
-                <m:t>ℓ</m:t>
-              </m:r>
-            </m:e>
-          </m:d>
+          <m:r>
+            <m:rPr>
+              <m:sty m:val="p"/>
+            </m:rPr>
+            <m:t>[</m:t>
+          </m:r>
+          <m:r>
+            <m:t>L</m:t>
+          </m:r>
+          <m:r>
+            <m:rPr>
+              <m:sty m:val="p"/>
+            </m:rPr>
+            <m:t>=</m:t>
+          </m:r>
+          <m:r>
+            <m:t>ℓ</m:t>
+          </m:r>
+          <m:r>
+            <m:rPr>
+              <m:sty m:val="p"/>
+            </m:rPr>
+            <m:t>]</m:t>
+          </m:r>
         </m:oMath>
       </m:oMathPara>
     </w:p>
@@ -1554,37 +1539,39 @@
             </m:r>
           </m:e>
         </m:acc>
-        <m:d>
-          <m:dPr>
-            <m:begChr m:val="["/>
-            <m:sepChr m:val=""/>
-            <m:endChr m:val="]"/>
-            <m:grow/>
-          </m:dPr>
+        <m:r>
+          <m:rPr>
+            <m:sty m:val="p"/>
+          </m:rPr>
+          <m:t>[</m:t>
+        </m:r>
+        <m:sSup>
           <m:e>
-            <m:sSup>
-              <m:e>
-                <m:r>
-                  <m:t>Y</m:t>
-                </m:r>
-              </m:e>
-              <m:sup>
-                <m:r>
-                  <m:t>a</m:t>
-                </m:r>
-                <m:r>
-                  <m:rPr>
-                    <m:sty m:val="p"/>
-                  </m:rPr>
-                  <m:t>=</m:t>
-                </m:r>
-                <m:r>
-                  <m:t>1</m:t>
-                </m:r>
-              </m:sup>
-            </m:sSup>
+            <m:r>
+              <m:t>Y</m:t>
+            </m:r>
           </m:e>
-        </m:d>
+          <m:sup>
+            <m:r>
+              <m:t>a</m:t>
+            </m:r>
+            <m:r>
+              <m:rPr>
+                <m:sty m:val="p"/>
+              </m:rPr>
+              <m:t>=</m:t>
+            </m:r>
+            <m:r>
+              <m:t>1</m:t>
+            </m:r>
+          </m:sup>
+        </m:sSup>
+        <m:r>
+          <m:rPr>
+            <m:sty m:val="p"/>
+          </m:rPr>
+          <m:t>]</m:t>
+        </m:r>
         <m:r>
           <m:rPr>
             <m:sty m:val="p"/>
@@ -1601,37 +1588,39 @@
             </m:r>
           </m:e>
         </m:acc>
-        <m:d>
-          <m:dPr>
-            <m:begChr m:val="["/>
-            <m:sepChr m:val=""/>
-            <m:endChr m:val="]"/>
-            <m:grow/>
-          </m:dPr>
+        <m:r>
+          <m:rPr>
+            <m:sty m:val="p"/>
+          </m:rPr>
+          <m:t>[</m:t>
+        </m:r>
+        <m:sSup>
           <m:e>
-            <m:sSup>
-              <m:e>
-                <m:r>
-                  <m:t>Y</m:t>
-                </m:r>
-              </m:e>
-              <m:sup>
-                <m:r>
-                  <m:t>a</m:t>
-                </m:r>
-                <m:r>
-                  <m:rPr>
-                    <m:sty m:val="p"/>
-                  </m:rPr>
-                  <m:t>=</m:t>
-                </m:r>
-                <m:r>
-                  <m:t>0</m:t>
-                </m:r>
-              </m:sup>
-            </m:sSup>
+            <m:r>
+              <m:t>Y</m:t>
+            </m:r>
           </m:e>
-        </m:d>
+          <m:sup>
+            <m:r>
+              <m:t>a</m:t>
+            </m:r>
+            <m:r>
+              <m:rPr>
+                <m:sty m:val="p"/>
+              </m:rPr>
+              <m:t>=</m:t>
+            </m:r>
+            <m:r>
+              <m:t>0</m:t>
+            </m:r>
+          </m:sup>
+        </m:sSup>
+        <m:r>
+          <m:rPr>
+            <m:sty m:val="p"/>
+          </m:rPr>
+          <m:t>]</m:t>
+        </m:r>
       </m:oMath>
     </w:p>
     <w:p>
@@ -1695,9 +1684,9 @@
         <w:t xml:space="preserve">is high-dimensional or continuous.</w:t>
       </w:r>
     </w:p>
-    <w:bookmarkEnd w:id="22"/>
-    <w:bookmarkEnd w:id="23"/>
-    <w:bookmarkStart w:id="28" w:name="X0c2d666d0747a839fb89a30c57fefb9d54dca8b"/>
+    <w:bookmarkEnd w:id="11"/>
+    <w:bookmarkEnd w:id="12"/>
+    <w:bookmarkStart w:id="17" w:name="X0c2d666d0747a839fb89a30c57fefb9d54dca8b"/>
     <w:p>
       <w:pPr>
         <w:pStyle w:val="Heading2"/>
@@ -1734,7 +1723,7 @@
         <w:t xml:space="preserve">.</w:t>
       </w:r>
     </w:p>
-    <w:bookmarkStart w:id="24" w:name="parametric-outcome-model"/>
+    <w:bookmarkStart w:id="13" w:name="parametric-outcome-model"/>
     <w:p>
       <w:pPr>
         <w:pStyle w:val="Heading3"/>
@@ -1764,37 +1753,39 @@
         <m:r>
           <m:t>E</m:t>
         </m:r>
-        <m:d>
-          <m:dPr>
-            <m:begChr m:val="["/>
-            <m:sepChr m:val=""/>
-            <m:endChr m:val="]"/>
-            <m:grow/>
-          </m:dPr>
-          <m:e>
-            <m:r>
-              <m:t>Y</m:t>
-            </m:r>
-            <m:r>
-              <m:rPr>
-                <m:sty m:val="p"/>
-              </m:rPr>
-              <m:t>∣</m:t>
-            </m:r>
-            <m:r>
-              <m:t>A</m:t>
-            </m:r>
-            <m:r>
-              <m:rPr>
-                <m:sty m:val="p"/>
-              </m:rPr>
-              <m:t>,</m:t>
-            </m:r>
-            <m:r>
-              <m:t>L</m:t>
-            </m:r>
-          </m:e>
-        </m:d>
+        <m:r>
+          <m:rPr>
+            <m:sty m:val="p"/>
+          </m:rPr>
+          <m:t>[</m:t>
+        </m:r>
+        <m:r>
+          <m:t>Y</m:t>
+        </m:r>
+        <m:r>
+          <m:rPr>
+            <m:sty m:val="p"/>
+          </m:rPr>
+          <m:t>∣</m:t>
+        </m:r>
+        <m:r>
+          <m:t>A</m:t>
+        </m:r>
+        <m:r>
+          <m:rPr>
+            <m:sty m:val="p"/>
+          </m:rPr>
+          <m:t>,</m:t>
+        </m:r>
+        <m:r>
+          <m:t>L</m:t>
+        </m:r>
+        <m:r>
+          <m:rPr>
+            <m:sty m:val="p"/>
+          </m:rPr>
+          <m:t>]</m:t>
+        </m:r>
       </m:oMath>
       <w:r>
         <w:t xml:space="preserve">, such as:</w:t>
@@ -1812,37 +1803,39 @@
           <m:r>
             <m:t>E</m:t>
           </m:r>
-          <m:d>
-            <m:dPr>
-              <m:begChr m:val="["/>
-              <m:sepChr m:val=""/>
-              <m:endChr m:val="]"/>
-              <m:grow/>
-            </m:dPr>
-            <m:e>
-              <m:r>
-                <m:t>Y</m:t>
-              </m:r>
-              <m:r>
-                <m:rPr>
-                  <m:sty m:val="p"/>
-                </m:rPr>
-                <m:t>∣</m:t>
-              </m:r>
-              <m:r>
-                <m:t>A</m:t>
-              </m:r>
-              <m:r>
-                <m:rPr>
-                  <m:sty m:val="p"/>
-                </m:rPr>
-                <m:t>,</m:t>
-              </m:r>
-              <m:r>
-                <m:t>L</m:t>
-              </m:r>
-            </m:e>
-          </m:d>
+          <m:r>
+            <m:rPr>
+              <m:sty m:val="p"/>
+            </m:rPr>
+            <m:t>[</m:t>
+          </m:r>
+          <m:r>
+            <m:t>Y</m:t>
+          </m:r>
+          <m:r>
+            <m:rPr>
+              <m:sty m:val="p"/>
+            </m:rPr>
+            <m:t>∣</m:t>
+          </m:r>
+          <m:r>
+            <m:t>A</m:t>
+          </m:r>
+          <m:r>
+            <m:rPr>
+              <m:sty m:val="p"/>
+            </m:rPr>
+            <m:t>,</m:t>
+          </m:r>
+          <m:r>
+            <m:t>L</m:t>
+          </m:r>
+          <m:r>
+            <m:rPr>
+              <m:sty m:val="p"/>
+            </m:rPr>
+            <m:t>]</m:t>
+          </m:r>
           <m:r>
             <m:rPr>
               <m:sty m:val="p"/>
@@ -1937,28 +1930,30 @@
               </m:r>
             </m:sup>
           </m:sSubSup>
-          <m:d>
-            <m:dPr>
-              <m:begChr m:val="("/>
-              <m:sepChr m:val=""/>
-              <m:endChr m:val=")"/>
-              <m:grow/>
-            </m:dPr>
-            <m:e>
-              <m:r>
-                <m:t>A</m:t>
-              </m:r>
-              <m:r>
-                <m:rPr>
-                  <m:sty m:val="p"/>
-                </m:rPr>
-                <m:t>×</m:t>
-              </m:r>
-              <m:r>
-                <m:t>L</m:t>
-              </m:r>
-            </m:e>
-          </m:d>
+          <m:r>
+            <m:rPr>
+              <m:sty m:val="p"/>
+            </m:rPr>
+            <m:t>(</m:t>
+          </m:r>
+          <m:r>
+            <m:t>A</m:t>
+          </m:r>
+          <m:r>
+            <m:rPr>
+              <m:sty m:val="p"/>
+            </m:rPr>
+            <m:t>×</m:t>
+          </m:r>
+          <m:r>
+            <m:t>L</m:t>
+          </m:r>
+          <m:r>
+            <m:rPr>
+              <m:sty m:val="p"/>
+            </m:rPr>
+            <m:t>)</m:t>
+          </m:r>
         </m:oMath>
       </m:oMathPara>
     </w:p>
@@ -2069,8 +2064,8 @@
         <w:t xml:space="preserve">).</w:t>
       </w:r>
     </w:p>
-    <w:bookmarkEnd w:id="24"/>
-    <w:bookmarkStart w:id="26" w:name="the-parametric-g-formula"/>
+    <w:bookmarkEnd w:id="13"/>
+    <w:bookmarkStart w:id="15" w:name="the-parametric-g-formula"/>
     <w:p>
       <w:pPr>
         <w:pStyle w:val="Heading3"/>
@@ -2079,7 +2074,7 @@
         <w:t xml:space="preserve">2.2 The Parametric G-Formula</w:t>
       </w:r>
     </w:p>
-    <w:bookmarkStart w:id="25" w:name="def-g-formula"/>
+    <w:bookmarkStart w:id="14" w:name="def-g-formula"/>
     <w:p>
       <w:pPr>
         <w:pStyle w:val="FirstParagraph"/>
@@ -2111,37 +2106,39 @@
             </m:r>
           </m:e>
         </m:acc>
-        <m:d>
-          <m:dPr>
-            <m:begChr m:val="["/>
-            <m:sepChr m:val=""/>
-            <m:endChr m:val="]"/>
-            <m:grow/>
-          </m:dPr>
-          <m:e>
-            <m:r>
-              <m:t>Y</m:t>
-            </m:r>
-            <m:r>
-              <m:rPr>
-                <m:sty m:val="p"/>
-              </m:rPr>
-              <m:t>∣</m:t>
-            </m:r>
-            <m:r>
-              <m:t>A</m:t>
-            </m:r>
-            <m:r>
-              <m:rPr>
-                <m:sty m:val="p"/>
-              </m:rPr>
-              <m:t>,</m:t>
-            </m:r>
-            <m:r>
-              <m:t>L</m:t>
-            </m:r>
-          </m:e>
-        </m:d>
+        <m:r>
+          <m:rPr>
+            <m:sty m:val="p"/>
+          </m:rPr>
+          <m:t>[</m:t>
+        </m:r>
+        <m:r>
+          <m:t>Y</m:t>
+        </m:r>
+        <m:r>
+          <m:rPr>
+            <m:sty m:val="p"/>
+          </m:rPr>
+          <m:t>∣</m:t>
+        </m:r>
+        <m:r>
+          <m:t>A</m:t>
+        </m:r>
+        <m:r>
+          <m:rPr>
+            <m:sty m:val="p"/>
+          </m:rPr>
+          <m:t>,</m:t>
+        </m:r>
+        <m:r>
+          <m:t>L</m:t>
+        </m:r>
+        <m:r>
+          <m:rPr>
+            <m:sty m:val="p"/>
+          </m:rPr>
+          <m:t>]</m:t>
+        </m:r>
       </m:oMath>
       <w:r>
         <w:t xml:space="preserve">, the</w:t>
@@ -2182,28 +2179,30 @@
               </m:r>
             </m:e>
           </m:acc>
-          <m:d>
-            <m:dPr>
-              <m:begChr m:val="["/>
-              <m:sepChr m:val=""/>
-              <m:endChr m:val="]"/>
-              <m:grow/>
-            </m:dPr>
+          <m:r>
+            <m:rPr>
+              <m:sty m:val="p"/>
+            </m:rPr>
+            <m:t>[</m:t>
+          </m:r>
+          <m:sSup>
             <m:e>
-              <m:sSup>
-                <m:e>
-                  <m:r>
-                    <m:t>Y</m:t>
-                  </m:r>
-                </m:e>
-                <m:sup>
-                  <m:r>
-                    <m:t>a</m:t>
-                  </m:r>
-                </m:sup>
-              </m:sSup>
+              <m:r>
+                <m:t>Y</m:t>
+              </m:r>
             </m:e>
-          </m:d>
+            <m:sup>
+              <m:r>
+                <m:t>a</m:t>
+              </m:r>
+            </m:sup>
+          </m:sSup>
+          <m:r>
+            <m:rPr>
+              <m:sty m:val="p"/>
+            </m:rPr>
+            <m:t>]</m:t>
+          </m:r>
           <m:r>
             <m:rPr>
               <m:sty m:val="p"/>
@@ -2264,64 +2263,66 @@
               </m:acc>
             </m:e>
           </m:nary>
-          <m:d>
-            <m:dPr>
-              <m:begChr m:val="["/>
-              <m:sepChr m:val=""/>
-              <m:endChr m:val="]"/>
-              <m:grow/>
-            </m:dPr>
+          <m:r>
+            <m:rPr>
+              <m:sty m:val="p"/>
+            </m:rPr>
+            <m:t>[</m:t>
+          </m:r>
+          <m:r>
+            <m:t>Y</m:t>
+          </m:r>
+          <m:r>
+            <m:rPr>
+              <m:sty m:val="p"/>
+            </m:rPr>
+            <m:t>∣</m:t>
+          </m:r>
+          <m:r>
+            <m:t>A</m:t>
+          </m:r>
+          <m:r>
+            <m:rPr>
+              <m:sty m:val="p"/>
+            </m:rPr>
+            <m:t>=</m:t>
+          </m:r>
+          <m:r>
+            <m:t>a</m:t>
+          </m:r>
+          <m:r>
+            <m:rPr>
+              <m:sty m:val="p"/>
+            </m:rPr>
+            <m:t>,</m:t>
+          </m:r>
+          <m:r>
+            <m:t>L</m:t>
+          </m:r>
+          <m:r>
+            <m:rPr>
+              <m:sty m:val="p"/>
+            </m:rPr>
+            <m:t>=</m:t>
+          </m:r>
+          <m:sSub>
             <m:e>
               <m:r>
-                <m:t>Y</m:t>
-              </m:r>
-              <m:r>
-                <m:rPr>
-                  <m:sty m:val="p"/>
-                </m:rPr>
-                <m:t>∣</m:t>
-              </m:r>
-              <m:r>
-                <m:t>A</m:t>
-              </m:r>
-              <m:r>
-                <m:rPr>
-                  <m:sty m:val="p"/>
-                </m:rPr>
-                <m:t>=</m:t>
-              </m:r>
-              <m:r>
-                <m:t>a</m:t>
-              </m:r>
-              <m:r>
-                <m:rPr>
-                  <m:sty m:val="p"/>
-                </m:rPr>
-                <m:t>,</m:t>
-              </m:r>
-              <m:r>
                 <m:t>L</m:t>
               </m:r>
-              <m:r>
-                <m:rPr>
-                  <m:sty m:val="p"/>
-                </m:rPr>
-                <m:t>=</m:t>
-              </m:r>
-              <m:sSub>
-                <m:e>
-                  <m:r>
-                    <m:t>L</m:t>
-                  </m:r>
-                </m:e>
-                <m:sub>
-                  <m:r>
-                    <m:t>i</m:t>
-                  </m:r>
-                </m:sub>
-              </m:sSub>
             </m:e>
-          </m:d>
+            <m:sub>
+              <m:r>
+                <m:t>i</m:t>
+              </m:r>
+            </m:sub>
+          </m:sSub>
+          <m:r>
+            <m:rPr>
+              <m:sty m:val="p"/>
+            </m:rPr>
+            <m:t>]</m:t>
+          </m:r>
         </m:oMath>
       </m:oMathPara>
     </w:p>
@@ -2365,37 +2366,39 @@
             </m:r>
           </m:e>
         </m:acc>
-        <m:d>
-          <m:dPr>
-            <m:begChr m:val="["/>
-            <m:sepChr m:val=""/>
-            <m:endChr m:val="]"/>
-            <m:grow/>
-          </m:dPr>
-          <m:e>
-            <m:r>
-              <m:t>Y</m:t>
-            </m:r>
-            <m:r>
-              <m:rPr>
-                <m:sty m:val="p"/>
-              </m:rPr>
-              <m:t>∣</m:t>
-            </m:r>
-            <m:r>
-              <m:t>A</m:t>
-            </m:r>
-            <m:r>
-              <m:rPr>
-                <m:sty m:val="p"/>
-              </m:rPr>
-              <m:t>,</m:t>
-            </m:r>
-            <m:r>
-              <m:t>L</m:t>
-            </m:r>
-          </m:e>
-        </m:d>
+        <m:r>
+          <m:rPr>
+            <m:sty m:val="p"/>
+          </m:rPr>
+          <m:t>[</m:t>
+        </m:r>
+        <m:r>
+          <m:t>Y</m:t>
+        </m:r>
+        <m:r>
+          <m:rPr>
+            <m:sty m:val="p"/>
+          </m:rPr>
+          <m:t>∣</m:t>
+        </m:r>
+        <m:r>
+          <m:t>A</m:t>
+        </m:r>
+        <m:r>
+          <m:rPr>
+            <m:sty m:val="p"/>
+          </m:rPr>
+          <m:t>,</m:t>
+        </m:r>
+        <m:r>
+          <m:t>L</m:t>
+        </m:r>
+        <m:r>
+          <m:rPr>
+            <m:sty m:val="p"/>
+          </m:rPr>
+          <m:t>]</m:t>
+        </m:r>
       </m:oMath>
       <w:r>
         <w:t xml:space="preserve"> </w:t>
@@ -2470,64 +2473,66 @@
             </m:r>
           </m:e>
         </m:acc>
-        <m:d>
-          <m:dPr>
-            <m:begChr m:val="["/>
-            <m:sepChr m:val=""/>
-            <m:endChr m:val="]"/>
-            <m:grow/>
-          </m:dPr>
+        <m:r>
+          <m:rPr>
+            <m:sty m:val="p"/>
+          </m:rPr>
+          <m:t>[</m:t>
+        </m:r>
+        <m:r>
+          <m:t>Y</m:t>
+        </m:r>
+        <m:r>
+          <m:rPr>
+            <m:sty m:val="p"/>
+          </m:rPr>
+          <m:t>∣</m:t>
+        </m:r>
+        <m:r>
+          <m:t>A</m:t>
+        </m:r>
+        <m:r>
+          <m:rPr>
+            <m:sty m:val="p"/>
+          </m:rPr>
+          <m:t>=</m:t>
+        </m:r>
+        <m:r>
+          <m:t>a</m:t>
+        </m:r>
+        <m:r>
+          <m:rPr>
+            <m:sty m:val="p"/>
+          </m:rPr>
+          <m:t>,</m:t>
+        </m:r>
+        <m:r>
+          <m:t>L</m:t>
+        </m:r>
+        <m:r>
+          <m:rPr>
+            <m:sty m:val="p"/>
+          </m:rPr>
+          <m:t>=</m:t>
+        </m:r>
+        <m:sSub>
           <m:e>
             <m:r>
-              <m:t>Y</m:t>
-            </m:r>
-            <m:r>
-              <m:rPr>
-                <m:sty m:val="p"/>
-              </m:rPr>
-              <m:t>∣</m:t>
-            </m:r>
-            <m:r>
-              <m:t>A</m:t>
-            </m:r>
-            <m:r>
-              <m:rPr>
-                <m:sty m:val="p"/>
-              </m:rPr>
-              <m:t>=</m:t>
-            </m:r>
-            <m:r>
-              <m:t>a</m:t>
-            </m:r>
-            <m:r>
-              <m:rPr>
-                <m:sty m:val="p"/>
-              </m:rPr>
-              <m:t>,</m:t>
-            </m:r>
-            <m:r>
               <m:t>L</m:t>
             </m:r>
-            <m:r>
-              <m:rPr>
-                <m:sty m:val="p"/>
-              </m:rPr>
-              <m:t>=</m:t>
-            </m:r>
-            <m:sSub>
-              <m:e>
-                <m:r>
-                  <m:t>L</m:t>
-                </m:r>
-              </m:e>
-              <m:sub>
-                <m:r>
-                  <m:t>i</m:t>
-                </m:r>
-              </m:sub>
-            </m:sSub>
           </m:e>
-        </m:d>
+          <m:sub>
+            <m:r>
+              <m:t>i</m:t>
+            </m:r>
+          </m:sub>
+        </m:sSub>
+        <m:r>
+          <m:rPr>
+            <m:sty m:val="p"/>
+          </m:rPr>
+          <m:t>]</m:t>
+        </m:r>
       </m:oMath>
     </w:p>
     <w:p>
@@ -2555,28 +2560,30 @@
             </m:r>
           </m:e>
         </m:acc>
-        <m:d>
-          <m:dPr>
-            <m:begChr m:val="["/>
-            <m:sepChr m:val=""/>
-            <m:endChr m:val="]"/>
-            <m:grow/>
-          </m:dPr>
+        <m:r>
+          <m:rPr>
+            <m:sty m:val="p"/>
+          </m:rPr>
+          <m:t>[</m:t>
+        </m:r>
+        <m:sSup>
           <m:e>
-            <m:sSup>
-              <m:e>
-                <m:r>
-                  <m:t>Y</m:t>
-                </m:r>
-              </m:e>
-              <m:sup>
-                <m:r>
-                  <m:t>a</m:t>
-                </m:r>
-              </m:sup>
-            </m:sSup>
+            <m:r>
+              <m:t>Y</m:t>
+            </m:r>
           </m:e>
-        </m:d>
+          <m:sup>
+            <m:r>
+              <m:t>a</m:t>
+            </m:r>
+          </m:sup>
+        </m:sSup>
+        <m:r>
+          <m:rPr>
+            <m:sty m:val="p"/>
+          </m:rPr>
+          <m:t>]</m:t>
+        </m:r>
         <m:r>
           <m:rPr>
             <m:sty m:val="p"/>
@@ -2667,9 +2674,9 @@
         </m:r>
       </m:oMath>
     </w:p>
-    <w:bookmarkEnd w:id="25"/>
-    <w:bookmarkEnd w:id="26"/>
-    <w:bookmarkStart w:id="27" w:name="example-nhefs-data"/>
+    <w:bookmarkEnd w:id="14"/>
+    <w:bookmarkEnd w:id="15"/>
+    <w:bookmarkStart w:id="16" w:name="example-nhefs-data"/>
     <w:p>
       <w:pPr>
         <w:pStyle w:val="Heading3"/>
@@ -2705,37 +2712,39 @@
           <m:r>
             <m:t>E</m:t>
           </m:r>
-          <m:d>
-            <m:dPr>
-              <m:begChr m:val="["/>
-              <m:sepChr m:val=""/>
-              <m:endChr m:val="]"/>
-              <m:grow/>
-            </m:dPr>
-            <m:e>
-              <m:r>
-                <m:t>Y</m:t>
-              </m:r>
-              <m:r>
-                <m:rPr>
-                  <m:sty m:val="p"/>
-                </m:rPr>
-                <m:t>∣</m:t>
-              </m:r>
-              <m:r>
-                <m:t>A</m:t>
-              </m:r>
-              <m:r>
-                <m:rPr>
-                  <m:sty m:val="p"/>
-                </m:rPr>
-                <m:t>,</m:t>
-              </m:r>
-              <m:r>
-                <m:t>L</m:t>
-              </m:r>
-            </m:e>
-          </m:d>
+          <m:r>
+            <m:rPr>
+              <m:sty m:val="p"/>
+            </m:rPr>
+            <m:t>[</m:t>
+          </m:r>
+          <m:r>
+            <m:t>Y</m:t>
+          </m:r>
+          <m:r>
+            <m:rPr>
+              <m:sty m:val="p"/>
+            </m:rPr>
+            <m:t>∣</m:t>
+          </m:r>
+          <m:r>
+            <m:t>A</m:t>
+          </m:r>
+          <m:r>
+            <m:rPr>
+              <m:sty m:val="p"/>
+            </m:rPr>
+            <m:t>,</m:t>
+          </m:r>
+          <m:r>
+            <m:t>L</m:t>
+          </m:r>
+          <m:r>
+            <m:rPr>
+              <m:sty m:val="p"/>
+            </m:rPr>
+            <m:t>]</m:t>
+          </m:r>
           <m:r>
             <m:rPr>
               <m:sty m:val="p"/>
@@ -2863,37 +2872,39 @@
               </m:sSub>
             </m:e>
           </m:nary>
-          <m:d>
-            <m:dPr>
-              <m:begChr m:val="("/>
-              <m:sepChr m:val=""/>
-              <m:endChr m:val=")"/>
-              <m:grow/>
-            </m:dPr>
+          <m:r>
+            <m:rPr>
+              <m:sty m:val="p"/>
+            </m:rPr>
+            <m:t>(</m:t>
+          </m:r>
+          <m:r>
+            <m:t>A</m:t>
+          </m:r>
+          <m:r>
+            <m:rPr>
+              <m:sty m:val="p"/>
+            </m:rPr>
+            <m:t>×</m:t>
+          </m:r>
+          <m:sSub>
             <m:e>
               <m:r>
-                <m:t>A</m:t>
-              </m:r>
-              <m:r>
-                <m:rPr>
-                  <m:sty m:val="p"/>
-                </m:rPr>
-                <m:t>×</m:t>
-              </m:r>
-              <m:sSub>
-                <m:e>
-                  <m:r>
-                    <m:t>L</m:t>
-                  </m:r>
-                </m:e>
-                <m:sub>
-                  <m:r>
-                    <m:t>j</m:t>
-                  </m:r>
-                </m:sub>
-              </m:sSub>
+                <m:t>L</m:t>
+              </m:r>
             </m:e>
-          </m:d>
+            <m:sub>
+              <m:r>
+                <m:t>j</m:t>
+              </m:r>
+            </m:sub>
+          </m:sSub>
+          <m:r>
+            <m:rPr>
+              <m:sty m:val="p"/>
+            </m:rPr>
+            <m:t>)</m:t>
+          </m:r>
         </m:oMath>
       </m:oMathPara>
     </w:p>
@@ -2927,37 +2938,39 @@
         <w:t xml:space="preserve"> </w:t>
       </w:r>
       <m:oMath>
-        <m:d>
-          <m:dPr>
-            <m:begChr m:val="("/>
-            <m:sepChr m:val=""/>
-            <m:endChr m:val=")"/>
-            <m:grow/>
-          </m:dPr>
-          <m:e>
-            <m:r>
-              <m:t>A</m:t>
-            </m:r>
-            <m:r>
-              <m:rPr>
-                <m:sty m:val="p"/>
-              </m:rPr>
-              <m:t>,</m:t>
-            </m:r>
-            <m:r>
-              <m:t>L</m:t>
-            </m:r>
-            <m:r>
-              <m:rPr>
-                <m:sty m:val="p"/>
-              </m:rPr>
-              <m:t>,</m:t>
-            </m:r>
-            <m:r>
-              <m:t>Y</m:t>
-            </m:r>
-          </m:e>
-        </m:d>
+        <m:r>
+          <m:rPr>
+            <m:sty m:val="p"/>
+          </m:rPr>
+          <m:t>(</m:t>
+        </m:r>
+        <m:r>
+          <m:t>A</m:t>
+        </m:r>
+        <m:r>
+          <m:rPr>
+            <m:sty m:val="p"/>
+          </m:rPr>
+          <m:t>,</m:t>
+        </m:r>
+        <m:r>
+          <m:t>L</m:t>
+        </m:r>
+        <m:r>
+          <m:rPr>
+            <m:sty m:val="p"/>
+          </m:rPr>
+          <m:t>,</m:t>
+        </m:r>
+        <m:r>
+          <m:t>Y</m:t>
+        </m:r>
+        <m:r>
+          <m:rPr>
+            <m:sty m:val="p"/>
+          </m:rPr>
+          <m:t>)</m:t>
+        </m:r>
       </m:oMath>
     </w:p>
     <w:p>
@@ -3211,37 +3224,39 @@
             </m:r>
           </m:e>
         </m:acc>
-        <m:d>
-          <m:dPr>
-            <m:begChr m:val="["/>
-            <m:sepChr m:val=""/>
-            <m:endChr m:val="]"/>
-            <m:grow/>
-          </m:dPr>
+        <m:r>
+          <m:rPr>
+            <m:sty m:val="p"/>
+          </m:rPr>
+          <m:t>[</m:t>
+        </m:r>
+        <m:sSup>
           <m:e>
-            <m:sSup>
-              <m:e>
-                <m:r>
-                  <m:t>Y</m:t>
-                </m:r>
-              </m:e>
-              <m:sup>
-                <m:r>
-                  <m:t>a</m:t>
-                </m:r>
-                <m:r>
-                  <m:rPr>
-                    <m:sty m:val="p"/>
-                  </m:rPr>
-                  <m:t>=</m:t>
-                </m:r>
-                <m:r>
-                  <m:t>1</m:t>
-                </m:r>
-              </m:sup>
-            </m:sSup>
+            <m:r>
+              <m:t>Y</m:t>
+            </m:r>
           </m:e>
-        </m:d>
+          <m:sup>
+            <m:r>
+              <m:t>a</m:t>
+            </m:r>
+            <m:r>
+              <m:rPr>
+                <m:sty m:val="p"/>
+              </m:rPr>
+              <m:t>=</m:t>
+            </m:r>
+            <m:r>
+              <m:t>1</m:t>
+            </m:r>
+          </m:sup>
+        </m:sSup>
+        <m:r>
+          <m:rPr>
+            <m:sty m:val="p"/>
+          </m:rPr>
+          <m:t>]</m:t>
+        </m:r>
         <m:r>
           <m:rPr>
             <m:sty m:val="p"/>
@@ -3301,37 +3316,39 @@
             </m:r>
           </m:e>
         </m:acc>
-        <m:d>
-          <m:dPr>
-            <m:begChr m:val="["/>
-            <m:sepChr m:val=""/>
-            <m:endChr m:val="]"/>
-            <m:grow/>
-          </m:dPr>
+        <m:r>
+          <m:rPr>
+            <m:sty m:val="p"/>
+          </m:rPr>
+          <m:t>[</m:t>
+        </m:r>
+        <m:sSup>
           <m:e>
-            <m:sSup>
-              <m:e>
-                <m:r>
-                  <m:t>Y</m:t>
-                </m:r>
-              </m:e>
-              <m:sup>
-                <m:r>
-                  <m:t>a</m:t>
-                </m:r>
-                <m:r>
-                  <m:rPr>
-                    <m:sty m:val="p"/>
-                  </m:rPr>
-                  <m:t>=</m:t>
-                </m:r>
-                <m:r>
-                  <m:t>0</m:t>
-                </m:r>
-              </m:sup>
-            </m:sSup>
+            <m:r>
+              <m:t>Y</m:t>
+            </m:r>
           </m:e>
-        </m:d>
+          <m:sup>
+            <m:r>
+              <m:t>a</m:t>
+            </m:r>
+            <m:r>
+              <m:rPr>
+                <m:sty m:val="p"/>
+              </m:rPr>
+              <m:t>=</m:t>
+            </m:r>
+            <m:r>
+              <m:t>0</m:t>
+            </m:r>
+          </m:sup>
+        </m:sSup>
+        <m:r>
+          <m:rPr>
+            <m:sty m:val="p"/>
+          </m:rPr>
+          <m:t>]</m:t>
+        </m:r>
         <m:r>
           <m:rPr>
             <m:sty m:val="p"/>
@@ -3400,37 +3417,39 @@
             </m:r>
           </m:e>
         </m:acc>
-        <m:d>
-          <m:dPr>
-            <m:begChr m:val="["/>
-            <m:sepChr m:val=""/>
-            <m:endChr m:val="]"/>
-            <m:grow/>
-          </m:dPr>
+        <m:r>
+          <m:rPr>
+            <m:sty m:val="p"/>
+          </m:rPr>
+          <m:t>[</m:t>
+        </m:r>
+        <m:sSup>
           <m:e>
-            <m:sSup>
-              <m:e>
-                <m:r>
-                  <m:t>Y</m:t>
-                </m:r>
-              </m:e>
-              <m:sup>
-                <m:r>
-                  <m:t>a</m:t>
-                </m:r>
-                <m:r>
-                  <m:rPr>
-                    <m:sty m:val="p"/>
-                  </m:rPr>
-                  <m:t>=</m:t>
-                </m:r>
-                <m:r>
-                  <m:t>1</m:t>
-                </m:r>
-              </m:sup>
-            </m:sSup>
+            <m:r>
+              <m:t>Y</m:t>
+            </m:r>
           </m:e>
-        </m:d>
+          <m:sup>
+            <m:r>
+              <m:t>a</m:t>
+            </m:r>
+            <m:r>
+              <m:rPr>
+                <m:sty m:val="p"/>
+              </m:rPr>
+              <m:t>=</m:t>
+            </m:r>
+            <m:r>
+              <m:t>1</m:t>
+            </m:r>
+          </m:sup>
+        </m:sSup>
+        <m:r>
+          <m:rPr>
+            <m:sty m:val="p"/>
+          </m:rPr>
+          <m:t>]</m:t>
+        </m:r>
         <m:r>
           <m:rPr>
             <m:sty m:val="p"/>
@@ -3447,37 +3466,39 @@
             </m:r>
           </m:e>
         </m:acc>
-        <m:d>
-          <m:dPr>
-            <m:begChr m:val="["/>
-            <m:sepChr m:val=""/>
-            <m:endChr m:val="]"/>
-            <m:grow/>
-          </m:dPr>
+        <m:r>
+          <m:rPr>
+            <m:sty m:val="p"/>
+          </m:rPr>
+          <m:t>[</m:t>
+        </m:r>
+        <m:sSup>
           <m:e>
-            <m:sSup>
-              <m:e>
-                <m:r>
-                  <m:t>Y</m:t>
-                </m:r>
-              </m:e>
-              <m:sup>
-                <m:r>
-                  <m:t>a</m:t>
-                </m:r>
-                <m:r>
-                  <m:rPr>
-                    <m:sty m:val="p"/>
-                  </m:rPr>
-                  <m:t>=</m:t>
-                </m:r>
-                <m:r>
-                  <m:t>0</m:t>
-                </m:r>
-              </m:sup>
-            </m:sSup>
+            <m:r>
+              <m:t>Y</m:t>
+            </m:r>
           </m:e>
-        </m:d>
+          <m:sup>
+            <m:r>
+              <m:t>a</m:t>
+            </m:r>
+            <m:r>
+              <m:rPr>
+                <m:sty m:val="p"/>
+              </m:rPr>
+              <m:t>=</m:t>
+            </m:r>
+            <m:r>
+              <m:t>0</m:t>
+            </m:r>
+          </m:sup>
+        </m:sSup>
+        <m:r>
+          <m:rPr>
+            <m:sty m:val="p"/>
+          </m:rPr>
+          <m:t>]</m:t>
+        </m:r>
       </m:oMath>
     </w:p>
     <w:p>
@@ -3560,28 +3581,30 @@
           <m:r>
             <m:t>E</m:t>
           </m:r>
-          <m:d>
-            <m:dPr>
-              <m:begChr m:val="["/>
-              <m:sepChr m:val=""/>
-              <m:endChr m:val="]"/>
-              <m:grow/>
-            </m:dPr>
+          <m:r>
+            <m:rPr>
+              <m:sty m:val="p"/>
+            </m:rPr>
+            <m:t>[</m:t>
+          </m:r>
+          <m:sSup>
             <m:e>
-              <m:sSup>
-                <m:e>
-                  <m:r>
-                    <m:t>Y</m:t>
-                  </m:r>
-                </m:e>
-                <m:sup>
-                  <m:r>
-                    <m:t>a</m:t>
-                  </m:r>
-                </m:sup>
-              </m:sSup>
+              <m:r>
+                <m:t>Y</m:t>
+              </m:r>
             </m:e>
-          </m:d>
+            <m:sup>
+              <m:r>
+                <m:t>a</m:t>
+              </m:r>
+            </m:sup>
+          </m:sSup>
+          <m:r>
+            <m:rPr>
+              <m:sty m:val="p"/>
+            </m:rPr>
+            <m:t>]</m:t>
+          </m:r>
           <m:r>
             <m:rPr>
               <m:sty m:val="p"/>
@@ -3600,50 +3623,54 @@
               </m:r>
             </m:sub>
           </m:sSub>
-          <m:d>
-            <m:dPr>
-              <m:begChr m:val="["/>
-              <m:sepChr m:val=""/>
-              <m:endChr m:val="]"/>
-              <m:grow/>
-            </m:dPr>
+          <m:r>
+            <m:rPr>
+              <m:sty m:val="p"/>
+            </m:rPr>
+            <m:t>[</m:t>
+          </m:r>
+          <m:r>
+            <m:t>E</m:t>
+          </m:r>
+          <m:r>
+            <m:rPr>
+              <m:sty m:val="p"/>
+            </m:rPr>
+            <m:t>[</m:t>
+          </m:r>
+          <m:sSup>
             <m:e>
               <m:r>
-                <m:t>E</m:t>
-              </m:r>
-              <m:d>
-                <m:dPr>
-                  <m:begChr m:val="["/>
-                  <m:sepChr m:val=""/>
-                  <m:endChr m:val="]"/>
-                  <m:grow/>
-                </m:dPr>
-                <m:e>
-                  <m:sSup>
-                    <m:e>
-                      <m:r>
-                        <m:t>Y</m:t>
-                      </m:r>
-                    </m:e>
-                    <m:sup>
-                      <m:r>
-                        <m:t>a</m:t>
-                      </m:r>
-                    </m:sup>
-                  </m:sSup>
-                  <m:r>
-                    <m:rPr>
-                      <m:sty m:val="p"/>
-                    </m:rPr>
-                    <m:t>∣</m:t>
-                  </m:r>
-                  <m:r>
-                    <m:t>L</m:t>
-                  </m:r>
-                </m:e>
-              </m:d>
+                <m:t>Y</m:t>
+              </m:r>
             </m:e>
-          </m:d>
+            <m:sup>
+              <m:r>
+                <m:t>a</m:t>
+              </m:r>
+            </m:sup>
+          </m:sSup>
+          <m:r>
+            <m:rPr>
+              <m:sty m:val="p"/>
+            </m:rPr>
+            <m:t>∣</m:t>
+          </m:r>
+          <m:r>
+            <m:t>L</m:t>
+          </m:r>
+          <m:r>
+            <m:rPr>
+              <m:sty m:val="p"/>
+            </m:rPr>
+            <m:t>]</m:t>
+          </m:r>
+          <m:r>
+            <m:rPr>
+              <m:sty m:val="p"/>
+            </m:rPr>
+            <m:t>]</m:t>
+          </m:r>
           <m:r>
             <m:rPr>
               <m:sty m:val="p"/>
@@ -3662,59 +3689,63 @@
               </m:r>
             </m:sub>
           </m:sSub>
-          <m:d>
-            <m:dPr>
-              <m:begChr m:val="["/>
-              <m:sepChr m:val=""/>
-              <m:endChr m:val="]"/>
-              <m:grow/>
-            </m:dPr>
-            <m:e>
-              <m:r>
-                <m:t>E</m:t>
-              </m:r>
-              <m:d>
-                <m:dPr>
-                  <m:begChr m:val="["/>
-                  <m:sepChr m:val=""/>
-                  <m:endChr m:val="]"/>
-                  <m:grow/>
-                </m:dPr>
-                <m:e>
-                  <m:r>
-                    <m:t>Y</m:t>
-                  </m:r>
-                  <m:r>
-                    <m:rPr>
-                      <m:sty m:val="p"/>
-                    </m:rPr>
-                    <m:t>∣</m:t>
-                  </m:r>
-                  <m:r>
-                    <m:t>A</m:t>
-                  </m:r>
-                  <m:r>
-                    <m:rPr>
-                      <m:sty m:val="p"/>
-                    </m:rPr>
-                    <m:t>=</m:t>
-                  </m:r>
-                  <m:r>
-                    <m:t>a</m:t>
-                  </m:r>
-                  <m:r>
-                    <m:rPr>
-                      <m:sty m:val="p"/>
-                    </m:rPr>
-                    <m:t>,</m:t>
-                  </m:r>
-                  <m:r>
-                    <m:t>L</m:t>
-                  </m:r>
-                </m:e>
-              </m:d>
-            </m:e>
-          </m:d>
+          <m:r>
+            <m:rPr>
+              <m:sty m:val="p"/>
+            </m:rPr>
+            <m:t>[</m:t>
+          </m:r>
+          <m:r>
+            <m:t>E</m:t>
+          </m:r>
+          <m:r>
+            <m:rPr>
+              <m:sty m:val="p"/>
+            </m:rPr>
+            <m:t>[</m:t>
+          </m:r>
+          <m:r>
+            <m:t>Y</m:t>
+          </m:r>
+          <m:r>
+            <m:rPr>
+              <m:sty m:val="p"/>
+            </m:rPr>
+            <m:t>∣</m:t>
+          </m:r>
+          <m:r>
+            <m:t>A</m:t>
+          </m:r>
+          <m:r>
+            <m:rPr>
+              <m:sty m:val="p"/>
+            </m:rPr>
+            <m:t>=</m:t>
+          </m:r>
+          <m:r>
+            <m:t>a</m:t>
+          </m:r>
+          <m:r>
+            <m:rPr>
+              <m:sty m:val="p"/>
+            </m:rPr>
+            <m:t>,</m:t>
+          </m:r>
+          <m:r>
+            <m:t>L</m:t>
+          </m:r>
+          <m:r>
+            <m:rPr>
+              <m:sty m:val="p"/>
+            </m:rPr>
+            <m:t>]</m:t>
+          </m:r>
+          <m:r>
+            <m:rPr>
+              <m:sty m:val="p"/>
+            </m:rPr>
+            <m:t>]</m:t>
+          </m:r>
         </m:oMath>
       </m:oMathPara>
     </w:p>
@@ -3732,46 +3763,48 @@
         <m:r>
           <m:t>E</m:t>
         </m:r>
-        <m:d>
-          <m:dPr>
-            <m:begChr m:val="["/>
-            <m:sepChr m:val=""/>
-            <m:endChr m:val="]"/>
-            <m:grow/>
-          </m:dPr>
-          <m:e>
-            <m:r>
-              <m:t>Y</m:t>
-            </m:r>
-            <m:r>
-              <m:rPr>
-                <m:sty m:val="p"/>
-              </m:rPr>
-              <m:t>∣</m:t>
-            </m:r>
-            <m:r>
-              <m:t>A</m:t>
-            </m:r>
-            <m:r>
-              <m:rPr>
-                <m:sty m:val="p"/>
-              </m:rPr>
-              <m:t>=</m:t>
-            </m:r>
-            <m:r>
-              <m:t>a</m:t>
-            </m:r>
-            <m:r>
-              <m:rPr>
-                <m:sty m:val="p"/>
-              </m:rPr>
-              <m:t>,</m:t>
-            </m:r>
-            <m:r>
-              <m:t>L</m:t>
-            </m:r>
-          </m:e>
-        </m:d>
+        <m:r>
+          <m:rPr>
+            <m:sty m:val="p"/>
+          </m:rPr>
+          <m:t>[</m:t>
+        </m:r>
+        <m:r>
+          <m:t>Y</m:t>
+        </m:r>
+        <m:r>
+          <m:rPr>
+            <m:sty m:val="p"/>
+          </m:rPr>
+          <m:t>∣</m:t>
+        </m:r>
+        <m:r>
+          <m:t>A</m:t>
+        </m:r>
+        <m:r>
+          <m:rPr>
+            <m:sty m:val="p"/>
+          </m:rPr>
+          <m:t>=</m:t>
+        </m:r>
+        <m:r>
+          <m:t>a</m:t>
+        </m:r>
+        <m:r>
+          <m:rPr>
+            <m:sty m:val="p"/>
+          </m:rPr>
+          <m:t>,</m:t>
+        </m:r>
+        <m:r>
+          <m:t>L</m:t>
+        </m:r>
+        <m:r>
+          <m:rPr>
+            <m:sty m:val="p"/>
+          </m:rPr>
+          <m:t>]</m:t>
+        </m:r>
       </m:oMath>
       <w:r>
         <w:t xml:space="preserve"> </w:t>
@@ -3791,9 +3824,9 @@
         <w:t xml:space="preserve">.</w:t>
       </w:r>
     </w:p>
-    <w:bookmarkEnd w:id="27"/>
-    <w:bookmarkEnd w:id="28"/>
-    <w:bookmarkStart w:id="31" w:name="X5b87a68d3530eb2014f8bd7ba82704b379f1724"/>
+    <w:bookmarkEnd w:id="16"/>
+    <w:bookmarkEnd w:id="17"/>
+    <w:bookmarkStart w:id="20" w:name="X5b87a68d3530eb2014f8bd7ba82704b379f1724"/>
     <w:p>
       <w:pPr>
         <w:pStyle w:val="Heading2"/>
@@ -3833,7 +3866,7 @@
         <w:t xml:space="preserve">of confounders. We can also standardize to other distributions.</w:t>
       </w:r>
     </w:p>
-    <w:bookmarkStart w:id="29" w:name="alternative-reference-distributions"/>
+    <w:bookmarkStart w:id="18" w:name="alternative-reference-distributions"/>
     <w:p>
       <w:pPr>
         <w:pStyle w:val="Heading3"/>
@@ -3888,9 +3921,6 @@
           </m:naryPr>
           <m:sub>
             <m:r>
-              <m:rPr>
-                <m:sty m:val="p"/>
-              </m:rPr>
               <m:t>ℓ</m:t>
             </m:r>
           </m:sub>
@@ -3905,89 +3935,87 @@
             </m:r>
           </m:e>
         </m:nary>
-        <m:d>
-          <m:dPr>
-            <m:begChr m:val="["/>
-            <m:sepChr m:val=""/>
-            <m:endChr m:val="]"/>
-            <m:grow/>
-          </m:dPr>
-          <m:e>
-            <m:r>
-              <m:t>Y</m:t>
-            </m:r>
-            <m:r>
-              <m:rPr>
-                <m:sty m:val="p"/>
-              </m:rPr>
-              <m:t>∣</m:t>
-            </m:r>
-            <m:r>
-              <m:t>A</m:t>
-            </m:r>
-            <m:r>
-              <m:rPr>
-                <m:sty m:val="p"/>
-              </m:rPr>
-              <m:t>=</m:t>
-            </m:r>
-            <m:r>
-              <m:t>a</m:t>
-            </m:r>
-            <m:r>
-              <m:rPr>
-                <m:sty m:val="p"/>
-              </m:rPr>
-              <m:t>,</m:t>
-            </m:r>
-            <m:r>
-              <m:t>L</m:t>
-            </m:r>
-            <m:r>
-              <m:rPr>
-                <m:sty m:val="p"/>
-              </m:rPr>
-              <m:t>=</m:t>
-            </m:r>
-            <m:r>
-              <m:rPr>
-                <m:sty m:val="p"/>
-              </m:rPr>
-              <m:t>ℓ</m:t>
-            </m:r>
-          </m:e>
-        </m:d>
+        <m:r>
+          <m:rPr>
+            <m:sty m:val="p"/>
+          </m:rPr>
+          <m:t>[</m:t>
+        </m:r>
+        <m:r>
+          <m:t>Y</m:t>
+        </m:r>
+        <m:r>
+          <m:rPr>
+            <m:sty m:val="p"/>
+          </m:rPr>
+          <m:t>∣</m:t>
+        </m:r>
+        <m:r>
+          <m:t>A</m:t>
+        </m:r>
+        <m:r>
+          <m:rPr>
+            <m:sty m:val="p"/>
+          </m:rPr>
+          <m:t>=</m:t>
+        </m:r>
+        <m:r>
+          <m:t>a</m:t>
+        </m:r>
+        <m:r>
+          <m:rPr>
+            <m:sty m:val="p"/>
+          </m:rPr>
+          <m:t>,</m:t>
+        </m:r>
+        <m:r>
+          <m:t>L</m:t>
+        </m:r>
+        <m:r>
+          <m:rPr>
+            <m:sty m:val="p"/>
+          </m:rPr>
+          <m:t>=</m:t>
+        </m:r>
+        <m:r>
+          <m:t>ℓ</m:t>
+        </m:r>
+        <m:r>
+          <m:rPr>
+            <m:sty m:val="p"/>
+          </m:rPr>
+          <m:t>]</m:t>
+        </m:r>
         <m:r>
           <m:rPr>
             <m:sty m:val="p"/>
           </m:rPr>
           <m:t>Pr</m:t>
         </m:r>
-        <m:d>
-          <m:dPr>
-            <m:begChr m:val="["/>
-            <m:sepChr m:val=""/>
-            <m:endChr m:val="]"/>
-            <m:grow/>
-          </m:dPr>
-          <m:e>
-            <m:r>
-              <m:t>L</m:t>
-            </m:r>
-            <m:r>
-              <m:rPr>
-                <m:sty m:val="p"/>
-              </m:rPr>
-              <m:t>=</m:t>
-            </m:r>
-            <m:r>
-              <m:rPr>
-                <m:sty m:val="p"/>
-              </m:rPr>
-              <m:t>ℓ</m:t>
-            </m:r>
-          </m:e>
-        </m:d>
+        <m:r>
+          <m:rPr>
+            <m:sty m:val="p"/>
+          </m:rPr>
+          <m:t>[</m:t>
+        </m:r>
+        <m:r>
+          <m:t>L</m:t>
+        </m:r>
+        <m:r>
+          <m:rPr>
+            <m:sty m:val="p"/>
+          </m:rPr>
+          <m:t>=</m:t>
+        </m:r>
+        <m:r>
+          <m:t>ℓ</m:t>
+        </m:r>
+        <m:r>
+          <m:rPr>
+            <m:sty m:val="p"/>
+          </m:rPr>
+          <m:t>]</m:t>
+        </m:r>
       </m:oMath>
       <w:r>
         <w:t xml:space="preserve"> </w:t>
@@ -4027,9 +4055,6 @@
           </m:naryPr>
           <m:sub>
             <m:r>
-              <m:rPr>
-                <m:sty m:val="p"/>
-              </m:rPr>
               <m:t>ℓ</m:t>
             </m:r>
           </m:sub>
@@ -4044,107 +4069,105 @@
             </m:r>
           </m:e>
         </m:nary>
-        <m:d>
-          <m:dPr>
-            <m:begChr m:val="["/>
-            <m:sepChr m:val=""/>
-            <m:endChr m:val="]"/>
-            <m:grow/>
-          </m:dPr>
-          <m:e>
-            <m:r>
-              <m:t>Y</m:t>
-            </m:r>
-            <m:r>
-              <m:rPr>
-                <m:sty m:val="p"/>
-              </m:rPr>
-              <m:t>∣</m:t>
-            </m:r>
-            <m:r>
-              <m:t>A</m:t>
-            </m:r>
-            <m:r>
-              <m:rPr>
-                <m:sty m:val="p"/>
-              </m:rPr>
-              <m:t>=</m:t>
-            </m:r>
-            <m:r>
-              <m:t>a</m:t>
-            </m:r>
-            <m:r>
-              <m:rPr>
-                <m:sty m:val="p"/>
-              </m:rPr>
-              <m:t>,</m:t>
-            </m:r>
-            <m:r>
-              <m:t>L</m:t>
-            </m:r>
-            <m:r>
-              <m:rPr>
-                <m:sty m:val="p"/>
-              </m:rPr>
-              <m:t>=</m:t>
-            </m:r>
-            <m:r>
-              <m:rPr>
-                <m:sty m:val="p"/>
-              </m:rPr>
-              <m:t>ℓ</m:t>
-            </m:r>
-          </m:e>
-        </m:d>
+        <m:r>
+          <m:rPr>
+            <m:sty m:val="p"/>
+          </m:rPr>
+          <m:t>[</m:t>
+        </m:r>
+        <m:r>
+          <m:t>Y</m:t>
+        </m:r>
+        <m:r>
+          <m:rPr>
+            <m:sty m:val="p"/>
+          </m:rPr>
+          <m:t>∣</m:t>
+        </m:r>
+        <m:r>
+          <m:t>A</m:t>
+        </m:r>
+        <m:r>
+          <m:rPr>
+            <m:sty m:val="p"/>
+          </m:rPr>
+          <m:t>=</m:t>
+        </m:r>
+        <m:r>
+          <m:t>a</m:t>
+        </m:r>
+        <m:r>
+          <m:rPr>
+            <m:sty m:val="p"/>
+          </m:rPr>
+          <m:t>,</m:t>
+        </m:r>
+        <m:r>
+          <m:t>L</m:t>
+        </m:r>
+        <m:r>
+          <m:rPr>
+            <m:sty m:val="p"/>
+          </m:rPr>
+          <m:t>=</m:t>
+        </m:r>
+        <m:r>
+          <m:t>ℓ</m:t>
+        </m:r>
+        <m:r>
+          <m:rPr>
+            <m:sty m:val="p"/>
+          </m:rPr>
+          <m:t>]</m:t>
+        </m:r>
         <m:r>
           <m:rPr>
             <m:sty m:val="p"/>
           </m:rPr>
           <m:t>Pr</m:t>
         </m:r>
-        <m:d>
-          <m:dPr>
-            <m:begChr m:val="["/>
-            <m:sepChr m:val=""/>
-            <m:endChr m:val="]"/>
-            <m:grow/>
-          </m:dPr>
-          <m:e>
-            <m:r>
-              <m:t>L</m:t>
-            </m:r>
-            <m:r>
-              <m:rPr>
-                <m:sty m:val="p"/>
-              </m:rPr>
-              <m:t>=</m:t>
-            </m:r>
-            <m:r>
-              <m:rPr>
-                <m:sty m:val="p"/>
-              </m:rPr>
-              <m:t>ℓ</m:t>
-            </m:r>
-            <m:r>
-              <m:rPr>
-                <m:sty m:val="p"/>
-              </m:rPr>
-              <m:t>∣</m:t>
-            </m:r>
-            <m:r>
-              <m:t>A</m:t>
-            </m:r>
-            <m:r>
-              <m:rPr>
-                <m:sty m:val="p"/>
-              </m:rPr>
-              <m:t>=</m:t>
-            </m:r>
-            <m:r>
-              <m:t>1</m:t>
-            </m:r>
-          </m:e>
-        </m:d>
+        <m:r>
+          <m:rPr>
+            <m:sty m:val="p"/>
+          </m:rPr>
+          <m:t>[</m:t>
+        </m:r>
+        <m:r>
+          <m:t>L</m:t>
+        </m:r>
+        <m:r>
+          <m:rPr>
+            <m:sty m:val="p"/>
+          </m:rPr>
+          <m:t>=</m:t>
+        </m:r>
+        <m:r>
+          <m:t>ℓ</m:t>
+        </m:r>
+        <m:r>
+          <m:rPr>
+            <m:sty m:val="p"/>
+          </m:rPr>
+          <m:t>∣</m:t>
+        </m:r>
+        <m:r>
+          <m:t>A</m:t>
+        </m:r>
+        <m:r>
+          <m:rPr>
+            <m:sty m:val="p"/>
+          </m:rPr>
+          <m:t>=</m:t>
+        </m:r>
+        <m:r>
+          <m:t>1</m:t>
+        </m:r>
+        <m:r>
+          <m:rPr>
+            <m:sty m:val="p"/>
+          </m:rPr>
+          <m:t>]</m:t>
+        </m:r>
       </m:oMath>
     </w:p>
     <w:p>
@@ -4178,9 +4201,6 @@
           </m:naryPr>
           <m:sub>
             <m:r>
-              <m:rPr>
-                <m:sty m:val="p"/>
-              </m:rPr>
               <m:t>ℓ</m:t>
             </m:r>
           </m:sub>
@@ -4195,107 +4215,105 @@
             </m:r>
           </m:e>
         </m:nary>
-        <m:d>
-          <m:dPr>
-            <m:begChr m:val="["/>
-            <m:sepChr m:val=""/>
-            <m:endChr m:val="]"/>
-            <m:grow/>
-          </m:dPr>
-          <m:e>
-            <m:r>
-              <m:t>Y</m:t>
-            </m:r>
-            <m:r>
-              <m:rPr>
-                <m:sty m:val="p"/>
-              </m:rPr>
-              <m:t>∣</m:t>
-            </m:r>
-            <m:r>
-              <m:t>A</m:t>
-            </m:r>
-            <m:r>
-              <m:rPr>
-                <m:sty m:val="p"/>
-              </m:rPr>
-              <m:t>=</m:t>
-            </m:r>
-            <m:r>
-              <m:t>a</m:t>
-            </m:r>
-            <m:r>
-              <m:rPr>
-                <m:sty m:val="p"/>
-              </m:rPr>
-              <m:t>,</m:t>
-            </m:r>
-            <m:r>
-              <m:t>L</m:t>
-            </m:r>
-            <m:r>
-              <m:rPr>
-                <m:sty m:val="p"/>
-              </m:rPr>
-              <m:t>=</m:t>
-            </m:r>
-            <m:r>
-              <m:rPr>
-                <m:sty m:val="p"/>
-              </m:rPr>
-              <m:t>ℓ</m:t>
-            </m:r>
-          </m:e>
-        </m:d>
+        <m:r>
+          <m:rPr>
+            <m:sty m:val="p"/>
+          </m:rPr>
+          <m:t>[</m:t>
+        </m:r>
+        <m:r>
+          <m:t>Y</m:t>
+        </m:r>
+        <m:r>
+          <m:rPr>
+            <m:sty m:val="p"/>
+          </m:rPr>
+          <m:t>∣</m:t>
+        </m:r>
+        <m:r>
+          <m:t>A</m:t>
+        </m:r>
+        <m:r>
+          <m:rPr>
+            <m:sty m:val="p"/>
+          </m:rPr>
+          <m:t>=</m:t>
+        </m:r>
+        <m:r>
+          <m:t>a</m:t>
+        </m:r>
+        <m:r>
+          <m:rPr>
+            <m:sty m:val="p"/>
+          </m:rPr>
+          <m:t>,</m:t>
+        </m:r>
+        <m:r>
+          <m:t>L</m:t>
+        </m:r>
+        <m:r>
+          <m:rPr>
+            <m:sty m:val="p"/>
+          </m:rPr>
+          <m:t>=</m:t>
+        </m:r>
+        <m:r>
+          <m:t>ℓ</m:t>
+        </m:r>
+        <m:r>
+          <m:rPr>
+            <m:sty m:val="p"/>
+          </m:rPr>
+          <m:t>]</m:t>
+        </m:r>
         <m:r>
           <m:rPr>
             <m:sty m:val="p"/>
           </m:rPr>
           <m:t>Pr</m:t>
         </m:r>
-        <m:d>
-          <m:dPr>
-            <m:begChr m:val="["/>
-            <m:sepChr m:val=""/>
-            <m:endChr m:val="]"/>
-            <m:grow/>
-          </m:dPr>
-          <m:e>
-            <m:r>
-              <m:t>L</m:t>
-            </m:r>
-            <m:r>
-              <m:rPr>
-                <m:sty m:val="p"/>
-              </m:rPr>
-              <m:t>=</m:t>
-            </m:r>
-            <m:r>
-              <m:rPr>
-                <m:sty m:val="p"/>
-              </m:rPr>
-              <m:t>ℓ</m:t>
-            </m:r>
-            <m:r>
-              <m:rPr>
-                <m:sty m:val="p"/>
-              </m:rPr>
-              <m:t>∣</m:t>
-            </m:r>
-            <m:r>
-              <m:t>A</m:t>
-            </m:r>
-            <m:r>
-              <m:rPr>
-                <m:sty m:val="p"/>
-              </m:rPr>
-              <m:t>=</m:t>
-            </m:r>
-            <m:r>
-              <m:t>0</m:t>
-            </m:r>
-          </m:e>
-        </m:d>
+        <m:r>
+          <m:rPr>
+            <m:sty m:val="p"/>
+          </m:rPr>
+          <m:t>[</m:t>
+        </m:r>
+        <m:r>
+          <m:t>L</m:t>
+        </m:r>
+        <m:r>
+          <m:rPr>
+            <m:sty m:val="p"/>
+          </m:rPr>
+          <m:t>=</m:t>
+        </m:r>
+        <m:r>
+          <m:t>ℓ</m:t>
+        </m:r>
+        <m:r>
+          <m:rPr>
+            <m:sty m:val="p"/>
+          </m:rPr>
+          <m:t>∣</m:t>
+        </m:r>
+        <m:r>
+          <m:t>A</m:t>
+        </m:r>
+        <m:r>
+          <m:rPr>
+            <m:sty m:val="p"/>
+          </m:rPr>
+          <m:t>=</m:t>
+        </m:r>
+        <m:r>
+          <m:t>0</m:t>
+        </m:r>
+        <m:r>
+          <m:rPr>
+            <m:sty m:val="p"/>
+          </m:rPr>
+          <m:t>]</m:t>
+        </m:r>
       </m:oMath>
     </w:p>
     <w:p>
@@ -4329,9 +4347,6 @@
           </m:naryPr>
           <m:sub>
             <m:r>
-              <m:rPr>
-                <m:sty m:val="p"/>
-              </m:rPr>
               <m:t>ℓ</m:t>
             </m:r>
           </m:sub>
@@ -4346,58 +4361,57 @@
             </m:r>
           </m:e>
         </m:nary>
-        <m:d>
-          <m:dPr>
-            <m:begChr m:val="["/>
-            <m:sepChr m:val=""/>
-            <m:endChr m:val="]"/>
-            <m:grow/>
-          </m:dPr>
-          <m:e>
-            <m:r>
-              <m:t>Y</m:t>
-            </m:r>
-            <m:r>
-              <m:rPr>
-                <m:sty m:val="p"/>
-              </m:rPr>
-              <m:t>∣</m:t>
-            </m:r>
-            <m:r>
-              <m:t>A</m:t>
-            </m:r>
-            <m:r>
-              <m:rPr>
-                <m:sty m:val="p"/>
-              </m:rPr>
-              <m:t>=</m:t>
-            </m:r>
-            <m:r>
-              <m:t>a</m:t>
-            </m:r>
-            <m:r>
-              <m:rPr>
-                <m:sty m:val="p"/>
-              </m:rPr>
-              <m:t>,</m:t>
-            </m:r>
-            <m:r>
-              <m:t>L</m:t>
-            </m:r>
-            <m:r>
-              <m:rPr>
-                <m:sty m:val="p"/>
-              </m:rPr>
-              <m:t>=</m:t>
-            </m:r>
-            <m:r>
-              <m:rPr>
-                <m:sty m:val="p"/>
-              </m:rPr>
-              <m:t>ℓ</m:t>
-            </m:r>
-          </m:e>
-        </m:d>
+        <m:r>
+          <m:rPr>
+            <m:sty m:val="p"/>
+          </m:rPr>
+          <m:t>[</m:t>
+        </m:r>
+        <m:r>
+          <m:t>Y</m:t>
+        </m:r>
+        <m:r>
+          <m:rPr>
+            <m:sty m:val="p"/>
+          </m:rPr>
+          <m:t>∣</m:t>
+        </m:r>
+        <m:r>
+          <m:t>A</m:t>
+        </m:r>
+        <m:r>
+          <m:rPr>
+            <m:sty m:val="p"/>
+          </m:rPr>
+          <m:t>=</m:t>
+        </m:r>
+        <m:r>
+          <m:t>a</m:t>
+        </m:r>
+        <m:r>
+          <m:rPr>
+            <m:sty m:val="p"/>
+          </m:rPr>
+          <m:t>,</m:t>
+        </m:r>
+        <m:r>
+          <m:t>L</m:t>
+        </m:r>
+        <m:r>
+          <m:rPr>
+            <m:sty m:val="p"/>
+          </m:rPr>
+          <m:t>=</m:t>
+        </m:r>
+        <m:r>
+          <m:t>ℓ</m:t>
+        </m:r>
+        <m:r>
+          <m:rPr>
+            <m:sty m:val="p"/>
+          </m:rPr>
+          <m:t>]</m:t>
+        </m:r>
         <m:sSub>
           <m:e>
             <m:r>
@@ -4417,35 +4431,34 @@
             </m:r>
           </m:sub>
         </m:sSub>
-        <m:d>
-          <m:dPr>
-            <m:begChr m:val="["/>
-            <m:sepChr m:val=""/>
-            <m:endChr m:val="]"/>
-            <m:grow/>
-          </m:dPr>
-          <m:e>
-            <m:r>
-              <m:t>L</m:t>
-            </m:r>
-            <m:r>
-              <m:rPr>
-                <m:sty m:val="p"/>
-              </m:rPr>
-              <m:t>=</m:t>
-            </m:r>
-            <m:r>
-              <m:rPr>
-                <m:sty m:val="p"/>
-              </m:rPr>
-              <m:t>ℓ</m:t>
-            </m:r>
-          </m:e>
-        </m:d>
+        <m:r>
+          <m:rPr>
+            <m:sty m:val="p"/>
+          </m:rPr>
+          <m:t>[</m:t>
+        </m:r>
+        <m:r>
+          <m:t>L</m:t>
+        </m:r>
+        <m:r>
+          <m:rPr>
+            <m:sty m:val="p"/>
+          </m:rPr>
+          <m:t>=</m:t>
+        </m:r>
+        <m:r>
+          <m:t>ℓ</m:t>
+        </m:r>
+        <m:r>
+          <m:rPr>
+            <m:sty m:val="p"/>
+          </m:rPr>
+          <m:t>]</m:t>
+        </m:r>
       </m:oMath>
     </w:p>
-    <w:bookmarkEnd w:id="29"/>
-    <w:bookmarkStart w:id="30" w:name="att-vs-ate"/>
+    <w:bookmarkEnd w:id="18"/>
+    <w:bookmarkStart w:id="19" w:name="att-vs-ate"/>
     <w:p>
       <w:pPr>
         <w:pStyle w:val="Heading3"/>
@@ -4481,37 +4494,39 @@
           <m:r>
             <m:t>E</m:t>
           </m:r>
-          <m:d>
-            <m:dPr>
-              <m:begChr m:val="["/>
-              <m:sepChr m:val=""/>
-              <m:endChr m:val="]"/>
-              <m:grow/>
-            </m:dPr>
+          <m:r>
+            <m:rPr>
+              <m:sty m:val="p"/>
+            </m:rPr>
+            <m:t>[</m:t>
+          </m:r>
+          <m:sSup>
             <m:e>
-              <m:sSup>
-                <m:e>
-                  <m:r>
-                    <m:t>Y</m:t>
-                  </m:r>
-                </m:e>
-                <m:sup>
-                  <m:r>
-                    <m:t>a</m:t>
-                  </m:r>
-                  <m:r>
-                    <m:rPr>
-                      <m:sty m:val="p"/>
-                    </m:rPr>
-                    <m:t>=</m:t>
-                  </m:r>
-                  <m:r>
-                    <m:t>1</m:t>
-                  </m:r>
-                </m:sup>
-              </m:sSup>
+              <m:r>
+                <m:t>Y</m:t>
+              </m:r>
             </m:e>
-          </m:d>
+            <m:sup>
+              <m:r>
+                <m:t>a</m:t>
+              </m:r>
+              <m:r>
+                <m:rPr>
+                  <m:sty m:val="p"/>
+                </m:rPr>
+                <m:t>=</m:t>
+              </m:r>
+              <m:r>
+                <m:t>1</m:t>
+              </m:r>
+            </m:sup>
+          </m:sSup>
+          <m:r>
+            <m:rPr>
+              <m:sty m:val="p"/>
+            </m:rPr>
+            <m:t>]</m:t>
+          </m:r>
           <m:r>
             <m:rPr>
               <m:sty m:val="p"/>
@@ -4521,37 +4536,39 @@
           <m:r>
             <m:t>E</m:t>
           </m:r>
-          <m:d>
-            <m:dPr>
-              <m:begChr m:val="["/>
-              <m:sepChr m:val=""/>
-              <m:endChr m:val="]"/>
-              <m:grow/>
-            </m:dPr>
+          <m:r>
+            <m:rPr>
+              <m:sty m:val="p"/>
+            </m:rPr>
+            <m:t>[</m:t>
+          </m:r>
+          <m:sSup>
             <m:e>
-              <m:sSup>
-                <m:e>
-                  <m:r>
-                    <m:t>Y</m:t>
-                  </m:r>
-                </m:e>
-                <m:sup>
-                  <m:r>
-                    <m:t>a</m:t>
-                  </m:r>
-                  <m:r>
-                    <m:rPr>
-                      <m:sty m:val="p"/>
-                    </m:rPr>
-                    <m:t>=</m:t>
-                  </m:r>
-                  <m:r>
-                    <m:t>0</m:t>
-                  </m:r>
-                </m:sup>
-              </m:sSup>
+              <m:r>
+                <m:t>Y</m:t>
+              </m:r>
             </m:e>
-          </m:d>
+            <m:sup>
+              <m:r>
+                <m:t>a</m:t>
+              </m:r>
+              <m:r>
+                <m:rPr>
+                  <m:sty m:val="p"/>
+                </m:rPr>
+                <m:t>=</m:t>
+              </m:r>
+              <m:r>
+                <m:t>0</m:t>
+              </m:r>
+            </m:sup>
+          </m:sSup>
+          <m:r>
+            <m:rPr>
+              <m:sty m:val="p"/>
+            </m:rPr>
+            <m:t>]</m:t>
+          </m:r>
         </m:oMath>
       </m:oMathPara>
     </w:p>
@@ -4601,43 +4618,21 @@
           <m:r>
             <m:t>E</m:t>
           </m:r>
-          <m:d>
-            <m:dPr>
-              <m:begChr m:val="["/>
-              <m:sepChr m:val=""/>
-              <m:endChr m:val="]"/>
-              <m:grow/>
-            </m:dPr>
+          <m:r>
+            <m:rPr>
+              <m:sty m:val="p"/>
+            </m:rPr>
+            <m:t>[</m:t>
+          </m:r>
+          <m:sSup>
             <m:e>
-              <m:sSup>
-                <m:e>
-                  <m:r>
-                    <m:t>Y</m:t>
-                  </m:r>
-                </m:e>
-                <m:sup>
-                  <m:r>
-                    <m:t>a</m:t>
-                  </m:r>
-                  <m:r>
-                    <m:rPr>
-                      <m:sty m:val="p"/>
-                    </m:rPr>
-                    <m:t>=</m:t>
-                  </m:r>
-                  <m:r>
-                    <m:t>1</m:t>
-                  </m:r>
-                </m:sup>
-              </m:sSup>
-              <m:r>
-                <m:rPr>
-                  <m:sty m:val="p"/>
-                </m:rPr>
-                <m:t>∣</m:t>
-              </m:r>
-              <m:r>
-                <m:t>A</m:t>
+              <m:r>
+                <m:t>Y</m:t>
+              </m:r>
+            </m:e>
+            <m:sup>
+              <m:r>
+                <m:t>a</m:t>
               </m:r>
               <m:r>
                 <m:rPr>
@@ -4648,54 +4643,56 @@
               <m:r>
                 <m:t>1</m:t>
               </m:r>
+            </m:sup>
+          </m:sSup>
+          <m:r>
+            <m:rPr>
+              <m:sty m:val="p"/>
+            </m:rPr>
+            <m:t>∣</m:t>
+          </m:r>
+          <m:r>
+            <m:t>A</m:t>
+          </m:r>
+          <m:r>
+            <m:rPr>
+              <m:sty m:val="p"/>
+            </m:rPr>
+            <m:t>=</m:t>
+          </m:r>
+          <m:r>
+            <m:t>1</m:t>
+          </m:r>
+          <m:r>
+            <m:rPr>
+              <m:sty m:val="p"/>
+            </m:rPr>
+            <m:t>]</m:t>
+          </m:r>
+          <m:r>
+            <m:rPr>
+              <m:sty m:val="p"/>
+            </m:rPr>
+            <m:t>−</m:t>
+          </m:r>
+          <m:r>
+            <m:t>E</m:t>
+          </m:r>
+          <m:r>
+            <m:rPr>
+              <m:sty m:val="p"/>
+            </m:rPr>
+            <m:t>[</m:t>
+          </m:r>
+          <m:sSup>
+            <m:e>
+              <m:r>
+                <m:t>Y</m:t>
+              </m:r>
             </m:e>
-          </m:d>
-          <m:r>
-            <m:rPr>
-              <m:sty m:val="p"/>
-            </m:rPr>
-            <m:t>−</m:t>
-          </m:r>
-          <m:r>
-            <m:t>E</m:t>
-          </m:r>
-          <m:d>
-            <m:dPr>
-              <m:begChr m:val="["/>
-              <m:sepChr m:val=""/>
-              <m:endChr m:val="]"/>
-              <m:grow/>
-            </m:dPr>
-            <m:e>
-              <m:sSup>
-                <m:e>
-                  <m:r>
-                    <m:t>Y</m:t>
-                  </m:r>
-                </m:e>
-                <m:sup>
-                  <m:r>
-                    <m:t>a</m:t>
-                  </m:r>
-                  <m:r>
-                    <m:rPr>
-                      <m:sty m:val="p"/>
-                    </m:rPr>
-                    <m:t>=</m:t>
-                  </m:r>
-                  <m:r>
-                    <m:t>0</m:t>
-                  </m:r>
-                </m:sup>
-              </m:sSup>
-              <m:r>
-                <m:rPr>
-                  <m:sty m:val="p"/>
-                </m:rPr>
-                <m:t>∣</m:t>
-              </m:r>
-              <m:r>
-                <m:t>A</m:t>
+            <m:sup>
+              <m:r>
+                <m:t>a</m:t>
               </m:r>
               <m:r>
                 <m:rPr>
@@ -4704,10 +4701,34 @@
                 <m:t>=</m:t>
               </m:r>
               <m:r>
-                <m:t>1</m:t>
-              </m:r>
-            </m:e>
-          </m:d>
+                <m:t>0</m:t>
+              </m:r>
+            </m:sup>
+          </m:sSup>
+          <m:r>
+            <m:rPr>
+              <m:sty m:val="p"/>
+            </m:rPr>
+            <m:t>∣</m:t>
+          </m:r>
+          <m:r>
+            <m:t>A</m:t>
+          </m:r>
+          <m:r>
+            <m:rPr>
+              <m:sty m:val="p"/>
+            </m:rPr>
+            <m:t>=</m:t>
+          </m:r>
+          <m:r>
+            <m:t>1</m:t>
+          </m:r>
+          <m:r>
+            <m:rPr>
+              <m:sty m:val="p"/>
+            </m:rPr>
+            <m:t>]</m:t>
+          </m:r>
         </m:oMath>
       </m:oMathPara>
     </w:p>
@@ -4767,46 +4788,48 @@
               </m:r>
             </m:e>
           </m:acc>
-          <m:d>
-            <m:dPr>
-              <m:begChr m:val="["/>
-              <m:sepChr m:val=""/>
-              <m:endChr m:val="]"/>
-              <m:grow/>
-            </m:dPr>
+          <m:r>
+            <m:rPr>
+              <m:sty m:val="p"/>
+            </m:rPr>
+            <m:t>[</m:t>
+          </m:r>
+          <m:sSup>
             <m:e>
-              <m:sSup>
-                <m:e>
-                  <m:r>
-                    <m:t>Y</m:t>
-                  </m:r>
-                </m:e>
-                <m:sup>
-                  <m:r>
-                    <m:t>a</m:t>
-                  </m:r>
-                </m:sup>
-              </m:sSup>
-              <m:r>
-                <m:rPr>
-                  <m:sty m:val="p"/>
-                </m:rPr>
-                <m:t>∣</m:t>
-              </m:r>
-              <m:r>
-                <m:t>A</m:t>
-              </m:r>
-              <m:r>
-                <m:rPr>
-                  <m:sty m:val="p"/>
-                </m:rPr>
-                <m:t>=</m:t>
-              </m:r>
-              <m:r>
-                <m:t>1</m:t>
+              <m:r>
+                <m:t>Y</m:t>
               </m:r>
             </m:e>
-          </m:d>
+            <m:sup>
+              <m:r>
+                <m:t>a</m:t>
+              </m:r>
+            </m:sup>
+          </m:sSup>
+          <m:r>
+            <m:rPr>
+              <m:sty m:val="p"/>
+            </m:rPr>
+            <m:t>∣</m:t>
+          </m:r>
+          <m:r>
+            <m:t>A</m:t>
+          </m:r>
+          <m:r>
+            <m:rPr>
+              <m:sty m:val="p"/>
+            </m:rPr>
+            <m:t>=</m:t>
+          </m:r>
+          <m:r>
+            <m:t>1</m:t>
+          </m:r>
+          <m:r>
+            <m:rPr>
+              <m:sty m:val="p"/>
+            </m:rPr>
+            <m:t>]</m:t>
+          </m:r>
           <m:r>
             <m:rPr>
               <m:sty m:val="p"/>
@@ -4894,64 +4917,66 @@
               </m:acc>
             </m:e>
           </m:nary>
-          <m:d>
-            <m:dPr>
-              <m:begChr m:val="["/>
-              <m:sepChr m:val=""/>
-              <m:endChr m:val="]"/>
-              <m:grow/>
-            </m:dPr>
+          <m:r>
+            <m:rPr>
+              <m:sty m:val="p"/>
+            </m:rPr>
+            <m:t>[</m:t>
+          </m:r>
+          <m:r>
+            <m:t>Y</m:t>
+          </m:r>
+          <m:r>
+            <m:rPr>
+              <m:sty m:val="p"/>
+            </m:rPr>
+            <m:t>∣</m:t>
+          </m:r>
+          <m:r>
+            <m:t>A</m:t>
+          </m:r>
+          <m:r>
+            <m:rPr>
+              <m:sty m:val="p"/>
+            </m:rPr>
+            <m:t>=</m:t>
+          </m:r>
+          <m:r>
+            <m:t>a</m:t>
+          </m:r>
+          <m:r>
+            <m:rPr>
+              <m:sty m:val="p"/>
+            </m:rPr>
+            <m:t>,</m:t>
+          </m:r>
+          <m:r>
+            <m:t>L</m:t>
+          </m:r>
+          <m:r>
+            <m:rPr>
+              <m:sty m:val="p"/>
+            </m:rPr>
+            <m:t>=</m:t>
+          </m:r>
+          <m:sSub>
             <m:e>
               <m:r>
-                <m:t>Y</m:t>
-              </m:r>
-              <m:r>
-                <m:rPr>
-                  <m:sty m:val="p"/>
-                </m:rPr>
-                <m:t>∣</m:t>
-              </m:r>
-              <m:r>
-                <m:t>A</m:t>
-              </m:r>
-              <m:r>
-                <m:rPr>
-                  <m:sty m:val="p"/>
-                </m:rPr>
-                <m:t>=</m:t>
-              </m:r>
-              <m:r>
-                <m:t>a</m:t>
-              </m:r>
-              <m:r>
-                <m:rPr>
-                  <m:sty m:val="p"/>
-                </m:rPr>
-                <m:t>,</m:t>
-              </m:r>
-              <m:r>
                 <m:t>L</m:t>
               </m:r>
-              <m:r>
-                <m:rPr>
-                  <m:sty m:val="p"/>
-                </m:rPr>
-                <m:t>=</m:t>
-              </m:r>
-              <m:sSub>
-                <m:e>
-                  <m:r>
-                    <m:t>L</m:t>
-                  </m:r>
-                </m:e>
-                <m:sub>
-                  <m:r>
-                    <m:t>i</m:t>
-                  </m:r>
-                </m:sub>
-              </m:sSub>
             </m:e>
-          </m:d>
+            <m:sub>
+              <m:r>
+                <m:t>i</m:t>
+              </m:r>
+            </m:sub>
+          </m:sSub>
+          <m:r>
+            <m:rPr>
+              <m:sty m:val="p"/>
+            </m:rPr>
+            <m:t>]</m:t>
+          </m:r>
         </m:oMath>
       </m:oMathPara>
     </w:p>
@@ -5007,37 +5032,39 @@
             </m:r>
           </m:e>
         </m:nary>
-        <m:d>
-          <m:dPr>
-            <m:begChr m:val="("/>
-            <m:sepChr m:val=""/>
-            <m:endChr m:val=")"/>
-            <m:grow/>
-          </m:dPr>
+        <m:r>
+          <m:rPr>
+            <m:sty m:val="p"/>
+          </m:rPr>
+          <m:t>(</m:t>
+        </m:r>
+        <m:sSub>
           <m:e>
-            <m:sSub>
-              <m:e>
-                <m:r>
-                  <m:t>A</m:t>
-                </m:r>
-              </m:e>
-              <m:sub>
-                <m:r>
-                  <m:t>i</m:t>
-                </m:r>
-              </m:sub>
-            </m:sSub>
-            <m:r>
-              <m:rPr>
-                <m:sty m:val="p"/>
-              </m:rPr>
-              <m:t>=</m:t>
-            </m:r>
-            <m:r>
-              <m:t>1</m:t>
+            <m:r>
+              <m:t>A</m:t>
             </m:r>
           </m:e>
-        </m:d>
+          <m:sub>
+            <m:r>
+              <m:t>i</m:t>
+            </m:r>
+          </m:sub>
+        </m:sSub>
+        <m:r>
+          <m:rPr>
+            <m:sty m:val="p"/>
+          </m:rPr>
+          <m:t>=</m:t>
+        </m:r>
+        <m:r>
+          <m:t>1</m:t>
+        </m:r>
+        <m:r>
+          <m:rPr>
+            <m:sty m:val="p"/>
+          </m:rPr>
+          <m:t>)</m:t>
+        </m:r>
       </m:oMath>
       <w:r>
         <w:t xml:space="preserve">.</w:t>
@@ -5134,9 +5161,9 @@
         <w:t xml:space="preserve">- Positivity violations make ATE estimation unstable</w:t>
       </w:r>
     </w:p>
-    <w:bookmarkEnd w:id="30"/>
-    <w:bookmarkEnd w:id="31"/>
-    <w:bookmarkStart w:id="34" w:name="Xa00788dd65246cfbaf24110e2d3b2d602d969b2"/>
+    <w:bookmarkEnd w:id="19"/>
+    <w:bookmarkEnd w:id="20"/>
+    <w:bookmarkStart w:id="23" w:name="Xa00788dd65246cfbaf24110e2d3b2d602d969b2"/>
     <w:p>
       <w:pPr>
         <w:pStyle w:val="Heading2"/>
@@ -5160,7 +5187,7 @@
         <w:t xml:space="preserve">Both IP weighting and standardization can estimate causal effects. How do they compare?</w:t>
       </w:r>
     </w:p>
-    <w:bookmarkStart w:id="32" w:name="comparison"/>
+    <w:bookmarkStart w:id="21" w:name="comparison"/>
     <w:p>
       <w:pPr>
         <w:pStyle w:val="Heading3"/>
@@ -5248,28 +5275,30 @@
                 </m:rPr>
                 <m:t>Pr</m:t>
               </m:r>
-              <m:d>
-                <m:dPr>
-                  <m:begChr m:val="["/>
-                  <m:sepChr m:val=""/>
-                  <m:endChr m:val="]"/>
-                  <m:grow/>
-                </m:dPr>
-                <m:e>
-                  <m:r>
-                    <m:t>A</m:t>
-                  </m:r>
-                  <m:r>
-                    <m:rPr>
-                      <m:sty m:val="p"/>
-                    </m:rPr>
-                    <m:t>∣</m:t>
-                  </m:r>
-                  <m:r>
-                    <m:t>L</m:t>
-                  </m:r>
-                </m:e>
-              </m:d>
+              <m:r>
+                <m:rPr>
+                  <m:sty m:val="p"/>
+                </m:rPr>
+                <m:t>[</m:t>
+              </m:r>
+              <m:r>
+                <m:t>A</m:t>
+              </m:r>
+              <m:r>
+                <m:rPr>
+                  <m:sty m:val="p"/>
+                </m:rPr>
+                <m:t>∣</m:t>
+              </m:r>
+              <m:r>
+                <m:t>L</m:t>
+              </m:r>
+              <m:r>
+                <m:rPr>
+                  <m:sty m:val="p"/>
+                </m:rPr>
+                <m:t>]</m:t>
+              </m:r>
             </m:oMath>
             <w:r>
               <w:t xml:space="preserve"> </w:t>
@@ -5289,37 +5318,39 @@
               <m:r>
                 <m:t>E</m:t>
               </m:r>
-              <m:d>
-                <m:dPr>
-                  <m:begChr m:val="["/>
-                  <m:sepChr m:val=""/>
-                  <m:endChr m:val="]"/>
-                  <m:grow/>
-                </m:dPr>
-                <m:e>
-                  <m:r>
-                    <m:t>Y</m:t>
-                  </m:r>
-                  <m:r>
-                    <m:rPr>
-                      <m:sty m:val="p"/>
-                    </m:rPr>
-                    <m:t>∣</m:t>
-                  </m:r>
-                  <m:r>
-                    <m:t>A</m:t>
-                  </m:r>
-                  <m:r>
-                    <m:rPr>
-                      <m:sty m:val="p"/>
-                    </m:rPr>
-                    <m:t>,</m:t>
-                  </m:r>
-                  <m:r>
-                    <m:t>L</m:t>
-                  </m:r>
-                </m:e>
-              </m:d>
+              <m:r>
+                <m:rPr>
+                  <m:sty m:val="p"/>
+                </m:rPr>
+                <m:t>[</m:t>
+              </m:r>
+              <m:r>
+                <m:t>Y</m:t>
+              </m:r>
+              <m:r>
+                <m:rPr>
+                  <m:sty m:val="p"/>
+                </m:rPr>
+                <m:t>∣</m:t>
+              </m:r>
+              <m:r>
+                <m:t>A</m:t>
+              </m:r>
+              <m:r>
+                <m:rPr>
+                  <m:sty m:val="p"/>
+                </m:rPr>
+                <m:t>,</m:t>
+              </m:r>
+              <m:r>
+                <m:t>L</m:t>
+              </m:r>
+              <m:r>
+                <m:rPr>
+                  <m:sty m:val="p"/>
+                </m:rPr>
+                <m:t>]</m:t>
+              </m:r>
             </m:oMath>
             <w:r>
               <w:t xml:space="preserve"> </w:t>
@@ -5526,8 +5557,8 @@
         </w:tc>
       </w:tr>
     </w:tbl>
-    <w:bookmarkEnd w:id="32"/>
-    <w:bookmarkStart w:id="33" w:name="which-to-choose"/>
+    <w:bookmarkEnd w:id="21"/>
+    <w:bookmarkStart w:id="22" w:name="which-to-choose"/>
     <w:p>
       <w:pPr>
         <w:pStyle w:val="Heading3"/>
@@ -5662,9 +5693,9 @@
         <w:t xml:space="preserve">: Many researchers fit both methods as a sensitivity analysis. If results differ substantially, it suggests model misspecification in one or both approaches. This motivates the development of doubly robust methods that require only one model to be correct.</w:t>
       </w:r>
     </w:p>
-    <w:bookmarkEnd w:id="33"/>
-    <w:bookmarkEnd w:id="34"/>
-    <w:bookmarkStart w:id="38" w:name="X33202e568bc0dbbbd9390d6fc2ce30baed7e879"/>
+    <w:bookmarkEnd w:id="22"/>
+    <w:bookmarkEnd w:id="23"/>
+    <w:bookmarkStart w:id="27" w:name="X33202e568bc0dbbbd9390d6fc2ce30baed7e879"/>
     <w:p>
       <w:pPr>
         <w:pStyle w:val="Heading2"/>
@@ -5701,7 +5732,7 @@
         <w:t xml:space="preserve">. How much does misspecification matter?</w:t>
       </w:r>
     </w:p>
-    <w:bookmarkStart w:id="35" w:name="model-misspecification"/>
+    <w:bookmarkStart w:id="24" w:name="model-misspecification"/>
     <w:p>
       <w:pPr>
         <w:pStyle w:val="Heading3"/>
@@ -5833,8 +5864,8 @@
         <w:t xml:space="preserve">: Predictions far from data may be poor</w:t>
       </w:r>
     </w:p>
-    <w:bookmarkEnd w:id="35"/>
-    <w:bookmarkStart w:id="36" w:name="strategies-for-model-selection"/>
+    <w:bookmarkEnd w:id="24"/>
+    <w:bookmarkStart w:id="25" w:name="strategies-for-model-selection"/>
     <w:p>
       <w:pPr>
         <w:pStyle w:val="Heading3"/>
@@ -6156,8 +6187,8 @@
         <w:t xml:space="preserve">from Chapter 11 applies here. With large samples, lean toward flexibility. With small samples, lean toward parsimony.</w:t>
       </w:r>
     </w:p>
-    <w:bookmarkEnd w:id="36"/>
-    <w:bookmarkStart w:id="37" w:name="example-polynomial-models-in-nhefs"/>
+    <w:bookmarkEnd w:id="25"/>
+    <w:bookmarkStart w:id="26" w:name="example-polynomial-models-in-nhefs"/>
     <w:p>
       <w:pPr>
         <w:pStyle w:val="Heading3"/>
@@ -6193,37 +6224,39 @@
           <m:r>
             <m:t>E</m:t>
           </m:r>
-          <m:d>
-            <m:dPr>
-              <m:begChr m:val="["/>
-              <m:sepChr m:val=""/>
-              <m:endChr m:val="]"/>
-              <m:grow/>
-            </m:dPr>
-            <m:e>
-              <m:r>
-                <m:t>Y</m:t>
-              </m:r>
-              <m:r>
-                <m:rPr>
-                  <m:sty m:val="p"/>
-                </m:rPr>
-                <m:t>∣</m:t>
-              </m:r>
-              <m:r>
-                <m:t>A</m:t>
-              </m:r>
-              <m:r>
-                <m:rPr>
-                  <m:sty m:val="p"/>
-                </m:rPr>
-                <m:t>,</m:t>
-              </m:r>
-              <m:r>
-                <m:t>L</m:t>
-              </m:r>
-            </m:e>
-          </m:d>
+          <m:r>
+            <m:rPr>
+              <m:sty m:val="p"/>
+            </m:rPr>
+            <m:t>[</m:t>
+          </m:r>
+          <m:r>
+            <m:t>Y</m:t>
+          </m:r>
+          <m:r>
+            <m:rPr>
+              <m:sty m:val="p"/>
+            </m:rPr>
+            <m:t>∣</m:t>
+          </m:r>
+          <m:r>
+            <m:t>A</m:t>
+          </m:r>
+          <m:r>
+            <m:rPr>
+              <m:sty m:val="p"/>
+            </m:rPr>
+            <m:t>,</m:t>
+          </m:r>
+          <m:r>
+            <m:t>L</m:t>
+          </m:r>
+          <m:r>
+            <m:rPr>
+              <m:sty m:val="p"/>
+            </m:rPr>
+            <m:t>]</m:t>
+          </m:r>
           <m:r>
             <m:rPr>
               <m:sty m:val="p"/>
@@ -6355,37 +6388,39 @@
           <m:r>
             <m:t>E</m:t>
           </m:r>
-          <m:d>
-            <m:dPr>
-              <m:begChr m:val="["/>
-              <m:sepChr m:val=""/>
-              <m:endChr m:val="]"/>
-              <m:grow/>
-            </m:dPr>
-            <m:e>
-              <m:r>
-                <m:t>Y</m:t>
-              </m:r>
-              <m:r>
-                <m:rPr>
-                  <m:sty m:val="p"/>
-                </m:rPr>
-                <m:t>∣</m:t>
-              </m:r>
-              <m:r>
-                <m:t>A</m:t>
-              </m:r>
-              <m:r>
-                <m:rPr>
-                  <m:sty m:val="p"/>
-                </m:rPr>
-                <m:t>,</m:t>
-              </m:r>
-              <m:r>
-                <m:t>L</m:t>
-              </m:r>
-            </m:e>
-          </m:d>
+          <m:r>
+            <m:rPr>
+              <m:sty m:val="p"/>
+            </m:rPr>
+            <m:t>[</m:t>
+          </m:r>
+          <m:r>
+            <m:t>Y</m:t>
+          </m:r>
+          <m:r>
+            <m:rPr>
+              <m:sty m:val="p"/>
+            </m:rPr>
+            <m:t>∣</m:t>
+          </m:r>
+          <m:r>
+            <m:t>A</m:t>
+          </m:r>
+          <m:r>
+            <m:rPr>
+              <m:sty m:val="p"/>
+            </m:rPr>
+            <m:t>,</m:t>
+          </m:r>
+          <m:r>
+            <m:t>L</m:t>
+          </m:r>
+          <m:r>
+            <m:rPr>
+              <m:sty m:val="p"/>
+            </m:rPr>
+            <m:t>]</m:t>
+          </m:r>
           <m:r>
             <m:rPr>
               <m:sty m:val="p"/>
@@ -6564,9 +6599,9 @@
         <w:t xml:space="preserve">interactions is especially important, as it allows the confounder-outcome relationship to differ between treated and untreated.</w:t>
       </w:r>
     </w:p>
-    <w:bookmarkEnd w:id="37"/>
-    <w:bookmarkEnd w:id="38"/>
-    <w:bookmarkStart w:id="42" w:name="X4dca5661e01e1113dacddc7384ed8119a805469"/>
+    <w:bookmarkEnd w:id="26"/>
+    <w:bookmarkEnd w:id="27"/>
+    <w:bookmarkStart w:id="31" w:name="X4dca5661e01e1113dacddc7384ed8119a805469"/>
     <w:p>
       <w:pPr>
         <w:pStyle w:val="Heading2"/>
@@ -6603,7 +6638,7 @@
         <w:t xml:space="preserve">.</w:t>
       </w:r>
     </w:p>
-    <w:bookmarkStart w:id="39" w:name="continuous-treatment"/>
+    <w:bookmarkStart w:id="28" w:name="continuous-treatment"/>
     <w:p>
       <w:pPr>
         <w:pStyle w:val="Heading3"/>
@@ -6668,28 +6703,30 @@
           <m:r>
             <m:t>E</m:t>
           </m:r>
-          <m:d>
-            <m:dPr>
-              <m:begChr m:val="["/>
-              <m:sepChr m:val=""/>
-              <m:endChr m:val="]"/>
-              <m:grow/>
-            </m:dPr>
+          <m:r>
+            <m:rPr>
+              <m:sty m:val="p"/>
+            </m:rPr>
+            <m:t>[</m:t>
+          </m:r>
+          <m:sSup>
             <m:e>
-              <m:sSup>
-                <m:e>
-                  <m:r>
-                    <m:t>Y</m:t>
-                  </m:r>
-                </m:e>
-                <m:sup>
-                  <m:r>
-                    <m:t>a</m:t>
-                  </m:r>
-                </m:sup>
-              </m:sSup>
+              <m:r>
+                <m:t>Y</m:t>
+              </m:r>
             </m:e>
-          </m:d>
+            <m:sup>
+              <m:r>
+                <m:t>a</m:t>
+              </m:r>
+            </m:sup>
+          </m:sSup>
+          <m:r>
+            <m:rPr>
+              <m:sty m:val="p"/>
+            </m:rPr>
+            <m:t>]</m:t>
+          </m:r>
           <m:r>
             <m:rPr>
               <m:sty m:val="p"/>
@@ -6708,59 +6745,63 @@
               </m:r>
             </m:sub>
           </m:sSub>
-          <m:d>
-            <m:dPr>
-              <m:begChr m:val="["/>
-              <m:sepChr m:val=""/>
-              <m:endChr m:val="]"/>
-              <m:grow/>
-            </m:dPr>
-            <m:e>
-              <m:r>
-                <m:t>E</m:t>
-              </m:r>
-              <m:d>
-                <m:dPr>
-                  <m:begChr m:val="["/>
-                  <m:sepChr m:val=""/>
-                  <m:endChr m:val="]"/>
-                  <m:grow/>
-                </m:dPr>
-                <m:e>
-                  <m:r>
-                    <m:t>Y</m:t>
-                  </m:r>
-                  <m:r>
-                    <m:rPr>
-                      <m:sty m:val="p"/>
-                    </m:rPr>
-                    <m:t>∣</m:t>
-                  </m:r>
-                  <m:r>
-                    <m:t>A</m:t>
-                  </m:r>
-                  <m:r>
-                    <m:rPr>
-                      <m:sty m:val="p"/>
-                    </m:rPr>
-                    <m:t>=</m:t>
-                  </m:r>
-                  <m:r>
-                    <m:t>a</m:t>
-                  </m:r>
-                  <m:r>
-                    <m:rPr>
-                      <m:sty m:val="p"/>
-                    </m:rPr>
-                    <m:t>,</m:t>
-                  </m:r>
-                  <m:r>
-                    <m:t>L</m:t>
-                  </m:r>
-                </m:e>
-              </m:d>
-            </m:e>
-          </m:d>
+          <m:r>
+            <m:rPr>
+              <m:sty m:val="p"/>
+            </m:rPr>
+            <m:t>[</m:t>
+          </m:r>
+          <m:r>
+            <m:t>E</m:t>
+          </m:r>
+          <m:r>
+            <m:rPr>
+              <m:sty m:val="p"/>
+            </m:rPr>
+            <m:t>[</m:t>
+          </m:r>
+          <m:r>
+            <m:t>Y</m:t>
+          </m:r>
+          <m:r>
+            <m:rPr>
+              <m:sty m:val="p"/>
+            </m:rPr>
+            <m:t>∣</m:t>
+          </m:r>
+          <m:r>
+            <m:t>A</m:t>
+          </m:r>
+          <m:r>
+            <m:rPr>
+              <m:sty m:val="p"/>
+            </m:rPr>
+            <m:t>=</m:t>
+          </m:r>
+          <m:r>
+            <m:t>a</m:t>
+          </m:r>
+          <m:r>
+            <m:rPr>
+              <m:sty m:val="p"/>
+            </m:rPr>
+            <m:t>,</m:t>
+          </m:r>
+          <m:r>
+            <m:t>L</m:t>
+          </m:r>
+          <m:r>
+            <m:rPr>
+              <m:sty m:val="p"/>
+            </m:rPr>
+            <m:t>]</m:t>
+          </m:r>
+          <m:r>
+            <m:rPr>
+              <m:sty m:val="p"/>
+            </m:rPr>
+            <m:t>]</m:t>
+          </m:r>
         </m:oMath>
       </m:oMathPara>
     </w:p>
@@ -6826,37 +6867,39 @@
             </m:r>
           </m:e>
         </m:acc>
-        <m:d>
-          <m:dPr>
-            <m:begChr m:val="["/>
-            <m:sepChr m:val=""/>
-            <m:endChr m:val="]"/>
-            <m:grow/>
-          </m:dPr>
-          <m:e>
-            <m:r>
-              <m:t>Y</m:t>
-            </m:r>
-            <m:r>
-              <m:rPr>
-                <m:sty m:val="p"/>
-              </m:rPr>
-              <m:t>∣</m:t>
-            </m:r>
-            <m:r>
-              <m:t>A</m:t>
-            </m:r>
-            <m:r>
-              <m:rPr>
-                <m:sty m:val="p"/>
-              </m:rPr>
-              <m:t>,</m:t>
-            </m:r>
-            <m:r>
-              <m:t>L</m:t>
-            </m:r>
-          </m:e>
-        </m:d>
+        <m:r>
+          <m:rPr>
+            <m:sty m:val="p"/>
+          </m:rPr>
+          <m:t>[</m:t>
+        </m:r>
+        <m:r>
+          <m:t>Y</m:t>
+        </m:r>
+        <m:r>
+          <m:rPr>
+            <m:sty m:val="p"/>
+          </m:rPr>
+          <m:t>∣</m:t>
+        </m:r>
+        <m:r>
+          <m:t>A</m:t>
+        </m:r>
+        <m:r>
+          <m:rPr>
+            <m:sty m:val="p"/>
+          </m:rPr>
+          <m:t>,</m:t>
+        </m:r>
+        <m:r>
+          <m:t>L</m:t>
+        </m:r>
+        <m:r>
+          <m:rPr>
+            <m:sty m:val="p"/>
+          </m:rPr>
+          <m:t>]</m:t>
+        </m:r>
       </m:oMath>
       <w:r>
         <w:t xml:space="preserve"> </w:t>
@@ -6931,64 +6974,66 @@
             </m:r>
           </m:e>
         </m:acc>
-        <m:d>
-          <m:dPr>
-            <m:begChr m:val="["/>
-            <m:sepChr m:val=""/>
-            <m:endChr m:val="]"/>
-            <m:grow/>
-          </m:dPr>
+        <m:r>
+          <m:rPr>
+            <m:sty m:val="p"/>
+          </m:rPr>
+          <m:t>[</m:t>
+        </m:r>
+        <m:r>
+          <m:t>Y</m:t>
+        </m:r>
+        <m:r>
+          <m:rPr>
+            <m:sty m:val="p"/>
+          </m:rPr>
+          <m:t>∣</m:t>
+        </m:r>
+        <m:r>
+          <m:t>A</m:t>
+        </m:r>
+        <m:r>
+          <m:rPr>
+            <m:sty m:val="p"/>
+          </m:rPr>
+          <m:t>=</m:t>
+        </m:r>
+        <m:r>
+          <m:t>a</m:t>
+        </m:r>
+        <m:r>
+          <m:rPr>
+            <m:sty m:val="p"/>
+          </m:rPr>
+          <m:t>,</m:t>
+        </m:r>
+        <m:r>
+          <m:t>L</m:t>
+        </m:r>
+        <m:r>
+          <m:rPr>
+            <m:sty m:val="p"/>
+          </m:rPr>
+          <m:t>=</m:t>
+        </m:r>
+        <m:sSub>
           <m:e>
             <m:r>
-              <m:t>Y</m:t>
-            </m:r>
-            <m:r>
-              <m:rPr>
-                <m:sty m:val="p"/>
-              </m:rPr>
-              <m:t>∣</m:t>
-            </m:r>
-            <m:r>
-              <m:t>A</m:t>
-            </m:r>
-            <m:r>
-              <m:rPr>
-                <m:sty m:val="p"/>
-              </m:rPr>
-              <m:t>=</m:t>
-            </m:r>
-            <m:r>
-              <m:t>a</m:t>
-            </m:r>
-            <m:r>
-              <m:rPr>
-                <m:sty m:val="p"/>
-              </m:rPr>
-              <m:t>,</m:t>
-            </m:r>
-            <m:r>
               <m:t>L</m:t>
             </m:r>
-            <m:r>
-              <m:rPr>
-                <m:sty m:val="p"/>
-              </m:rPr>
-              <m:t>=</m:t>
-            </m:r>
-            <m:sSub>
-              <m:e>
-                <m:r>
-                  <m:t>L</m:t>
-                </m:r>
-              </m:e>
-              <m:sub>
-                <m:r>
-                  <m:t>i</m:t>
-                </m:r>
-              </m:sub>
-            </m:sSub>
           </m:e>
-        </m:d>
+          <m:sub>
+            <m:r>
+              <m:t>i</m:t>
+            </m:r>
+          </m:sub>
+        </m:sSub>
+        <m:r>
+          <m:rPr>
+            <m:sty m:val="p"/>
+          </m:rPr>
+          <m:t>]</m:t>
+        </m:r>
       </m:oMath>
       <w:r>
         <w:t xml:space="preserve"> </w:t>
@@ -7030,28 +7075,30 @@
             </m:r>
           </m:e>
         </m:acc>
-        <m:d>
-          <m:dPr>
-            <m:begChr m:val="["/>
-            <m:sepChr m:val=""/>
-            <m:endChr m:val="]"/>
-            <m:grow/>
-          </m:dPr>
+        <m:r>
+          <m:rPr>
+            <m:sty m:val="p"/>
+          </m:rPr>
+          <m:t>[</m:t>
+        </m:r>
+        <m:sSup>
           <m:e>
-            <m:sSup>
-              <m:e>
-                <m:r>
-                  <m:t>Y</m:t>
-                </m:r>
-              </m:e>
-              <m:sup>
-                <m:r>
-                  <m:t>a</m:t>
-                </m:r>
-              </m:sup>
-            </m:sSup>
+            <m:r>
+              <m:t>Y</m:t>
+            </m:r>
           </m:e>
-        </m:d>
+          <m:sup>
+            <m:r>
+              <m:t>a</m:t>
+            </m:r>
+          </m:sup>
+        </m:sSup>
+        <m:r>
+          <m:rPr>
+            <m:sty m:val="p"/>
+          </m:rPr>
+          <m:t>]</m:t>
+        </m:r>
         <m:r>
           <m:rPr>
             <m:sty m:val="p"/>
@@ -7144,8 +7191,8 @@
         <w:t xml:space="preserve">dose-response curve</w:t>
       </w:r>
     </w:p>
-    <w:bookmarkEnd w:id="39"/>
-    <w:bookmarkStart w:id="41" w:name="dose-response-curve"/>
+    <w:bookmarkEnd w:id="28"/>
+    <w:bookmarkStart w:id="30" w:name="dose-response-curve"/>
     <w:p>
       <w:pPr>
         <w:pStyle w:val="Heading3"/>
@@ -7154,7 +7201,7 @@
         <w:t xml:space="preserve">6.2 Dose-Response Curve</w:t>
       </w:r>
     </w:p>
-    <w:bookmarkStart w:id="40" w:name="def-dose-response"/>
+    <w:bookmarkStart w:id="29" w:name="def-dose-response"/>
     <w:p>
       <w:pPr>
         <w:pStyle w:val="FirstParagraph"/>
@@ -7204,28 +7251,30 @@
         <m:r>
           <m:t>E</m:t>
         </m:r>
-        <m:d>
-          <m:dPr>
-            <m:begChr m:val="["/>
-            <m:sepChr m:val=""/>
-            <m:endChr m:val="]"/>
-            <m:grow/>
-          </m:dPr>
+        <m:r>
+          <m:rPr>
+            <m:sty m:val="p"/>
+          </m:rPr>
+          <m:t>[</m:t>
+        </m:r>
+        <m:sSup>
           <m:e>
-            <m:sSup>
-              <m:e>
-                <m:r>
-                  <m:t>Y</m:t>
-                </m:r>
-              </m:e>
-              <m:sup>
-                <m:r>
-                  <m:t>a</m:t>
-                </m:r>
-              </m:sup>
-            </m:sSup>
+            <m:r>
+              <m:t>Y</m:t>
+            </m:r>
           </m:e>
-        </m:d>
+          <m:sup>
+            <m:r>
+              <m:t>a</m:t>
+            </m:r>
+          </m:sup>
+        </m:sSup>
+        <m:r>
+          <m:rPr>
+            <m:sty m:val="p"/>
+          </m:rPr>
+          <m:t>]</m:t>
+        </m:r>
       </m:oMath>
       <w:r>
         <w:t xml:space="preserve"> </w:t>
@@ -7253,7 +7302,7 @@
         <w:t xml:space="preserve">For continuous treatment, this is a smooth curve rather than discrete points.</w:t>
       </w:r>
     </w:p>
-    <w:bookmarkEnd w:id="40"/>
+    <w:bookmarkEnd w:id="29"/>
     <w:p>
       <w:pPr>
         <w:pStyle w:val="BodyText"/>
@@ -7294,28 +7343,30 @@
             </m:r>
           </m:e>
         </m:acc>
-        <m:d>
-          <m:dPr>
-            <m:begChr m:val="["/>
-            <m:sepChr m:val=""/>
-            <m:endChr m:val="]"/>
-            <m:grow/>
-          </m:dPr>
+        <m:r>
+          <m:rPr>
+            <m:sty m:val="p"/>
+          </m:rPr>
+          <m:t>[</m:t>
+        </m:r>
+        <m:sSup>
           <m:e>
-            <m:sSup>
-              <m:e>
-                <m:r>
-                  <m:t>Y</m:t>
-                </m:r>
-              </m:e>
-              <m:sup>
-                <m:r>
-                  <m:t>a</m:t>
-                </m:r>
-              </m:sup>
-            </m:sSup>
+            <m:r>
+              <m:t>Y</m:t>
+            </m:r>
           </m:e>
-        </m:d>
+          <m:sup>
+            <m:r>
+              <m:t>a</m:t>
+            </m:r>
+          </m:sup>
+        </m:sSup>
+        <m:r>
+          <m:rPr>
+            <m:sty m:val="p"/>
+          </m:rPr>
+          <m:t>]</m:t>
+        </m:r>
       </m:oMath>
       <w:r>
         <w:t xml:space="preserve"> </w:t>
@@ -7434,28 +7485,30 @@
             </m:r>
           </m:e>
         </m:acc>
-        <m:d>
-          <m:dPr>
-            <m:begChr m:val="["/>
-            <m:sepChr m:val=""/>
-            <m:endChr m:val="]"/>
-            <m:grow/>
-          </m:dPr>
+        <m:r>
+          <m:rPr>
+            <m:sty m:val="p"/>
+          </m:rPr>
+          <m:t>[</m:t>
+        </m:r>
+        <m:sSup>
           <m:e>
-            <m:sSup>
-              <m:e>
-                <m:r>
-                  <m:t>Y</m:t>
-                </m:r>
-              </m:e>
-              <m:sup>
-                <m:r>
-                  <m:t>a</m:t>
-                </m:r>
-              </m:sup>
-            </m:sSup>
+            <m:r>
+              <m:t>Y</m:t>
+            </m:r>
           </m:e>
-        </m:d>
+          <m:sup>
+            <m:r>
+              <m:t>a</m:t>
+            </m:r>
+          </m:sup>
+        </m:sSup>
+        <m:r>
+          <m:rPr>
+            <m:sty m:val="p"/>
+          </m:rPr>
+          <m:t>]</m:t>
+        </m:r>
       </m:oMath>
       <w:r>
         <w:t xml:space="preserve"> </w:t>
@@ -7667,9 +7720,9 @@
         <w:t xml:space="preserve">levels</w:t>
       </w:r>
     </w:p>
-    <w:bookmarkEnd w:id="41"/>
-    <w:bookmarkEnd w:id="42"/>
-    <w:bookmarkStart w:id="45" w:name="X3bef83b6a5a2cb0e1c775319498055070332414"/>
+    <w:bookmarkEnd w:id="30"/>
+    <w:bookmarkEnd w:id="31"/>
+    <w:bookmarkStart w:id="34" w:name="X3bef83b6a5a2cb0e1c775319498055070332414"/>
     <w:p>
       <w:pPr>
         <w:pStyle w:val="Heading2"/>
@@ -7725,7 +7778,7 @@
         <w:t xml:space="preserve">using either approach.</w:t>
       </w:r>
     </w:p>
-    <w:bookmarkStart w:id="43" w:name="standardization-for-binary-outcomes"/>
+    <w:bookmarkStart w:id="32" w:name="standardization-for-binary-outcomes"/>
     <w:p>
       <w:pPr>
         <w:pStyle w:val="Heading3"/>
@@ -7771,46 +7824,48 @@
             </m:rPr>
             <m:t>Pr</m:t>
           </m:r>
-          <m:d>
-            <m:dPr>
-              <m:begChr m:val="["/>
-              <m:sepChr m:val=""/>
-              <m:endChr m:val="]"/>
-              <m:grow/>
-            </m:dPr>
-            <m:e>
-              <m:r>
-                <m:t>Y</m:t>
-              </m:r>
-              <m:r>
-                <m:rPr>
-                  <m:sty m:val="p"/>
-                </m:rPr>
-                <m:t>=</m:t>
-              </m:r>
-              <m:r>
-                <m:t>1</m:t>
-              </m:r>
-              <m:r>
-                <m:rPr>
-                  <m:sty m:val="p"/>
-                </m:rPr>
-                <m:t>∣</m:t>
-              </m:r>
-              <m:r>
-                <m:t>A</m:t>
-              </m:r>
-              <m:r>
-                <m:rPr>
-                  <m:sty m:val="p"/>
-                </m:rPr>
-                <m:t>,</m:t>
-              </m:r>
-              <m:r>
-                <m:t>L</m:t>
-              </m:r>
-            </m:e>
-          </m:d>
+          <m:r>
+            <m:rPr>
+              <m:sty m:val="p"/>
+            </m:rPr>
+            <m:t>[</m:t>
+          </m:r>
+          <m:r>
+            <m:t>Y</m:t>
+          </m:r>
+          <m:r>
+            <m:rPr>
+              <m:sty m:val="p"/>
+            </m:rPr>
+            <m:t>=</m:t>
+          </m:r>
+          <m:r>
+            <m:t>1</m:t>
+          </m:r>
+          <m:r>
+            <m:rPr>
+              <m:sty m:val="p"/>
+            </m:rPr>
+            <m:t>∣</m:t>
+          </m:r>
+          <m:r>
+            <m:t>A</m:t>
+          </m:r>
+          <m:r>
+            <m:rPr>
+              <m:sty m:val="p"/>
+            </m:rPr>
+            <m:t>,</m:t>
+          </m:r>
+          <m:r>
+            <m:t>L</m:t>
+          </m:r>
+          <m:r>
+            <m:rPr>
+              <m:sty m:val="p"/>
+            </m:rPr>
+            <m:t>]</m:t>
+          </m:r>
           <m:r>
             <m:rPr>
               <m:sty m:val="p"/>
@@ -7905,28 +7960,30 @@
               </m:r>
             </m:sup>
           </m:sSubSup>
-          <m:d>
-            <m:dPr>
-              <m:begChr m:val="("/>
-              <m:sepChr m:val=""/>
-              <m:endChr m:val=")"/>
-              <m:grow/>
-            </m:dPr>
-            <m:e>
-              <m:r>
-                <m:t>A</m:t>
-              </m:r>
-              <m:r>
-                <m:rPr>
-                  <m:sty m:val="p"/>
-                </m:rPr>
-                <m:t>×</m:t>
-              </m:r>
-              <m:r>
-                <m:t>L</m:t>
-              </m:r>
-            </m:e>
-          </m:d>
+          <m:r>
+            <m:rPr>
+              <m:sty m:val="p"/>
+            </m:rPr>
+            <m:t>(</m:t>
+          </m:r>
+          <m:r>
+            <m:t>A</m:t>
+          </m:r>
+          <m:r>
+            <m:rPr>
+              <m:sty m:val="p"/>
+            </m:rPr>
+            <m:t>×</m:t>
+          </m:r>
+          <m:r>
+            <m:t>L</m:t>
+          </m:r>
+          <m:r>
+            <m:rPr>
+              <m:sty m:val="p"/>
+            </m:rPr>
+            <m:t>)</m:t>
+          </m:r>
         </m:oMath>
       </m:oMathPara>
     </w:p>
@@ -7967,37 +8024,39 @@
               </m:r>
             </m:e>
           </m:acc>
-          <m:d>
-            <m:dPr>
-              <m:begChr m:val="["/>
-              <m:sepChr m:val=""/>
-              <m:endChr m:val="]"/>
-              <m:grow/>
-            </m:dPr>
+          <m:r>
+            <m:rPr>
+              <m:sty m:val="p"/>
+            </m:rPr>
+            <m:t>[</m:t>
+          </m:r>
+          <m:sSup>
             <m:e>
-              <m:sSup>
-                <m:e>
-                  <m:r>
-                    <m:t>Y</m:t>
-                  </m:r>
-                </m:e>
-                <m:sup>
-                  <m:r>
-                    <m:t>a</m:t>
-                  </m:r>
-                </m:sup>
-              </m:sSup>
-              <m:r>
-                <m:rPr>
-                  <m:sty m:val="p"/>
-                </m:rPr>
-                <m:t>=</m:t>
-              </m:r>
-              <m:r>
-                <m:t>1</m:t>
+              <m:r>
+                <m:t>Y</m:t>
               </m:r>
             </m:e>
-          </m:d>
+            <m:sup>
+              <m:r>
+                <m:t>a</m:t>
+              </m:r>
+            </m:sup>
+          </m:sSup>
+          <m:r>
+            <m:rPr>
+              <m:sty m:val="p"/>
+            </m:rPr>
+            <m:t>=</m:t>
+          </m:r>
+          <m:r>
+            <m:t>1</m:t>
+          </m:r>
+          <m:r>
+            <m:rPr>
+              <m:sty m:val="p"/>
+            </m:rPr>
+            <m:t>]</m:t>
+          </m:r>
           <m:r>
             <m:rPr>
               <m:sty m:val="p"/>
@@ -8055,172 +8114,176 @@
               </m:r>
             </m:e>
           </m:nary>
-          <m:d>
-            <m:dPr>
-              <m:begChr m:val="("/>
-              <m:sepChr m:val=""/>
-              <m:endChr m:val=")"/>
-              <m:grow/>
-            </m:dPr>
+          <m:r>
+            <m:rPr>
+              <m:sty m:val="p"/>
+            </m:rPr>
+            <m:t>(</m:t>
+          </m:r>
+          <m:sSub>
             <m:e>
-              <m:sSub>
+              <m:acc>
+                <m:accPr>
+                  <m:chr m:val="̂"/>
+                </m:accPr>
                 <m:e>
-                  <m:acc>
-                    <m:accPr>
-                      <m:chr m:val="̂"/>
-                    </m:accPr>
-                    <m:e>
-                      <m:r>
-                        <m:t>β</m:t>
-                      </m:r>
-                    </m:e>
-                  </m:acc>
+                  <m:r>
+                    <m:t>β</m:t>
+                  </m:r>
                 </m:e>
-                <m:sub>
+              </m:acc>
+            </m:e>
+            <m:sub>
+              <m:r>
+                <m:t>0</m:t>
+              </m:r>
+            </m:sub>
+          </m:sSub>
+          <m:r>
+            <m:rPr>
+              <m:sty m:val="p"/>
+            </m:rPr>
+            <m:t>+</m:t>
+          </m:r>
+          <m:sSub>
+            <m:e>
+              <m:acc>
+                <m:accPr>
+                  <m:chr m:val="̂"/>
+                </m:accPr>
+                <m:e>
                   <m:r>
-                    <m:t>0</m:t>
+                    <m:t>β</m:t>
                   </m:r>
-                </m:sub>
-              </m:sSub>
+                </m:e>
+              </m:acc>
+            </m:e>
+            <m:sub>
+              <m:r>
+                <m:t>1</m:t>
+              </m:r>
+            </m:sub>
+          </m:sSub>
+          <m:r>
+            <m:t>a</m:t>
+          </m:r>
+          <m:r>
+            <m:rPr>
+              <m:sty m:val="p"/>
+            </m:rPr>
+            <m:t>+</m:t>
+          </m:r>
+          <m:sSubSup>
+            <m:e>
+              <m:acc>
+                <m:accPr>
+                  <m:chr m:val="̂"/>
+                </m:accPr>
+                <m:e>
+                  <m:r>
+                    <m:t>β</m:t>
+                  </m:r>
+                </m:e>
+              </m:acc>
+            </m:e>
+            <m:sub>
+              <m:r>
+                <m:t>2</m:t>
+              </m:r>
+            </m:sub>
+            <m:sup>
               <m:r>
                 <m:rPr>
                   <m:sty m:val="p"/>
                 </m:rPr>
-                <m:t>+</m:t>
-              </m:r>
-              <m:sSub>
+                <m:t>⊤</m:t>
+              </m:r>
+            </m:sup>
+          </m:sSubSup>
+          <m:sSub>
+            <m:e>
+              <m:r>
+                <m:t>L</m:t>
+              </m:r>
+            </m:e>
+            <m:sub>
+              <m:r>
+                <m:t>i</m:t>
+              </m:r>
+            </m:sub>
+          </m:sSub>
+          <m:r>
+            <m:rPr>
+              <m:sty m:val="p"/>
+            </m:rPr>
+            <m:t>+</m:t>
+          </m:r>
+          <m:sSubSup>
+            <m:e>
+              <m:acc>
+                <m:accPr>
+                  <m:chr m:val="̂"/>
+                </m:accPr>
                 <m:e>
-                  <m:acc>
-                    <m:accPr>
-                      <m:chr m:val="̂"/>
-                    </m:accPr>
-                    <m:e>
-                      <m:r>
-                        <m:t>β</m:t>
-                      </m:r>
-                    </m:e>
-                  </m:acc>
+                  <m:r>
+                    <m:t>β</m:t>
+                  </m:r>
                 </m:e>
-                <m:sub>
-                  <m:r>
-                    <m:t>1</m:t>
-                  </m:r>
-                </m:sub>
-              </m:sSub>
-              <m:r>
-                <m:t>a</m:t>
-              </m:r>
+              </m:acc>
+            </m:e>
+            <m:sub>
+              <m:r>
+                <m:t>3</m:t>
+              </m:r>
+            </m:sub>
+            <m:sup>
               <m:r>
                 <m:rPr>
                   <m:sty m:val="p"/>
                 </m:rPr>
-                <m:t>+</m:t>
-              </m:r>
-              <m:sSubSup>
-                <m:e>
-                  <m:acc>
-                    <m:accPr>
-                      <m:chr m:val="̂"/>
-                    </m:accPr>
-                    <m:e>
-                      <m:r>
-                        <m:t>β</m:t>
-                      </m:r>
-                    </m:e>
-                  </m:acc>
-                </m:e>
-                <m:sub>
-                  <m:r>
-                    <m:t>2</m:t>
-                  </m:r>
-                </m:sub>
-                <m:sup>
-                  <m:r>
-                    <m:rPr>
-                      <m:sty m:val="p"/>
-                    </m:rPr>
-                    <m:t>⊤</m:t>
-                  </m:r>
-                </m:sup>
-              </m:sSubSup>
-              <m:sSub>
-                <m:e>
-                  <m:r>
-                    <m:t>L</m:t>
-                  </m:r>
-                </m:e>
-                <m:sub>
-                  <m:r>
-                    <m:t>i</m:t>
-                  </m:r>
-                </m:sub>
-              </m:sSub>
-              <m:r>
-                <m:rPr>
-                  <m:sty m:val="p"/>
-                </m:rPr>
-                <m:t>+</m:t>
-              </m:r>
-              <m:sSubSup>
-                <m:e>
-                  <m:acc>
-                    <m:accPr>
-                      <m:chr m:val="̂"/>
-                    </m:accPr>
-                    <m:e>
-                      <m:r>
-                        <m:t>β</m:t>
-                      </m:r>
-                    </m:e>
-                  </m:acc>
-                </m:e>
-                <m:sub>
-                  <m:r>
-                    <m:t>3</m:t>
-                  </m:r>
-                </m:sub>
-                <m:sup>
-                  <m:r>
-                    <m:rPr>
-                      <m:sty m:val="p"/>
-                    </m:rPr>
-                    <m:t>⊤</m:t>
-                  </m:r>
-                </m:sup>
-              </m:sSubSup>
-              <m:d>
-                <m:dPr>
-                  <m:begChr m:val="("/>
-                  <m:sepChr m:val=""/>
-                  <m:endChr m:val=")"/>
-                  <m:grow/>
-                </m:dPr>
-                <m:e>
-                  <m:r>
-                    <m:t>a</m:t>
-                  </m:r>
-                  <m:r>
-                    <m:rPr>
-                      <m:sty m:val="p"/>
-                    </m:rPr>
-                    <m:t>×</m:t>
-                  </m:r>
-                  <m:sSub>
-                    <m:e>
-                      <m:r>
-                        <m:t>L</m:t>
-                      </m:r>
-                    </m:e>
-                    <m:sub>
-                      <m:r>
-                        <m:t>i</m:t>
-                      </m:r>
-                    </m:sub>
-                  </m:sSub>
-                </m:e>
-              </m:d>
+                <m:t>⊤</m:t>
+              </m:r>
+            </m:sup>
+          </m:sSubSup>
+          <m:r>
+            <m:rPr>
+              <m:sty m:val="p"/>
+            </m:rPr>
+            <m:t>(</m:t>
+          </m:r>
+          <m:r>
+            <m:t>a</m:t>
+          </m:r>
+          <m:r>
+            <m:rPr>
+              <m:sty m:val="p"/>
+            </m:rPr>
+            <m:t>×</m:t>
+          </m:r>
+          <m:sSub>
+            <m:e>
+              <m:r>
+                <m:t>L</m:t>
+              </m:r>
             </m:e>
-          </m:d>
+            <m:sub>
+              <m:r>
+                <m:t>i</m:t>
+              </m:r>
+            </m:sub>
+          </m:sSub>
+          <m:r>
+            <m:rPr>
+              <m:sty m:val="p"/>
+            </m:rPr>
+            <m:t>)</m:t>
+          </m:r>
+          <m:r>
+            <m:rPr>
+              <m:sty m:val="p"/>
+            </m:rPr>
+            <m:t>)</m:t>
+          </m:r>
         </m:oMath>
       </m:oMathPara>
     </w:p>
@@ -8242,19 +8305,21 @@
           </m:rPr>
           <m:t>expit</m:t>
         </m:r>
-        <m:d>
-          <m:dPr>
-            <m:begChr m:val="("/>
-            <m:sepChr m:val=""/>
-            <m:endChr m:val=")"/>
-            <m:grow/>
-          </m:dPr>
-          <m:e>
-            <m:r>
-              <m:t>x</m:t>
-            </m:r>
-          </m:e>
-        </m:d>
+        <m:r>
+          <m:rPr>
+            <m:sty m:val="p"/>
+          </m:rPr>
+          <m:t>(</m:t>
+        </m:r>
+        <m:r>
+          <m:t>x</m:t>
+        </m:r>
+        <m:r>
+          <m:rPr>
+            <m:sty m:val="p"/>
+          </m:rPr>
+          <m:t>)</m:t>
+        </m:r>
         <m:r>
           <m:rPr>
             <m:sty m:val="p"/>
@@ -8358,14 +8423,157 @@
             </m:r>
           </m:e>
         </m:acc>
-        <m:d>
-          <m:dPr>
-            <m:begChr m:val="["/>
-            <m:sepChr m:val=""/>
-            <m:endChr m:val="]"/>
-            <m:grow/>
-          </m:dPr>
+        <m:r>
+          <m:rPr>
+            <m:sty m:val="p"/>
+          </m:rPr>
+          <m:t>[</m:t>
+        </m:r>
+        <m:sSup>
           <m:e>
+            <m:r>
+              <m:t>Y</m:t>
+            </m:r>
+          </m:e>
+          <m:sup>
+            <m:r>
+              <m:t>a</m:t>
+            </m:r>
+            <m:r>
+              <m:rPr>
+                <m:sty m:val="p"/>
+              </m:rPr>
+              <m:t>=</m:t>
+            </m:r>
+            <m:r>
+              <m:t>1</m:t>
+            </m:r>
+          </m:sup>
+        </m:sSup>
+        <m:r>
+          <m:rPr>
+            <m:sty m:val="p"/>
+          </m:rPr>
+          <m:t>=</m:t>
+        </m:r>
+        <m:r>
+          <m:t>1</m:t>
+        </m:r>
+        <m:r>
+          <m:rPr>
+            <m:sty m:val="p"/>
+          </m:rPr>
+          <m:t>]</m:t>
+        </m:r>
+        <m:r>
+          <m:rPr>
+            <m:sty m:val="p"/>
+          </m:rPr>
+          <m:t>−</m:t>
+        </m:r>
+        <m:acc>
+          <m:accPr>
+            <m:chr m:val="̂"/>
+          </m:accPr>
+          <m:e>
+            <m:r>
+              <m:rPr>
+                <m:sty m:val="p"/>
+              </m:rPr>
+              <m:t>Pr</m:t>
+            </m:r>
+          </m:e>
+        </m:acc>
+        <m:r>
+          <m:rPr>
+            <m:sty m:val="p"/>
+          </m:rPr>
+          <m:t>[</m:t>
+        </m:r>
+        <m:sSup>
+          <m:e>
+            <m:r>
+              <m:t>Y</m:t>
+            </m:r>
+          </m:e>
+          <m:sup>
+            <m:r>
+              <m:t>a</m:t>
+            </m:r>
+            <m:r>
+              <m:rPr>
+                <m:sty m:val="p"/>
+              </m:rPr>
+              <m:t>=</m:t>
+            </m:r>
+            <m:r>
+              <m:t>0</m:t>
+            </m:r>
+          </m:sup>
+        </m:sSup>
+        <m:r>
+          <m:rPr>
+            <m:sty m:val="p"/>
+          </m:rPr>
+          <m:t>=</m:t>
+        </m:r>
+        <m:r>
+          <m:t>1</m:t>
+        </m:r>
+        <m:r>
+          <m:rPr>
+            <m:sty m:val="p"/>
+          </m:rPr>
+          <m:t>]</m:t>
+        </m:r>
+      </m:oMath>
+    </w:p>
+    <w:p>
+      <w:pPr>
+        <w:pStyle w:val="Compact"/>
+        <w:numPr>
+          <w:ilvl w:val="0"/>
+          <w:numId w:val="1013"/>
+        </w:numPr>
+      </w:pPr>
+      <w:r>
+        <w:rPr>
+          <w:b/>
+          <w:bCs/>
+        </w:rPr>
+        <w:t xml:space="preserve">Risk ratio</w:t>
+      </w:r>
+      <w:r>
+        <w:t xml:space="preserve">:</w:t>
+      </w:r>
+      <w:r>
+        <w:t xml:space="preserve"> </w:t>
+      </w:r>
+      <m:oMath>
+        <m:f>
+          <m:fPr>
+            <m:type m:val="bar"/>
+          </m:fPr>
+          <m:num>
+            <m:acc>
+              <m:accPr>
+                <m:chr m:val="̂"/>
+              </m:accPr>
+              <m:e>
+                <m:r>
+                  <m:rPr>
+                    <m:sty m:val="p"/>
+                  </m:rPr>
+                  <m:t>Pr</m:t>
+                </m:r>
+              </m:e>
+            </m:acc>
+            <m:r>
+              <m:rPr>
+                <m:sty m:val="p"/>
+              </m:rPr>
+              <m:t>[</m:t>
+            </m:r>
             <m:sSup>
               <m:e>
                 <m:r>
@@ -8396,35 +8604,33 @@
             <m:r>
               <m:t>1</m:t>
             </m:r>
-          </m:e>
-        </m:d>
-        <m:r>
-          <m:rPr>
-            <m:sty m:val="p"/>
-          </m:rPr>
-          <m:t>−</m:t>
-        </m:r>
-        <m:acc>
-          <m:accPr>
-            <m:chr m:val="̂"/>
-          </m:accPr>
-          <m:e>
             <m:r>
               <m:rPr>
                 <m:sty m:val="p"/>
               </m:rPr>
-              <m:t>Pr</m:t>
-            </m:r>
-          </m:e>
-        </m:acc>
-        <m:d>
-          <m:dPr>
-            <m:begChr m:val="["/>
-            <m:sepChr m:val=""/>
-            <m:endChr m:val="]"/>
-            <m:grow/>
-          </m:dPr>
-          <m:e>
+              <m:t>]</m:t>
+            </m:r>
+          </m:num>
+          <m:den>
+            <m:acc>
+              <m:accPr>
+                <m:chr m:val="̂"/>
+              </m:accPr>
+              <m:e>
+                <m:r>
+                  <m:rPr>
+                    <m:sty m:val="p"/>
+                  </m:rPr>
+                  <m:t>Pr</m:t>
+                </m:r>
+              </m:e>
+            </m:acc>
+            <m:r>
+              <m:rPr>
+                <m:sty m:val="p"/>
+              </m:rPr>
+              <m:t>[</m:t>
+            </m:r>
             <m:sSup>
               <m:e>
                 <m:r>
@@ -8455,8 +8661,14 @@
             <m:r>
               <m:t>1</m:t>
             </m:r>
-          </m:e>
-        </m:d>
+            <m:r>
+              <m:rPr>
+                <m:sty m:val="p"/>
+              </m:rPr>
+              <m:t>]</m:t>
+            </m:r>
+          </m:den>
+        </m:f>
       </m:oMath>
     </w:p>
     <w:p>
@@ -8472,7 +8684,7 @@
           <w:b/>
           <w:bCs/>
         </w:rPr>
-        <w:t xml:space="preserve">Risk ratio</w:t>
+        <w:t xml:space="preserve">Odds ratio</w:t>
       </w:r>
       <w:r>
         <w:t xml:space="preserve">:</w:t>
@@ -8499,35 +8711,22 @@
                 </m:r>
               </m:e>
             </m:acc>
-            <m:d>
-              <m:dPr>
-                <m:begChr m:val="["/>
-                <m:sepChr m:val=""/>
-                <m:endChr m:val="]"/>
-                <m:grow/>
-              </m:dPr>
+            <m:r>
+              <m:rPr>
+                <m:sty m:val="p"/>
+              </m:rPr>
+              <m:t>[</m:t>
+            </m:r>
+            <m:sSup>
               <m:e>
-                <m:sSup>
-                  <m:e>
-                    <m:r>
-                      <m:t>Y</m:t>
-                    </m:r>
-                  </m:e>
-                  <m:sup>
-                    <m:r>
-                      <m:t>a</m:t>
-                    </m:r>
-                    <m:r>
-                      <m:rPr>
-                        <m:sty m:val="p"/>
-                      </m:rPr>
-                      <m:t>=</m:t>
-                    </m:r>
-                    <m:r>
-                      <m:t>1</m:t>
-                    </m:r>
-                  </m:sup>
-                </m:sSup>
+                <m:r>
+                  <m:t>Y</m:t>
+                </m:r>
+              </m:e>
+              <m:sup>
+                <m:r>
+                  <m:t>a</m:t>
+                </m:r>
                 <m:r>
                   <m:rPr>
                     <m:sty m:val="p"/>
@@ -8537,8 +8736,84 @@
                 <m:r>
                   <m:t>1</m:t>
                 </m:r>
+              </m:sup>
+            </m:sSup>
+            <m:r>
+              <m:rPr>
+                <m:sty m:val="p"/>
+              </m:rPr>
+              <m:t>=</m:t>
+            </m:r>
+            <m:r>
+              <m:t>1</m:t>
+            </m:r>
+            <m:r>
+              <m:rPr>
+                <m:sty m:val="p"/>
+              </m:rPr>
+              <m:t>]</m:t>
+            </m:r>
+            <m:r>
+              <m:rPr>
+                <m:sty m:val="p"/>
+              </m:rPr>
+              <m:t>/</m:t>
+            </m:r>
+            <m:acc>
+              <m:accPr>
+                <m:chr m:val="̂"/>
+              </m:accPr>
+              <m:e>
+                <m:r>
+                  <m:rPr>
+                    <m:sty m:val="p"/>
+                  </m:rPr>
+                  <m:t>Pr</m:t>
+                </m:r>
               </m:e>
-            </m:d>
+            </m:acc>
+            <m:r>
+              <m:rPr>
+                <m:sty m:val="p"/>
+              </m:rPr>
+              <m:t>[</m:t>
+            </m:r>
+            <m:sSup>
+              <m:e>
+                <m:r>
+                  <m:t>Y</m:t>
+                </m:r>
+              </m:e>
+              <m:sup>
+                <m:r>
+                  <m:t>a</m:t>
+                </m:r>
+                <m:r>
+                  <m:rPr>
+                    <m:sty m:val="p"/>
+                  </m:rPr>
+                  <m:t>=</m:t>
+                </m:r>
+                <m:r>
+                  <m:t>1</m:t>
+                </m:r>
+              </m:sup>
+            </m:sSup>
+            <m:r>
+              <m:rPr>
+                <m:sty m:val="p"/>
+              </m:rPr>
+              <m:t>=</m:t>
+            </m:r>
+            <m:r>
+              <m:t>0</m:t>
+            </m:r>
+            <m:r>
+              <m:rPr>
+                <m:sty m:val="p"/>
+              </m:rPr>
+              <m:t>]</m:t>
+            </m:r>
           </m:num>
           <m:den>
             <m:acc>
@@ -8554,35 +8829,22 @@
                 </m:r>
               </m:e>
             </m:acc>
-            <m:d>
-              <m:dPr>
-                <m:begChr m:val="["/>
-                <m:sepChr m:val=""/>
-                <m:endChr m:val="]"/>
-                <m:grow/>
-              </m:dPr>
+            <m:r>
+              <m:rPr>
+                <m:sty m:val="p"/>
+              </m:rPr>
+              <m:t>[</m:t>
+            </m:r>
+            <m:sSup>
               <m:e>
-                <m:sSup>
-                  <m:e>
-                    <m:r>
-                      <m:t>Y</m:t>
-                    </m:r>
-                  </m:e>
-                  <m:sup>
-                    <m:r>
-                      <m:t>a</m:t>
-                    </m:r>
-                    <m:r>
-                      <m:rPr>
-                        <m:sty m:val="p"/>
-                      </m:rPr>
-                      <m:t>=</m:t>
-                    </m:r>
-                    <m:r>
-                      <m:t>0</m:t>
-                    </m:r>
-                  </m:sup>
-                </m:sSup>
+                <m:r>
+                  <m:t>Y</m:t>
+                </m:r>
+              </m:e>
+              <m:sup>
+                <m:r>
+                  <m:t>a</m:t>
+                </m:r>
                 <m:r>
                   <m:rPr>
                     <m:sty m:val="p"/>
@@ -8590,41 +8852,31 @@
                   <m:t>=</m:t>
                 </m:r>
                 <m:r>
-                  <m:t>1</m:t>
+                  <m:t>0</m:t>
                 </m:r>
-              </m:e>
-            </m:d>
-          </m:den>
-        </m:f>
-      </m:oMath>
-    </w:p>
-    <w:p>
-      <w:pPr>
-        <w:pStyle w:val="Compact"/>
-        <w:numPr>
-          <w:ilvl w:val="0"/>
-          <w:numId w:val="1013"/>
-        </w:numPr>
-      </w:pPr>
-      <w:r>
-        <w:rPr>
-          <w:b/>
-          <w:bCs/>
-        </w:rPr>
-        <w:t xml:space="preserve">Odds ratio</w:t>
-      </w:r>
-      <w:r>
-        <w:t xml:space="preserve">:</w:t>
-      </w:r>
-      <w:r>
-        <w:t xml:space="preserve"> </w:t>
-      </w:r>
-      <m:oMath>
-        <m:f>
-          <m:fPr>
-            <m:type m:val="bar"/>
-          </m:fPr>
-          <m:num>
+              </m:sup>
+            </m:sSup>
+            <m:r>
+              <m:rPr>
+                <m:sty m:val="p"/>
+              </m:rPr>
+              <m:t>=</m:t>
+            </m:r>
+            <m:r>
+              <m:t>1</m:t>
+            </m:r>
+            <m:r>
+              <m:rPr>
+                <m:sty m:val="p"/>
+              </m:rPr>
+              <m:t>]</m:t>
+            </m:r>
+            <m:r>
+              <m:rPr>
+                <m:sty m:val="p"/>
+              </m:rPr>
+              <m:t>/</m:t>
+            </m:r>
             <m:acc>
               <m:accPr>
                 <m:chr m:val="̂"/>
@@ -8638,94 +8890,22 @@
                 </m:r>
               </m:e>
             </m:acc>
-            <m:d>
-              <m:dPr>
-                <m:begChr m:val="["/>
-                <m:sepChr m:val=""/>
-                <m:endChr m:val="]"/>
-                <m:grow/>
-              </m:dPr>
-              <m:e>
-                <m:sSup>
-                  <m:e>
-                    <m:r>
-                      <m:t>Y</m:t>
-                    </m:r>
-                  </m:e>
-                  <m:sup>
-                    <m:r>
-                      <m:t>a</m:t>
-                    </m:r>
-                    <m:r>
-                      <m:rPr>
-                        <m:sty m:val="p"/>
-                      </m:rPr>
-                      <m:t>=</m:t>
-                    </m:r>
-                    <m:r>
-                      <m:t>1</m:t>
-                    </m:r>
-                  </m:sup>
-                </m:sSup>
-                <m:r>
-                  <m:rPr>
-                    <m:sty m:val="p"/>
-                  </m:rPr>
-                  <m:t>=</m:t>
-                </m:r>
-                <m:r>
-                  <m:t>1</m:t>
-                </m:r>
-              </m:e>
-            </m:d>
             <m:r>
               <m:rPr>
                 <m:sty m:val="p"/>
               </m:rPr>
-              <m:t>/</m:t>
-            </m:r>
-            <m:acc>
-              <m:accPr>
-                <m:chr m:val="̂"/>
-              </m:accPr>
+              <m:t>[</m:t>
+            </m:r>
+            <m:sSup>
               <m:e>
                 <m:r>
-                  <m:rPr>
-                    <m:sty m:val="p"/>
-                  </m:rPr>
-                  <m:t>Pr</m:t>
+                  <m:t>Y</m:t>
                 </m:r>
               </m:e>
-            </m:acc>
-            <m:d>
-              <m:dPr>
-                <m:begChr m:val="["/>
-                <m:sepChr m:val=""/>
-                <m:endChr m:val="]"/>
-                <m:grow/>
-              </m:dPr>
-              <m:e>
-                <m:sSup>
-                  <m:e>
-                    <m:r>
-                      <m:t>Y</m:t>
-                    </m:r>
-                  </m:e>
-                  <m:sup>
-                    <m:r>
-                      <m:t>a</m:t>
-                    </m:r>
-                    <m:r>
-                      <m:rPr>
-                        <m:sty m:val="p"/>
-                      </m:rPr>
-                      <m:t>=</m:t>
-                    </m:r>
-                    <m:r>
-                      <m:t>1</m:t>
-                    </m:r>
-                  </m:sup>
-                </m:sSup>
+              <m:sup>
+                <m:r>
+                  <m:t>a</m:t>
+                </m:r>
                 <m:r>
                   <m:rPr>
                     <m:sty m:val="p"/>
@@ -8735,128 +8915,29 @@
                 <m:r>
                   <m:t>0</m:t>
                 </m:r>
-              </m:e>
-            </m:d>
-          </m:num>
-          <m:den>
-            <m:acc>
-              <m:accPr>
-                <m:chr m:val="̂"/>
-              </m:accPr>
-              <m:e>
-                <m:r>
-                  <m:rPr>
-                    <m:sty m:val="p"/>
-                  </m:rPr>
-                  <m:t>Pr</m:t>
-                </m:r>
-              </m:e>
-            </m:acc>
-            <m:d>
-              <m:dPr>
-                <m:begChr m:val="["/>
-                <m:sepChr m:val=""/>
-                <m:endChr m:val="]"/>
-                <m:grow/>
-              </m:dPr>
-              <m:e>
-                <m:sSup>
-                  <m:e>
-                    <m:r>
-                      <m:t>Y</m:t>
-                    </m:r>
-                  </m:e>
-                  <m:sup>
-                    <m:r>
-                      <m:t>a</m:t>
-                    </m:r>
-                    <m:r>
-                      <m:rPr>
-                        <m:sty m:val="p"/>
-                      </m:rPr>
-                      <m:t>=</m:t>
-                    </m:r>
-                    <m:r>
-                      <m:t>0</m:t>
-                    </m:r>
-                  </m:sup>
-                </m:sSup>
-                <m:r>
-                  <m:rPr>
-                    <m:sty m:val="p"/>
-                  </m:rPr>
-                  <m:t>=</m:t>
-                </m:r>
-                <m:r>
-                  <m:t>1</m:t>
-                </m:r>
-              </m:e>
-            </m:d>
+              </m:sup>
+            </m:sSup>
             <m:r>
               <m:rPr>
                 <m:sty m:val="p"/>
               </m:rPr>
-              <m:t>/</m:t>
-            </m:r>
-            <m:acc>
-              <m:accPr>
-                <m:chr m:val="̂"/>
-              </m:accPr>
-              <m:e>
-                <m:r>
-                  <m:rPr>
-                    <m:sty m:val="p"/>
-                  </m:rPr>
-                  <m:t>Pr</m:t>
-                </m:r>
-              </m:e>
-            </m:acc>
-            <m:d>
-              <m:dPr>
-                <m:begChr m:val="["/>
-                <m:sepChr m:val=""/>
-                <m:endChr m:val="]"/>
-                <m:grow/>
-              </m:dPr>
-              <m:e>
-                <m:sSup>
-                  <m:e>
-                    <m:r>
-                      <m:t>Y</m:t>
-                    </m:r>
-                  </m:e>
-                  <m:sup>
-                    <m:r>
-                      <m:t>a</m:t>
-                    </m:r>
-                    <m:r>
-                      <m:rPr>
-                        <m:sty m:val="p"/>
-                      </m:rPr>
-                      <m:t>=</m:t>
-                    </m:r>
-                    <m:r>
-                      <m:t>0</m:t>
-                    </m:r>
-                  </m:sup>
-                </m:sSup>
-                <m:r>
-                  <m:rPr>
-                    <m:sty m:val="p"/>
-                  </m:rPr>
-                  <m:t>=</m:t>
-                </m:r>
-                <m:r>
-                  <m:t>0</m:t>
-                </m:r>
-              </m:e>
-            </m:d>
+              <m:t>=</m:t>
+            </m:r>
+            <m:r>
+              <m:t>0</m:t>
+            </m:r>
+            <m:r>
+              <m:rPr>
+                <m:sty m:val="p"/>
+              </m:rPr>
+              <m:t>]</m:t>
+            </m:r>
           </m:den>
         </m:f>
       </m:oMath>
     </w:p>
-    <w:bookmarkEnd w:id="43"/>
-    <w:bookmarkStart w:id="44" w:name="ip-weighting-for-binary-outcomes"/>
+    <w:bookmarkEnd w:id="32"/>
+    <w:bookmarkStart w:id="33" w:name="ip-weighting-for-binary-outcomes"/>
     <w:p>
       <w:pPr>
         <w:pStyle w:val="Heading3"/>
@@ -8903,37 +8984,39 @@
             </m:rPr>
             <m:t>Pr</m:t>
           </m:r>
-          <m:d>
-            <m:dPr>
-              <m:begChr m:val="["/>
-              <m:sepChr m:val=""/>
-              <m:endChr m:val="]"/>
-              <m:grow/>
-            </m:dPr>
+          <m:r>
+            <m:rPr>
+              <m:sty m:val="p"/>
+            </m:rPr>
+            <m:t>[</m:t>
+          </m:r>
+          <m:sSup>
             <m:e>
-              <m:sSup>
-                <m:e>
-                  <m:r>
-                    <m:t>Y</m:t>
-                  </m:r>
-                </m:e>
-                <m:sup>
-                  <m:r>
-                    <m:t>a</m:t>
-                  </m:r>
-                </m:sup>
-              </m:sSup>
-              <m:r>
-                <m:rPr>
-                  <m:sty m:val="p"/>
-                </m:rPr>
-                <m:t>=</m:t>
-              </m:r>
-              <m:r>
-                <m:t>1</m:t>
+              <m:r>
+                <m:t>Y</m:t>
               </m:r>
             </m:e>
-          </m:d>
+            <m:sup>
+              <m:r>
+                <m:t>a</m:t>
+              </m:r>
+            </m:sup>
+          </m:sSup>
+          <m:r>
+            <m:rPr>
+              <m:sty m:val="p"/>
+            </m:rPr>
+            <m:t>=</m:t>
+          </m:r>
+          <m:r>
+            <m:t>1</m:t>
+          </m:r>
+          <m:r>
+            <m:rPr>
+              <m:sty m:val="p"/>
+            </m:rPr>
+            <m:t>]</m:t>
+          </m:r>
           <m:r>
             <m:rPr>
               <m:sty m:val="p"/>
@@ -9005,37 +9088,39 @@
             </m:rPr>
             <m:t>Pr</m:t>
           </m:r>
-          <m:d>
-            <m:dPr>
-              <m:begChr m:val="["/>
-              <m:sepChr m:val=""/>
-              <m:endChr m:val="]"/>
-              <m:grow/>
-            </m:dPr>
+          <m:r>
+            <m:rPr>
+              <m:sty m:val="p"/>
+            </m:rPr>
+            <m:t>[</m:t>
+          </m:r>
+          <m:sSup>
             <m:e>
-              <m:sSup>
-                <m:e>
-                  <m:r>
-                    <m:t>Y</m:t>
-                  </m:r>
-                </m:e>
-                <m:sup>
-                  <m:r>
-                    <m:t>a</m:t>
-                  </m:r>
-                </m:sup>
-              </m:sSup>
-              <m:r>
-                <m:rPr>
-                  <m:sty m:val="p"/>
-                </m:rPr>
-                <m:t>=</m:t>
-              </m:r>
-              <m:r>
-                <m:t>1</m:t>
+              <m:r>
+                <m:t>Y</m:t>
               </m:r>
             </m:e>
-          </m:d>
+            <m:sup>
+              <m:r>
+                <m:t>a</m:t>
+              </m:r>
+            </m:sup>
+          </m:sSup>
+          <m:r>
+            <m:rPr>
+              <m:sty m:val="p"/>
+            </m:rPr>
+            <m:t>=</m:t>
+          </m:r>
+          <m:r>
+            <m:t>1</m:t>
+          </m:r>
+          <m:r>
+            <m:rPr>
+              <m:sty m:val="p"/>
+            </m:rPr>
+            <m:t>]</m:t>
+          </m:r>
           <m:r>
             <m:rPr>
               <m:sty m:val="p"/>
@@ -9108,37 +9193,39 @@
             </m:rPr>
             <m:t>Pr</m:t>
           </m:r>
-          <m:d>
-            <m:dPr>
-              <m:begChr m:val="["/>
-              <m:sepChr m:val=""/>
-              <m:endChr m:val="]"/>
-              <m:grow/>
-            </m:dPr>
+          <m:r>
+            <m:rPr>
+              <m:sty m:val="p"/>
+            </m:rPr>
+            <m:t>[</m:t>
+          </m:r>
+          <m:sSup>
             <m:e>
-              <m:sSup>
-                <m:e>
-                  <m:r>
-                    <m:t>Y</m:t>
-                  </m:r>
-                </m:e>
-                <m:sup>
-                  <m:r>
-                    <m:t>a</m:t>
-                  </m:r>
-                </m:sup>
-              </m:sSup>
-              <m:r>
-                <m:rPr>
-                  <m:sty m:val="p"/>
-                </m:rPr>
-                <m:t>=</m:t>
-              </m:r>
-              <m:r>
-                <m:t>1</m:t>
+              <m:r>
+                <m:t>Y</m:t>
               </m:r>
             </m:e>
-          </m:d>
+            <m:sup>
+              <m:r>
+                <m:t>a</m:t>
+              </m:r>
+            </m:sup>
+          </m:sSup>
+          <m:r>
+            <m:rPr>
+              <m:sty m:val="p"/>
+            </m:rPr>
+            <m:t>=</m:t>
+          </m:r>
+          <m:r>
+            <m:t>1</m:t>
+          </m:r>
+          <m:r>
+            <m:rPr>
+              <m:sty m:val="p"/>
+            </m:rPr>
+            <m:t>]</m:t>
+          </m:r>
           <m:r>
             <m:rPr>
               <m:sty m:val="p"/>
@@ -9254,46 +9341,48 @@
           </m:rPr>
           <m:t>Pr</m:t>
         </m:r>
-        <m:d>
-          <m:dPr>
-            <m:begChr m:val="["/>
-            <m:sepChr m:val=""/>
-            <m:endChr m:val="]"/>
-            <m:grow/>
-          </m:dPr>
-          <m:e>
-            <m:r>
-              <m:t>Y</m:t>
-            </m:r>
-            <m:r>
-              <m:rPr>
-                <m:sty m:val="p"/>
-              </m:rPr>
-              <m:t>=</m:t>
-            </m:r>
-            <m:r>
-              <m:t>1</m:t>
-            </m:r>
-            <m:r>
-              <m:rPr>
-                <m:sty m:val="p"/>
-              </m:rPr>
-              <m:t>∣</m:t>
-            </m:r>
-            <m:r>
-              <m:t>A</m:t>
-            </m:r>
-            <m:r>
-              <m:rPr>
-                <m:sty m:val="p"/>
-              </m:rPr>
-              <m:t>,</m:t>
-            </m:r>
-            <m:r>
-              <m:t>L</m:t>
-            </m:r>
-          </m:e>
-        </m:d>
+        <m:r>
+          <m:rPr>
+            <m:sty m:val="p"/>
+          </m:rPr>
+          <m:t>[</m:t>
+        </m:r>
+        <m:r>
+          <m:t>Y</m:t>
+        </m:r>
+        <m:r>
+          <m:rPr>
+            <m:sty m:val="p"/>
+          </m:rPr>
+          <m:t>=</m:t>
+        </m:r>
+        <m:r>
+          <m:t>1</m:t>
+        </m:r>
+        <m:r>
+          <m:rPr>
+            <m:sty m:val="p"/>
+          </m:rPr>
+          <m:t>∣</m:t>
+        </m:r>
+        <m:r>
+          <m:t>A</m:t>
+        </m:r>
+        <m:r>
+          <m:rPr>
+            <m:sty m:val="p"/>
+          </m:rPr>
+          <m:t>,</m:t>
+        </m:r>
+        <m:r>
+          <m:t>L</m:t>
+        </m:r>
+        <m:r>
+          <m:rPr>
+            <m:sty m:val="p"/>
+          </m:rPr>
+          <m:t>]</m:t>
+        </m:r>
         <m:r>
           <m:rPr>
             <m:sty m:val="p"/>
@@ -9443,9 +9532,9 @@
         <w:t xml:space="preserve">IP weighting model choice determines which causal measure is estimated</w:t>
       </w:r>
     </w:p>
-    <w:bookmarkEnd w:id="44"/>
-    <w:bookmarkEnd w:id="45"/>
-    <w:bookmarkStart w:id="49" w:name="summary"/>
+    <w:bookmarkEnd w:id="33"/>
+    <w:bookmarkEnd w:id="34"/>
+    <w:bookmarkStart w:id="38" w:name="summary"/>
     <w:p>
       <w:pPr>
         <w:pStyle w:val="Heading2"/>
@@ -9833,8 +9922,8 @@
         <w:t xml:space="preserve">Doubly robust methods will combine IP weighting and outcome modeling for improved robustness</w:t>
       </w:r>
     </w:p>
-    <w:bookmarkStart w:id="48" w:name="refs"/>
-    <w:bookmarkStart w:id="47" w:name="ref-hernan2020causal"/>
+    <w:bookmarkStart w:id="37" w:name="refs"/>
+    <w:bookmarkStart w:id="36" w:name="ref-hernan2020causal"/>
     <w:p>
       <w:pPr>
         <w:pStyle w:val="Bibliography"/>
@@ -9853,12 +9942,12 @@
         <w:t xml:space="preserve">Causal Inference: What If</w:t>
       </w:r>
       <w:r>
-        <w:t xml:space="preserve">. Boca Raton: Chapman &amp; Hall/CRC.</w:t>
-      </w:r>
-      <w:r>
-        <w:t xml:space="preserve"> </w:t>
-      </w:r>
-      <w:hyperlink r:id="rId46">
+        <w:t xml:space="preserve">. Chapman &amp; Hall/CRC.</w:t>
+      </w:r>
+      <w:r>
+        <w:t xml:space="preserve"> </w:t>
+      </w:r>
+      <w:hyperlink r:id="rId35">
         <w:r>
           <w:rPr>
             <w:rStyle w:val="Hyperlink"/>
@@ -9870,9 +9959,9 @@
         <w:t xml:space="preserve">.</w:t>
       </w:r>
     </w:p>
-    <w:bookmarkEnd w:id="47"/>
-    <w:bookmarkEnd w:id="48"/>
-    <w:bookmarkEnd w:id="49"/>
+    <w:bookmarkEnd w:id="36"/>
+    <w:bookmarkEnd w:id="37"/>
+    <w:bookmarkEnd w:id="38"/>
     <w:sectPr>
       <w:footnotePr>
         <w:numRestart w:val="eachSect"/>
@@ -10479,10 +10568,10 @@
   <w:docDefaults>
     <w:rPrDefault>
       <w:rPr>
-        <w:rFonts w:asciiTheme="minorHAnsi" w:cstheme="minorBidi" w:eastAsiaTheme="minorHAnsi" w:hAnsiTheme="minorHAnsi"/>
+        <w:rFonts w:asciiTheme="minorHAnsi" w:cstheme="minorBidi" w:eastAsiaTheme="minorEastAsia" w:hAnsiTheme="minorHAnsi"/>
         <w:sz w:val="24"/>
         <w:szCs w:val="24"/>
-        <w:lang w:bidi="ar-SA" w:eastAsia="en-US" w:val="en-US"/>
+        <w:lang w:bidi="ar-SA" w:eastAsia="zh-CN" w:val="en-US"/>
       </w:rPr>
     </w:rPrDefault>
     <w:pPrDefault>
@@ -11023,13 +11112,6 @@
       </w:tblCellMar>
     </w:tblPr>
     <w:tblStylePr w:type="firstRow">
-      <w:tblPr>
-        <w:jc w:val="left"/>
-        <w:tblInd w:type="dxa" w:w="0"/>
-      </w:tblPr>
-      <w:trPr>
-        <w:jc w:val="left"/>
-      </w:trPr>
       <w:tcPr>
         <w:tcBorders>
           <w:bottom w:val="single"/>

--- a/chapters/13-standardization-parametric-g-formula.docx
+++ b/chapters/13-standardization-parametric-g-formula.docx
@@ -520,410 +520,447 @@
         <w:t xml:space="preserve">.</w:t>
       </w:r>
     </w:p>
-    <w:bookmarkStart w:id="9" w:name="def-standardization"/>
-    <w:p>
-      <w:pPr>
-        <w:pStyle w:val="BodyText"/>
-      </w:pPr>
-      <w:r>
-        <w:rPr>
-          <w:b/>
-          <w:bCs/>
-        </w:rPr>
-        <w:t xml:space="preserve">Definition 1 (Standardization)</w:t>
-      </w:r>
-      <w:r>
-        <w:t xml:space="preserve"> </w:t>
-      </w:r>
-      <w:r>
-        <w:rPr>
-          <w:b/>
-          <w:bCs/>
-        </w:rPr>
-        <w:t xml:space="preserve">Standardization</w:t>
-      </w:r>
-      <w:r>
-        <w:t xml:space="preserve"> </w:t>
-      </w:r>
-      <w:r>
-        <w:t xml:space="preserve">estimates the mean outcome under treatment</w:t>
-      </w:r>
-      <w:r>
-        <w:t xml:space="preserve"> </w:t>
-      </w:r>
-      <m:oMath>
-        <m:r>
-          <m:t>a</m:t>
-        </m:r>
-      </m:oMath>
-      <w:r>
-        <w:t xml:space="preserve"> </w:t>
-      </w:r>
-      <w:r>
-        <w:t xml:space="preserve">by:</w:t>
-      </w:r>
-    </w:p>
-    <w:p>
-      <w:pPr>
-        <w:pStyle w:val="Compact"/>
-        <w:numPr>
-          <w:ilvl w:val="0"/>
-          <w:numId w:val="1002"/>
-        </w:numPr>
-      </w:pPr>
-      <w:r>
-        <w:t xml:space="preserve">Computing</w:t>
-      </w:r>
-      <w:r>
-        <w:t xml:space="preserve"> </w:t>
-      </w:r>
-      <m:oMath>
-        <m:r>
-          <m:t>E</m:t>
-        </m:r>
-        <m:r>
-          <m:rPr>
-            <m:sty m:val="p"/>
-          </m:rPr>
-          <m:t>[</m:t>
-        </m:r>
-        <m:r>
-          <m:t>Y</m:t>
-        </m:r>
-        <m:r>
-          <m:rPr>
-            <m:sty m:val="p"/>
-          </m:rPr>
-          <m:t>∣</m:t>
-        </m:r>
-        <m:r>
-          <m:t>A</m:t>
-        </m:r>
-        <m:r>
-          <m:rPr>
-            <m:sty m:val="p"/>
-          </m:rPr>
-          <m:t>=</m:t>
-        </m:r>
-        <m:r>
-          <m:t>a</m:t>
-        </m:r>
-        <m:r>
-          <m:rPr>
-            <m:sty m:val="p"/>
-          </m:rPr>
-          <m:t>,</m:t>
-        </m:r>
-        <m:r>
-          <m:t>L</m:t>
-        </m:r>
-        <m:r>
-          <m:rPr>
-            <m:sty m:val="p"/>
-          </m:rPr>
-          <m:t>=</m:t>
-        </m:r>
-        <m:r>
-          <m:t>ℓ</m:t>
-        </m:r>
-        <m:r>
-          <m:rPr>
-            <m:sty m:val="p"/>
-          </m:rPr>
-          <m:t>]</m:t>
-        </m:r>
-      </m:oMath>
-      <w:r>
-        <w:t xml:space="preserve"> </w:t>
-      </w:r>
-      <w:r>
-        <w:t xml:space="preserve">for all levels</w:t>
-      </w:r>
-      <w:r>
-        <w:t xml:space="preserve"> </w:t>
-      </w:r>
-      <m:oMath>
-        <m:r>
-          <m:t>ℓ</m:t>
-        </m:r>
-      </m:oMath>
-    </w:p>
-    <w:p>
-      <w:pPr>
-        <w:pStyle w:val="Compact"/>
-        <w:numPr>
-          <w:ilvl w:val="0"/>
-          <w:numId w:val="1002"/>
-        </w:numPr>
-      </w:pPr>
-      <w:r>
-        <w:t xml:space="preserve">Averaging over the population distribution of</w:t>
-      </w:r>
-      <w:r>
-        <w:t xml:space="preserve"> </w:t>
-      </w:r>
-      <m:oMath>
-        <m:r>
-          <m:t>L</m:t>
-        </m:r>
-      </m:oMath>
-      <w:r>
-        <w:t xml:space="preserve">:</w:t>
-      </w:r>
-    </w:p>
-    <w:p>
-      <w:pPr>
-        <w:pStyle w:val="FirstParagraph"/>
-      </w:pPr>
-      <m:oMathPara>
-        <m:oMathParaPr>
-          <m:jc m:val="center"/>
-        </m:oMathParaPr>
-        <m:oMath>
-          <m:acc>
-            <m:accPr>
-              <m:chr m:val="̂"/>
-            </m:accPr>
-            <m:e>
+    <w:tbl>
+      <w:tblPr>
+        <w:tblStyle w:val="Table"/>
+        <w:tblInd w:w="164" w:type="dxa"/>
+        <w:tblBorders>
+          <w:left w:val="single" w:sz="24" w:space="0" w:color="909090"/>
+        </w:tblBorders>
+        <w:tblCellMar>
+          <w:left w:w="0" w:type="dxa"/>
+          <w:right w:w="0" w:type="dxa"/>
+        </w:tblCellMar>
+        <w:tblLook w:firstRow="0" w:lastRow="0" w:firstColumn="0" w:lastColumn="0" w:noHBand="0" w:noVBand="0" w:val="0000"/>
+      </w:tblPr>
+      <w:tblGrid>
+        <w:gridCol w:w="7920"/>
+      </w:tblGrid>
+      <w:tr>
+        <w:trPr>
+          <w:cantSplit/>
+        </w:trPr>
+        <w:tc>
+          <w:tcPr>
+            <w:tcMar>
+              <w:left w:w="144" w:type="dxa"/>
+            </w:tcMar>
+          </w:tcPr>
+          <w:p>
+            <w:pPr>
+              <w:pStyle w:val="BodyText"/>
+            </w:pPr>
+            <w:pPr>
+              <w:spacing w:before="16" w:after="64"/>
+            </w:pPr>
+          </w:p>
+          <w:bookmarkStart w:id="9" w:name="def-standardization"/>
+          <w:p>
+            <w:pPr>
+              <w:pStyle w:val="BodyText"/>
+            </w:pPr>
+            <w:r>
+              <w:rPr>
+                <w:b/>
+                <w:bCs/>
+              </w:rPr>
+              <w:t xml:space="preserve">Definition 1 (Standardization)</w:t>
+            </w:r>
+            <w:r>
+              <w:t xml:space="preserve"> </w:t>
+            </w:r>
+            <w:r>
+              <w:rPr>
+                <w:b/>
+                <w:bCs/>
+              </w:rPr>
+              <w:t xml:space="preserve">Standardization</w:t>
+            </w:r>
+            <w:r>
+              <w:t xml:space="preserve"> </w:t>
+            </w:r>
+            <w:r>
+              <w:t xml:space="preserve">estimates the mean outcome under treatment</w:t>
+            </w:r>
+            <w:r>
+              <w:t xml:space="preserve"> </w:t>
+            </w:r>
+            <m:oMath>
+              <m:r>
+                <m:t>a</m:t>
+              </m:r>
+            </m:oMath>
+            <w:r>
+              <w:t xml:space="preserve"> </w:t>
+            </w:r>
+            <w:r>
+              <w:t xml:space="preserve">by:</w:t>
+            </w:r>
+          </w:p>
+          <w:p>
+            <w:pPr>
+              <w:pStyle w:val="Compact"/>
+              <w:numPr>
+                <w:ilvl w:val="0"/>
+                <w:numId w:val="1002"/>
+              </w:numPr>
+            </w:pPr>
+            <w:r>
+              <w:t xml:space="preserve">Computing</w:t>
+            </w:r>
+            <w:r>
+              <w:t xml:space="preserve"> </w:t>
+            </w:r>
+            <m:oMath>
               <m:r>
                 <m:t>E</m:t>
               </m:r>
-            </m:e>
-          </m:acc>
-          <m:r>
-            <m:rPr>
-              <m:sty m:val="p"/>
-            </m:rPr>
-            <m:t>[</m:t>
-          </m:r>
-          <m:sSup>
-            <m:e>
+              <m:r>
+                <m:rPr>
+                  <m:sty m:val="p"/>
+                </m:rPr>
+                <m:t>[</m:t>
+              </m:r>
               <m:r>
                 <m:t>Y</m:t>
               </m:r>
-            </m:e>
-            <m:sup>
+              <m:r>
+                <m:rPr>
+                  <m:sty m:val="p"/>
+                </m:rPr>
+                <m:t>∣</m:t>
+              </m:r>
+              <m:r>
+                <m:t>A</m:t>
+              </m:r>
+              <m:r>
+                <m:rPr>
+                  <m:sty m:val="p"/>
+                </m:rPr>
+                <m:t>=</m:t>
+              </m:r>
               <m:r>
                 <m:t>a</m:t>
               </m:r>
-            </m:sup>
-          </m:sSup>
-          <m:r>
-            <m:rPr>
-              <m:sty m:val="p"/>
-            </m:rPr>
-            <m:t>]</m:t>
-          </m:r>
-          <m:r>
-            <m:rPr>
-              <m:sty m:val="p"/>
-            </m:rPr>
-            <m:t>=</m:t>
-          </m:r>
-          <m:nary>
-            <m:naryPr>
-              <m:chr m:val="∑"/>
-              <m:limLoc m:val="undOvr"/>
-              <m:subHide m:val="off"/>
-              <m:supHide m:val="on"/>
-            </m:naryPr>
-            <m:sub>
+              <m:r>
+                <m:rPr>
+                  <m:sty m:val="p"/>
+                </m:rPr>
+                <m:t>,</m:t>
+              </m:r>
+              <m:r>
+                <m:t>L</m:t>
+              </m:r>
+              <m:r>
+                <m:rPr>
+                  <m:sty m:val="p"/>
+                </m:rPr>
+                <m:t>=</m:t>
+              </m:r>
               <m:r>
                 <m:t>ℓ</m:t>
               </m:r>
-            </m:sub>
-            <m:sup>
-              <m:r>
-                <m:t>​</m:t>
-              </m:r>
-            </m:sup>
-            <m:e>
+              <m:r>
+                <m:rPr>
+                  <m:sty m:val="p"/>
+                </m:rPr>
+                <m:t>]</m:t>
+              </m:r>
+            </m:oMath>
+            <w:r>
+              <w:t xml:space="preserve"> </w:t>
+            </w:r>
+            <w:r>
+              <w:t xml:space="preserve">for all levels</w:t>
+            </w:r>
+            <w:r>
+              <w:t xml:space="preserve"> </w:t>
+            </w:r>
+            <m:oMath>
+              <m:r>
+                <m:t>ℓ</m:t>
+              </m:r>
+            </m:oMath>
+          </w:p>
+          <w:p>
+            <w:pPr>
+              <w:pStyle w:val="Compact"/>
+              <w:numPr>
+                <w:ilvl w:val="0"/>
+                <w:numId w:val="1002"/>
+              </w:numPr>
+            </w:pPr>
+            <w:r>
+              <w:t xml:space="preserve">Averaging over the population distribution of</w:t>
+            </w:r>
+            <w:r>
+              <w:t xml:space="preserve"> </w:t>
+            </w:r>
+            <m:oMath>
+              <m:r>
+                <m:t>L</m:t>
+              </m:r>
+            </m:oMath>
+            <w:r>
+              <w:t xml:space="preserve">:</w:t>
+            </w:r>
+          </w:p>
+          <w:p>
+            <w:pPr>
+              <w:pStyle w:val="FirstParagraph"/>
+            </w:pPr>
+            <m:oMathPara>
+              <m:oMathParaPr>
+                <m:jc m:val="center"/>
+              </m:oMathParaPr>
+              <m:oMath>
+                <m:acc>
+                  <m:accPr>
+                    <m:chr m:val="̂"/>
+                  </m:accPr>
+                  <m:e>
+                    <m:r>
+                      <m:t>E</m:t>
+                    </m:r>
+                  </m:e>
+                </m:acc>
+                <m:r>
+                  <m:rPr>
+                    <m:sty m:val="p"/>
+                  </m:rPr>
+                  <m:t>[</m:t>
+                </m:r>
+                <m:sSup>
+                  <m:e>
+                    <m:r>
+                      <m:t>Y</m:t>
+                    </m:r>
+                  </m:e>
+                  <m:sup>
+                    <m:r>
+                      <m:t>a</m:t>
+                    </m:r>
+                  </m:sup>
+                </m:sSup>
+                <m:r>
+                  <m:rPr>
+                    <m:sty m:val="p"/>
+                  </m:rPr>
+                  <m:t>]</m:t>
+                </m:r>
+                <m:r>
+                  <m:rPr>
+                    <m:sty m:val="p"/>
+                  </m:rPr>
+                  <m:t>=</m:t>
+                </m:r>
+                <m:nary>
+                  <m:naryPr>
+                    <m:chr m:val="∑"/>
+                    <m:limLoc m:val="undOvr"/>
+                    <m:subHide m:val="off"/>
+                    <m:supHide m:val="on"/>
+                  </m:naryPr>
+                  <m:sub>
+                    <m:r>
+                      <m:t>ℓ</m:t>
+                    </m:r>
+                  </m:sub>
+                  <m:sup>
+                    <m:r>
+                      <m:t>​</m:t>
+                    </m:r>
+                  </m:sup>
+                  <m:e>
+                    <m:acc>
+                      <m:accPr>
+                        <m:chr m:val="̂"/>
+                      </m:accPr>
+                      <m:e>
+                        <m:r>
+                          <m:t>E</m:t>
+                        </m:r>
+                      </m:e>
+                    </m:acc>
+                  </m:e>
+                </m:nary>
+                <m:r>
+                  <m:rPr>
+                    <m:sty m:val="p"/>
+                  </m:rPr>
+                  <m:t>[</m:t>
+                </m:r>
+                <m:r>
+                  <m:t>Y</m:t>
+                </m:r>
+                <m:r>
+                  <m:rPr>
+                    <m:sty m:val="p"/>
+                  </m:rPr>
+                  <m:t>∣</m:t>
+                </m:r>
+                <m:r>
+                  <m:t>A</m:t>
+                </m:r>
+                <m:r>
+                  <m:rPr>
+                    <m:sty m:val="p"/>
+                  </m:rPr>
+                  <m:t>=</m:t>
+                </m:r>
+                <m:r>
+                  <m:t>a</m:t>
+                </m:r>
+                <m:r>
+                  <m:rPr>
+                    <m:sty m:val="p"/>
+                  </m:rPr>
+                  <m:t>,</m:t>
+                </m:r>
+                <m:r>
+                  <m:t>L</m:t>
+                </m:r>
+                <m:r>
+                  <m:rPr>
+                    <m:sty m:val="p"/>
+                  </m:rPr>
+                  <m:t>=</m:t>
+                </m:r>
+                <m:r>
+                  <m:t>ℓ</m:t>
+                </m:r>
+                <m:r>
+                  <m:rPr>
+                    <m:sty m:val="p"/>
+                  </m:rPr>
+                  <m:t>]</m:t>
+                </m:r>
+                <m:r>
+                  <m:rPr>
+                    <m:sty m:val="p"/>
+                  </m:rPr>
+                  <m:t>×</m:t>
+                </m:r>
+                <m:acc>
+                  <m:accPr>
+                    <m:chr m:val="̂"/>
+                  </m:accPr>
+                  <m:e>
+                    <m:r>
+                      <m:rPr>
+                        <m:sty m:val="p"/>
+                      </m:rPr>
+                      <m:t>Pr</m:t>
+                    </m:r>
+                  </m:e>
+                </m:acc>
+                <m:r>
+                  <m:rPr>
+                    <m:sty m:val="p"/>
+                  </m:rPr>
+                  <m:t>[</m:t>
+                </m:r>
+                <m:r>
+                  <m:t>L</m:t>
+                </m:r>
+                <m:r>
+                  <m:rPr>
+                    <m:sty m:val="p"/>
+                  </m:rPr>
+                  <m:t>=</m:t>
+                </m:r>
+                <m:r>
+                  <m:t>ℓ</m:t>
+                </m:r>
+                <m:r>
+                  <m:rPr>
+                    <m:sty m:val="p"/>
+                  </m:rPr>
+                  <m:t>]</m:t>
+                </m:r>
+              </m:oMath>
+            </m:oMathPara>
+          </w:p>
+          <w:p>
+            <w:pPr>
+              <w:pStyle w:val="FirstParagraph"/>
+            </w:pPr>
+            <w:r>
+              <w:t xml:space="preserve">where</w:t>
+            </w:r>
+            <w:r>
+              <w:t xml:space="preserve"> </w:t>
+            </w:r>
+            <m:oMath>
               <m:acc>
                 <m:accPr>
                   <m:chr m:val="̂"/>
                 </m:accPr>
                 <m:e>
                   <m:r>
-                    <m:t>E</m:t>
+                    <m:rPr>
+                      <m:sty m:val="p"/>
+                    </m:rPr>
+                    <m:t>Pr</m:t>
                   </m:r>
                 </m:e>
               </m:acc>
-            </m:e>
-          </m:nary>
-          <m:r>
-            <m:rPr>
-              <m:sty m:val="p"/>
-            </m:rPr>
-            <m:t>[</m:t>
-          </m:r>
-          <m:r>
-            <m:t>Y</m:t>
-          </m:r>
-          <m:r>
-            <m:rPr>
-              <m:sty m:val="p"/>
-            </m:rPr>
-            <m:t>∣</m:t>
-          </m:r>
-          <m:r>
-            <m:t>A</m:t>
-          </m:r>
-          <m:r>
-            <m:rPr>
-              <m:sty m:val="p"/>
-            </m:rPr>
-            <m:t>=</m:t>
-          </m:r>
-          <m:r>
-            <m:t>a</m:t>
-          </m:r>
-          <m:r>
-            <m:rPr>
-              <m:sty m:val="p"/>
-            </m:rPr>
-            <m:t>,</m:t>
-          </m:r>
-          <m:r>
-            <m:t>L</m:t>
-          </m:r>
-          <m:r>
-            <m:rPr>
-              <m:sty m:val="p"/>
-            </m:rPr>
-            <m:t>=</m:t>
-          </m:r>
-          <m:r>
-            <m:t>ℓ</m:t>
-          </m:r>
-          <m:r>
-            <m:rPr>
-              <m:sty m:val="p"/>
-            </m:rPr>
-            <m:t>]</m:t>
-          </m:r>
-          <m:r>
-            <m:rPr>
-              <m:sty m:val="p"/>
-            </m:rPr>
-            <m:t>×</m:t>
-          </m:r>
-          <m:acc>
-            <m:accPr>
-              <m:chr m:val="̂"/>
-            </m:accPr>
-            <m:e>
               <m:r>
                 <m:rPr>
                   <m:sty m:val="p"/>
                 </m:rPr>
-                <m:t>Pr</m:t>
-              </m:r>
-            </m:e>
-          </m:acc>
-          <m:r>
-            <m:rPr>
-              <m:sty m:val="p"/>
-            </m:rPr>
-            <m:t>[</m:t>
-          </m:r>
-          <m:r>
-            <m:t>L</m:t>
-          </m:r>
-          <m:r>
-            <m:rPr>
-              <m:sty m:val="p"/>
-            </m:rPr>
-            <m:t>=</m:t>
-          </m:r>
-          <m:r>
-            <m:t>ℓ</m:t>
-          </m:r>
-          <m:r>
-            <m:rPr>
-              <m:sty m:val="p"/>
-            </m:rPr>
-            <m:t>]</m:t>
-          </m:r>
-        </m:oMath>
-      </m:oMathPara>
-    </w:p>
-    <w:p>
-      <w:pPr>
-        <w:pStyle w:val="FirstParagraph"/>
-      </w:pPr>
-      <w:r>
-        <w:t xml:space="preserve">where</w:t>
-      </w:r>
-      <w:r>
-        <w:t xml:space="preserve"> </w:t>
-      </w:r>
-      <m:oMath>
-        <m:acc>
-          <m:accPr>
-            <m:chr m:val="̂"/>
-          </m:accPr>
-          <m:e>
-            <m:r>
-              <m:rPr>
-                <m:sty m:val="p"/>
-              </m:rPr>
-              <m:t>Pr</m:t>
-            </m:r>
-          </m:e>
-        </m:acc>
-        <m:r>
-          <m:rPr>
-            <m:sty m:val="p"/>
-          </m:rPr>
-          <m:t>[</m:t>
-        </m:r>
-        <m:r>
-          <m:t>L</m:t>
-        </m:r>
-        <m:r>
-          <m:rPr>
-            <m:sty m:val="p"/>
-          </m:rPr>
-          <m:t>=</m:t>
-        </m:r>
-        <m:r>
-          <m:t>ℓ</m:t>
-        </m:r>
-        <m:r>
-          <m:rPr>
-            <m:sty m:val="p"/>
-          </m:rPr>
-          <m:t>]</m:t>
-        </m:r>
-      </m:oMath>
-      <w:r>
-        <w:t xml:space="preserve"> </w:t>
-      </w:r>
-      <w:r>
-        <w:t xml:space="preserve">is the observed proportion with</w:t>
-      </w:r>
-      <w:r>
-        <w:t xml:space="preserve"> </w:t>
-      </w:r>
-      <m:oMath>
-        <m:r>
-          <m:t>L</m:t>
-        </m:r>
-        <m:r>
-          <m:rPr>
-            <m:sty m:val="p"/>
-          </m:rPr>
-          <m:t>=</m:t>
-        </m:r>
-        <m:r>
-          <m:t>ℓ</m:t>
-        </m:r>
-      </m:oMath>
-      <w:r>
-        <w:t xml:space="preserve">.</w:t>
-      </w:r>
-    </w:p>
-    <w:bookmarkEnd w:id="9"/>
+                <m:t>[</m:t>
+              </m:r>
+              <m:r>
+                <m:t>L</m:t>
+              </m:r>
+              <m:r>
+                <m:rPr>
+                  <m:sty m:val="p"/>
+                </m:rPr>
+                <m:t>=</m:t>
+              </m:r>
+              <m:r>
+                <m:t>ℓ</m:t>
+              </m:r>
+              <m:r>
+                <m:rPr>
+                  <m:sty m:val="p"/>
+                </m:rPr>
+                <m:t>]</m:t>
+              </m:r>
+            </m:oMath>
+            <w:r>
+              <w:t xml:space="preserve"> </w:t>
+            </w:r>
+            <w:r>
+              <w:t xml:space="preserve">is the observed proportion with</w:t>
+            </w:r>
+            <w:r>
+              <w:t xml:space="preserve"> </w:t>
+            </w:r>
+            <m:oMath>
+              <m:r>
+                <m:t>L</m:t>
+              </m:r>
+              <m:r>
+                <m:rPr>
+                  <m:sty m:val="p"/>
+                </m:rPr>
+                <m:t>=</m:t>
+              </m:r>
+              <m:r>
+                <m:t>ℓ</m:t>
+              </m:r>
+            </m:oMath>
+            <w:r>
+              <w:t xml:space="preserve">.</w:t>
+            </w:r>
+          </w:p>
+          <w:bookmarkEnd w:id="9"/>
+        </w:tc>
+      </w:tr>
+    </w:tbl>
     <w:bookmarkEnd w:id="10"/>
     <w:bookmarkStart w:id="11" w:name="example-discrete-confounders"/>
     <w:p>
@@ -2074,183 +2111,62 @@
         <w:t xml:space="preserve">2.2 The Parametric G-Formula</w:t>
       </w:r>
     </w:p>
-    <w:bookmarkStart w:id="14" w:name="def-g-formula"/>
-    <w:p>
-      <w:pPr>
-        <w:pStyle w:val="FirstParagraph"/>
-      </w:pPr>
-      <w:r>
-        <w:rPr>
-          <w:b/>
-          <w:bCs/>
-        </w:rPr>
-        <w:t xml:space="preserve">Definition 2 (Parametric G-Formula)</w:t>
-      </w:r>
-      <w:r>
-        <w:t xml:space="preserve"> </w:t>
-      </w:r>
-      <w:r>
-        <w:t xml:space="preserve">Given a model</w:t>
-      </w:r>
-      <w:r>
-        <w:t xml:space="preserve"> </w:t>
-      </w:r>
-      <m:oMath>
-        <m:acc>
-          <m:accPr>
-            <m:chr m:val="̂"/>
-          </m:accPr>
-          <m:e>
-            <m:r>
-              <m:t>E</m:t>
-            </m:r>
-          </m:e>
-        </m:acc>
-        <m:r>
-          <m:rPr>
-            <m:sty m:val="p"/>
-          </m:rPr>
-          <m:t>[</m:t>
-        </m:r>
-        <m:r>
-          <m:t>Y</m:t>
-        </m:r>
-        <m:r>
-          <m:rPr>
-            <m:sty m:val="p"/>
-          </m:rPr>
-          <m:t>∣</m:t>
-        </m:r>
-        <m:r>
-          <m:t>A</m:t>
-        </m:r>
-        <m:r>
-          <m:rPr>
-            <m:sty m:val="p"/>
-          </m:rPr>
-          <m:t>,</m:t>
-        </m:r>
-        <m:r>
-          <m:t>L</m:t>
-        </m:r>
-        <m:r>
-          <m:rPr>
-            <m:sty m:val="p"/>
-          </m:rPr>
-          <m:t>]</m:t>
-        </m:r>
-      </m:oMath>
-      <w:r>
-        <w:t xml:space="preserve">, the</w:t>
-      </w:r>
-      <w:r>
-        <w:t xml:space="preserve"> </w:t>
-      </w:r>
-      <w:r>
-        <w:rPr>
-          <w:b/>
-          <w:bCs/>
-        </w:rPr>
-        <w:t xml:space="preserve">parametric g-formula</w:t>
-      </w:r>
-      <w:r>
-        <w:t xml:space="preserve"> </w:t>
-      </w:r>
-      <w:r>
-        <w:t xml:space="preserve">estimates:</w:t>
-      </w:r>
-    </w:p>
-    <w:p>
-      <w:pPr>
-        <w:pStyle w:val="BodyText"/>
-      </w:pPr>
-      <m:oMathPara>
-        <m:oMathParaPr>
-          <m:jc m:val="center"/>
-        </m:oMathParaPr>
-        <m:oMath>
-          <m:acc>
-            <m:accPr>
-              <m:chr m:val="̂"/>
-            </m:accPr>
-            <m:e>
-              <m:r>
-                <m:t>E</m:t>
-              </m:r>
-            </m:e>
-          </m:acc>
-          <m:r>
-            <m:rPr>
-              <m:sty m:val="p"/>
-            </m:rPr>
-            <m:t>[</m:t>
-          </m:r>
-          <m:sSup>
-            <m:e>
-              <m:r>
-                <m:t>Y</m:t>
-              </m:r>
-            </m:e>
-            <m:sup>
-              <m:r>
-                <m:t>a</m:t>
-              </m:r>
-            </m:sup>
-          </m:sSup>
-          <m:r>
-            <m:rPr>
-              <m:sty m:val="p"/>
-            </m:rPr>
-            <m:t>]</m:t>
-          </m:r>
-          <m:r>
-            <m:rPr>
-              <m:sty m:val="p"/>
-            </m:rPr>
-            <m:t>=</m:t>
-          </m:r>
-          <m:f>
-            <m:fPr>
-              <m:type m:val="bar"/>
-            </m:fPr>
-            <m:num>
-              <m:r>
-                <m:t>1</m:t>
-              </m:r>
-            </m:num>
-            <m:den>
-              <m:r>
-                <m:t>n</m:t>
-              </m:r>
-            </m:den>
-          </m:f>
-          <m:nary>
-            <m:naryPr>
-              <m:chr m:val="∑"/>
-              <m:limLoc m:val="undOvr"/>
-              <m:subHide m:val="off"/>
-              <m:supHide m:val="off"/>
-            </m:naryPr>
-            <m:sub>
-              <m:r>
-                <m:t>i</m:t>
-              </m:r>
-              <m:r>
-                <m:rPr>
-                  <m:sty m:val="p"/>
-                </m:rPr>
-                <m:t>=</m:t>
-              </m:r>
-              <m:r>
-                <m:t>1</m:t>
-              </m:r>
-            </m:sub>
-            <m:sup>
-              <m:r>
-                <m:t>n</m:t>
-              </m:r>
-            </m:sup>
-            <m:e>
+    <w:tbl>
+      <w:tblPr>
+        <w:tblStyle w:val="Table"/>
+        <w:tblInd w:w="164" w:type="dxa"/>
+        <w:tblBorders>
+          <w:left w:val="single" w:sz="24" w:space="0" w:color="909090"/>
+        </w:tblBorders>
+        <w:tblCellMar>
+          <w:left w:w="0" w:type="dxa"/>
+          <w:right w:w="0" w:type="dxa"/>
+        </w:tblCellMar>
+        <w:tblLook w:firstRow="0" w:lastRow="0" w:firstColumn="0" w:lastColumn="0" w:noHBand="0" w:noVBand="0" w:val="0000"/>
+      </w:tblPr>
+      <w:tblGrid>
+        <w:gridCol w:w="7920"/>
+      </w:tblGrid>
+      <w:tr>
+        <w:trPr>
+          <w:cantSplit/>
+        </w:trPr>
+        <w:tc>
+          <w:tcPr>
+            <w:tcMar>
+              <w:left w:w="144" w:type="dxa"/>
+            </w:tcMar>
+          </w:tcPr>
+          <w:p>
+            <w:pPr>
+              <w:pStyle w:val="FirstParagraph"/>
+            </w:pPr>
+            <w:pPr>
+              <w:spacing w:before="16" w:after="64"/>
+            </w:pPr>
+          </w:p>
+          <w:bookmarkStart w:id="14" w:name="def-g-formula"/>
+          <w:p>
+            <w:pPr>
+              <w:pStyle w:val="BodyText"/>
+            </w:pPr>
+            <w:r>
+              <w:rPr>
+                <w:b/>
+                <w:bCs/>
+              </w:rPr>
+              <w:t xml:space="preserve">Definition 2 (Parametric G-Formula)</w:t>
+            </w:r>
+            <w:r>
+              <w:t xml:space="preserve"> </w:t>
+            </w:r>
+            <w:r>
+              <w:t xml:space="preserve">Given a model</w:t>
+            </w:r>
+            <w:r>
+              <w:t xml:space="preserve"> </w:t>
+            </w:r>
+            <m:oMath>
               <m:acc>
                 <m:accPr>
                   <m:chr m:val="̂"/>
@@ -2261,420 +2177,578 @@
                   </m:r>
                 </m:e>
               </m:acc>
-            </m:e>
-          </m:nary>
-          <m:r>
-            <m:rPr>
-              <m:sty m:val="p"/>
-            </m:rPr>
-            <m:t>[</m:t>
-          </m:r>
-          <m:r>
-            <m:t>Y</m:t>
-          </m:r>
-          <m:r>
-            <m:rPr>
-              <m:sty m:val="p"/>
-            </m:rPr>
-            <m:t>∣</m:t>
-          </m:r>
-          <m:r>
-            <m:t>A</m:t>
-          </m:r>
-          <m:r>
-            <m:rPr>
-              <m:sty m:val="p"/>
-            </m:rPr>
-            <m:t>=</m:t>
-          </m:r>
-          <m:r>
-            <m:t>a</m:t>
-          </m:r>
-          <m:r>
-            <m:rPr>
-              <m:sty m:val="p"/>
-            </m:rPr>
-            <m:t>,</m:t>
-          </m:r>
-          <m:r>
-            <m:t>L</m:t>
-          </m:r>
-          <m:r>
-            <m:rPr>
-              <m:sty m:val="p"/>
-            </m:rPr>
-            <m:t>=</m:t>
-          </m:r>
-          <m:sSub>
-            <m:e>
+              <m:r>
+                <m:rPr>
+                  <m:sty m:val="p"/>
+                </m:rPr>
+                <m:t>[</m:t>
+              </m:r>
+              <m:r>
+                <m:t>Y</m:t>
+              </m:r>
+              <m:r>
+                <m:rPr>
+                  <m:sty m:val="p"/>
+                </m:rPr>
+                <m:t>∣</m:t>
+              </m:r>
+              <m:r>
+                <m:t>A</m:t>
+              </m:r>
+              <m:r>
+                <m:rPr>
+                  <m:sty m:val="p"/>
+                </m:rPr>
+                <m:t>,</m:t>
+              </m:r>
               <m:r>
                 <m:t>L</m:t>
               </m:r>
-            </m:e>
-            <m:sub>
-              <m:r>
-                <m:t>i</m:t>
-              </m:r>
-            </m:sub>
-          </m:sSub>
-          <m:r>
-            <m:rPr>
-              <m:sty m:val="p"/>
-            </m:rPr>
-            <m:t>]</m:t>
-          </m:r>
-        </m:oMath>
-      </m:oMathPara>
-    </w:p>
-    <w:p>
-      <w:pPr>
-        <w:pStyle w:val="FirstParagraph"/>
-      </w:pPr>
-      <w:r>
-        <w:rPr>
-          <w:b/>
-          <w:bCs/>
-        </w:rPr>
-        <w:t xml:space="preserve">Algorithm</w:t>
-      </w:r>
-      <w:r>
-        <w:t xml:space="preserve">:</w:t>
-      </w:r>
-    </w:p>
-    <w:p>
-      <w:pPr>
-        <w:pStyle w:val="Compact"/>
-        <w:numPr>
-          <w:ilvl w:val="0"/>
-          <w:numId w:val="1003"/>
-        </w:numPr>
-      </w:pPr>
-      <w:r>
-        <w:t xml:space="preserve">Fit outcome model</w:t>
-      </w:r>
-      <w:r>
-        <w:t xml:space="preserve"> </w:t>
-      </w:r>
-      <m:oMath>
-        <m:acc>
-          <m:accPr>
-            <m:chr m:val="̂"/>
-          </m:accPr>
-          <m:e>
-            <m:r>
-              <m:t>E</m:t>
-            </m:r>
-          </m:e>
-        </m:acc>
-        <m:r>
-          <m:rPr>
-            <m:sty m:val="p"/>
-          </m:rPr>
-          <m:t>[</m:t>
-        </m:r>
-        <m:r>
-          <m:t>Y</m:t>
-        </m:r>
-        <m:r>
-          <m:rPr>
-            <m:sty m:val="p"/>
-          </m:rPr>
-          <m:t>∣</m:t>
-        </m:r>
-        <m:r>
-          <m:t>A</m:t>
-        </m:r>
-        <m:r>
-          <m:rPr>
-            <m:sty m:val="p"/>
-          </m:rPr>
-          <m:t>,</m:t>
-        </m:r>
-        <m:r>
-          <m:t>L</m:t>
-        </m:r>
-        <m:r>
-          <m:rPr>
-            <m:sty m:val="p"/>
-          </m:rPr>
-          <m:t>]</m:t>
-        </m:r>
-      </m:oMath>
-      <w:r>
-        <w:t xml:space="preserve"> </w:t>
-      </w:r>
-      <w:r>
-        <w:t xml:space="preserve">using all data</w:t>
-      </w:r>
-    </w:p>
-    <w:p>
-      <w:pPr>
-        <w:pStyle w:val="Compact"/>
-        <w:numPr>
-          <w:ilvl w:val="0"/>
-          <w:numId w:val="1003"/>
-        </w:numPr>
-      </w:pPr>
-      <w:r>
-        <w:t xml:space="preserve">For each individual</w:t>
-      </w:r>
-      <w:r>
-        <w:t xml:space="preserve"> </w:t>
-      </w:r>
-      <m:oMath>
-        <m:r>
-          <m:t>i</m:t>
-        </m:r>
-      </m:oMath>
-      <w:r>
-        <w:t xml:space="preserve">, predict</w:t>
-      </w:r>
-      <w:r>
-        <w:t xml:space="preserve"> </w:t>
-      </w:r>
-      <m:oMath>
-        <m:sSubSup>
-          <m:e>
-            <m:acc>
-              <m:accPr>
-                <m:chr m:val="̂"/>
-              </m:accPr>
-              <m:e>
-                <m:r>
-                  <m:t>Y</m:t>
-                </m:r>
-              </m:e>
-            </m:acc>
-          </m:e>
-          <m:sub>
-            <m:r>
-              <m:t>i</m:t>
-            </m:r>
-          </m:sub>
-          <m:sup>
-            <m:r>
-              <m:t>a</m:t>
-            </m:r>
-          </m:sup>
-        </m:sSubSup>
-        <m:r>
-          <m:rPr>
-            <m:sty m:val="p"/>
-          </m:rPr>
-          <m:t>=</m:t>
-        </m:r>
-        <m:acc>
-          <m:accPr>
-            <m:chr m:val="̂"/>
-          </m:accPr>
-          <m:e>
-            <m:r>
-              <m:t>E</m:t>
-            </m:r>
-          </m:e>
-        </m:acc>
-        <m:r>
-          <m:rPr>
-            <m:sty m:val="p"/>
-          </m:rPr>
-          <m:t>[</m:t>
-        </m:r>
-        <m:r>
-          <m:t>Y</m:t>
-        </m:r>
-        <m:r>
-          <m:rPr>
-            <m:sty m:val="p"/>
-          </m:rPr>
-          <m:t>∣</m:t>
-        </m:r>
-        <m:r>
-          <m:t>A</m:t>
-        </m:r>
-        <m:r>
-          <m:rPr>
-            <m:sty m:val="p"/>
-          </m:rPr>
-          <m:t>=</m:t>
-        </m:r>
-        <m:r>
-          <m:t>a</m:t>
-        </m:r>
-        <m:r>
-          <m:rPr>
-            <m:sty m:val="p"/>
-          </m:rPr>
-          <m:t>,</m:t>
-        </m:r>
-        <m:r>
-          <m:t>L</m:t>
-        </m:r>
-        <m:r>
-          <m:rPr>
-            <m:sty m:val="p"/>
-          </m:rPr>
-          <m:t>=</m:t>
-        </m:r>
-        <m:sSub>
-          <m:e>
-            <m:r>
-              <m:t>L</m:t>
-            </m:r>
-          </m:e>
-          <m:sub>
-            <m:r>
-              <m:t>i</m:t>
-            </m:r>
-          </m:sub>
-        </m:sSub>
-        <m:r>
-          <m:rPr>
-            <m:sty m:val="p"/>
-          </m:rPr>
-          <m:t>]</m:t>
-        </m:r>
-      </m:oMath>
-    </w:p>
-    <w:p>
-      <w:pPr>
-        <w:pStyle w:val="Compact"/>
-        <w:numPr>
-          <w:ilvl w:val="0"/>
-          <w:numId w:val="1003"/>
-        </w:numPr>
-      </w:pPr>
-      <w:r>
-        <w:t xml:space="preserve">Average the predictions:</w:t>
-      </w:r>
-      <w:r>
-        <w:t xml:space="preserve"> </w:t>
-      </w:r>
-      <m:oMath>
-        <m:acc>
-          <m:accPr>
-            <m:chr m:val="̂"/>
-          </m:accPr>
-          <m:e>
-            <m:r>
-              <m:t>E</m:t>
-            </m:r>
-          </m:e>
-        </m:acc>
-        <m:r>
-          <m:rPr>
-            <m:sty m:val="p"/>
-          </m:rPr>
-          <m:t>[</m:t>
-        </m:r>
-        <m:sSup>
-          <m:e>
-            <m:r>
-              <m:t>Y</m:t>
-            </m:r>
-          </m:e>
-          <m:sup>
-            <m:r>
-              <m:t>a</m:t>
-            </m:r>
-          </m:sup>
-        </m:sSup>
-        <m:r>
-          <m:rPr>
-            <m:sty m:val="p"/>
-          </m:rPr>
-          <m:t>]</m:t>
-        </m:r>
-        <m:r>
-          <m:rPr>
-            <m:sty m:val="p"/>
-          </m:rPr>
-          <m:t>=</m:t>
-        </m:r>
-        <m:sSup>
-          <m:e>
-            <m:r>
-              <m:t>n</m:t>
-            </m:r>
-          </m:e>
-          <m:sup>
-            <m:r>
-              <m:rPr>
-                <m:sty m:val="p"/>
-              </m:rPr>
-              <m:t>−</m:t>
-            </m:r>
-            <m:r>
-              <m:t>1</m:t>
-            </m:r>
-          </m:sup>
-        </m:sSup>
-        <m:nary>
-          <m:naryPr>
-            <m:chr m:val="∑"/>
-            <m:limLoc m:val="undOvr"/>
-            <m:subHide m:val="off"/>
-            <m:supHide m:val="on"/>
-          </m:naryPr>
-          <m:sub>
-            <m:r>
-              <m:t>i</m:t>
-            </m:r>
-          </m:sub>
-          <m:sup>
-            <m:r>
-              <m:t>​</m:t>
-            </m:r>
-          </m:sup>
-          <m:e>
-            <m:sSubSup>
-              <m:e>
+              <m:r>
+                <m:rPr>
+                  <m:sty m:val="p"/>
+                </m:rPr>
+                <m:t>]</m:t>
+              </m:r>
+            </m:oMath>
+            <w:r>
+              <w:t xml:space="preserve">, the</w:t>
+            </w:r>
+            <w:r>
+              <w:t xml:space="preserve"> </w:t>
+            </w:r>
+            <w:r>
+              <w:rPr>
+                <w:b/>
+                <w:bCs/>
+              </w:rPr>
+              <w:t xml:space="preserve">parametric g-formula</w:t>
+            </w:r>
+            <w:r>
+              <w:t xml:space="preserve"> </w:t>
+            </w:r>
+            <w:r>
+              <w:t xml:space="preserve">estimates:</w:t>
+            </w:r>
+          </w:p>
+          <w:p>
+            <w:pPr>
+              <w:pStyle w:val="BodyText"/>
+            </w:pPr>
+            <m:oMathPara>
+              <m:oMathParaPr>
+                <m:jc m:val="center"/>
+              </m:oMathParaPr>
+              <m:oMath>
                 <m:acc>
                   <m:accPr>
                     <m:chr m:val="̂"/>
                   </m:accPr>
                   <m:e>
                     <m:r>
+                      <m:t>E</m:t>
+                    </m:r>
+                  </m:e>
+                </m:acc>
+                <m:r>
+                  <m:rPr>
+                    <m:sty m:val="p"/>
+                  </m:rPr>
+                  <m:t>[</m:t>
+                </m:r>
+                <m:sSup>
+                  <m:e>
+                    <m:r>
                       <m:t>Y</m:t>
                     </m:r>
                   </m:e>
-                </m:acc>
-              </m:e>
-              <m:sub>
+                  <m:sup>
+                    <m:r>
+                      <m:t>a</m:t>
+                    </m:r>
+                  </m:sup>
+                </m:sSup>
                 <m:r>
-                  <m:t>i</m:t>
+                  <m:rPr>
+                    <m:sty m:val="p"/>
+                  </m:rPr>
+                  <m:t>]</m:t>
                 </m:r>
-              </m:sub>
-              <m:sup>
+                <m:r>
+                  <m:rPr>
+                    <m:sty m:val="p"/>
+                  </m:rPr>
+                  <m:t>=</m:t>
+                </m:r>
+                <m:f>
+                  <m:fPr>
+                    <m:type m:val="bar"/>
+                  </m:fPr>
+                  <m:num>
+                    <m:r>
+                      <m:t>1</m:t>
+                    </m:r>
+                  </m:num>
+                  <m:den>
+                    <m:r>
+                      <m:t>n</m:t>
+                    </m:r>
+                  </m:den>
+                </m:f>
+                <m:nary>
+                  <m:naryPr>
+                    <m:chr m:val="∑"/>
+                    <m:limLoc m:val="undOvr"/>
+                    <m:subHide m:val="off"/>
+                    <m:supHide m:val="off"/>
+                  </m:naryPr>
+                  <m:sub>
+                    <m:r>
+                      <m:t>i</m:t>
+                    </m:r>
+                    <m:r>
+                      <m:rPr>
+                        <m:sty m:val="p"/>
+                      </m:rPr>
+                      <m:t>=</m:t>
+                    </m:r>
+                    <m:r>
+                      <m:t>1</m:t>
+                    </m:r>
+                  </m:sub>
+                  <m:sup>
+                    <m:r>
+                      <m:t>n</m:t>
+                    </m:r>
+                  </m:sup>
+                  <m:e>
+                    <m:acc>
+                      <m:accPr>
+                        <m:chr m:val="̂"/>
+                      </m:accPr>
+                      <m:e>
+                        <m:r>
+                          <m:t>E</m:t>
+                        </m:r>
+                      </m:e>
+                    </m:acc>
+                  </m:e>
+                </m:nary>
+                <m:r>
+                  <m:rPr>
+                    <m:sty m:val="p"/>
+                  </m:rPr>
+                  <m:t>[</m:t>
+                </m:r>
+                <m:r>
+                  <m:t>Y</m:t>
+                </m:r>
+                <m:r>
+                  <m:rPr>
+                    <m:sty m:val="p"/>
+                  </m:rPr>
+                  <m:t>∣</m:t>
+                </m:r>
+                <m:r>
+                  <m:t>A</m:t>
+                </m:r>
+                <m:r>
+                  <m:rPr>
+                    <m:sty m:val="p"/>
+                  </m:rPr>
+                  <m:t>=</m:t>
+                </m:r>
                 <m:r>
                   <m:t>a</m:t>
                 </m:r>
-              </m:sup>
-            </m:sSubSup>
-          </m:e>
-        </m:nary>
-      </m:oMath>
-    </w:p>
-    <w:p>
-      <w:pPr>
-        <w:pStyle w:val="Compact"/>
-        <w:numPr>
-          <w:ilvl w:val="0"/>
-          <w:numId w:val="1003"/>
-        </w:numPr>
-      </w:pPr>
-      <w:r>
-        <w:t xml:space="preserve">Repeat for each treatment level</w:t>
-      </w:r>
-      <w:r>
-        <w:t xml:space="preserve"> </w:t>
-      </w:r>
-      <m:oMath>
-        <m:r>
-          <m:t>a</m:t>
-        </m:r>
-      </m:oMath>
-    </w:p>
-    <w:bookmarkEnd w:id="14"/>
+                <m:r>
+                  <m:rPr>
+                    <m:sty m:val="p"/>
+                  </m:rPr>
+                  <m:t>,</m:t>
+                </m:r>
+                <m:r>
+                  <m:t>L</m:t>
+                </m:r>
+                <m:r>
+                  <m:rPr>
+                    <m:sty m:val="p"/>
+                  </m:rPr>
+                  <m:t>=</m:t>
+                </m:r>
+                <m:sSub>
+                  <m:e>
+                    <m:r>
+                      <m:t>L</m:t>
+                    </m:r>
+                  </m:e>
+                  <m:sub>
+                    <m:r>
+                      <m:t>i</m:t>
+                    </m:r>
+                  </m:sub>
+                </m:sSub>
+                <m:r>
+                  <m:rPr>
+                    <m:sty m:val="p"/>
+                  </m:rPr>
+                  <m:t>]</m:t>
+                </m:r>
+              </m:oMath>
+            </m:oMathPara>
+          </w:p>
+          <w:p>
+            <w:pPr>
+              <w:pStyle w:val="FirstParagraph"/>
+            </w:pPr>
+            <w:r>
+              <w:rPr>
+                <w:b/>
+                <w:bCs/>
+              </w:rPr>
+              <w:t xml:space="preserve">Algorithm</w:t>
+            </w:r>
+            <w:r>
+              <w:t xml:space="preserve">:</w:t>
+            </w:r>
+          </w:p>
+          <w:p>
+            <w:pPr>
+              <w:pStyle w:val="Compact"/>
+              <w:numPr>
+                <w:ilvl w:val="0"/>
+                <w:numId w:val="1003"/>
+              </w:numPr>
+            </w:pPr>
+            <w:r>
+              <w:t xml:space="preserve">Fit outcome model</w:t>
+            </w:r>
+            <w:r>
+              <w:t xml:space="preserve"> </w:t>
+            </w:r>
+            <m:oMath>
+              <m:acc>
+                <m:accPr>
+                  <m:chr m:val="̂"/>
+                </m:accPr>
+                <m:e>
+                  <m:r>
+                    <m:t>E</m:t>
+                  </m:r>
+                </m:e>
+              </m:acc>
+              <m:r>
+                <m:rPr>
+                  <m:sty m:val="p"/>
+                </m:rPr>
+                <m:t>[</m:t>
+              </m:r>
+              <m:r>
+                <m:t>Y</m:t>
+              </m:r>
+              <m:r>
+                <m:rPr>
+                  <m:sty m:val="p"/>
+                </m:rPr>
+                <m:t>∣</m:t>
+              </m:r>
+              <m:r>
+                <m:t>A</m:t>
+              </m:r>
+              <m:r>
+                <m:rPr>
+                  <m:sty m:val="p"/>
+                </m:rPr>
+                <m:t>,</m:t>
+              </m:r>
+              <m:r>
+                <m:t>L</m:t>
+              </m:r>
+              <m:r>
+                <m:rPr>
+                  <m:sty m:val="p"/>
+                </m:rPr>
+                <m:t>]</m:t>
+              </m:r>
+            </m:oMath>
+            <w:r>
+              <w:t xml:space="preserve"> </w:t>
+            </w:r>
+            <w:r>
+              <w:t xml:space="preserve">using all data</w:t>
+            </w:r>
+          </w:p>
+          <w:p>
+            <w:pPr>
+              <w:pStyle w:val="Compact"/>
+              <w:numPr>
+                <w:ilvl w:val="0"/>
+                <w:numId w:val="1003"/>
+              </w:numPr>
+            </w:pPr>
+            <w:r>
+              <w:t xml:space="preserve">For each individual</w:t>
+            </w:r>
+            <w:r>
+              <w:t xml:space="preserve"> </w:t>
+            </w:r>
+            <m:oMath>
+              <m:r>
+                <m:t>i</m:t>
+              </m:r>
+            </m:oMath>
+            <w:r>
+              <w:t xml:space="preserve">, predict</w:t>
+            </w:r>
+            <w:r>
+              <w:t xml:space="preserve"> </w:t>
+            </w:r>
+            <m:oMath>
+              <m:sSubSup>
+                <m:e>
+                  <m:acc>
+                    <m:accPr>
+                      <m:chr m:val="̂"/>
+                    </m:accPr>
+                    <m:e>
+                      <m:r>
+                        <m:t>Y</m:t>
+                      </m:r>
+                    </m:e>
+                  </m:acc>
+                </m:e>
+                <m:sub>
+                  <m:r>
+                    <m:t>i</m:t>
+                  </m:r>
+                </m:sub>
+                <m:sup>
+                  <m:r>
+                    <m:t>a</m:t>
+                  </m:r>
+                </m:sup>
+              </m:sSubSup>
+              <m:r>
+                <m:rPr>
+                  <m:sty m:val="p"/>
+                </m:rPr>
+                <m:t>=</m:t>
+              </m:r>
+              <m:acc>
+                <m:accPr>
+                  <m:chr m:val="̂"/>
+                </m:accPr>
+                <m:e>
+                  <m:r>
+                    <m:t>E</m:t>
+                  </m:r>
+                </m:e>
+              </m:acc>
+              <m:r>
+                <m:rPr>
+                  <m:sty m:val="p"/>
+                </m:rPr>
+                <m:t>[</m:t>
+              </m:r>
+              <m:r>
+                <m:t>Y</m:t>
+              </m:r>
+              <m:r>
+                <m:rPr>
+                  <m:sty m:val="p"/>
+                </m:rPr>
+                <m:t>∣</m:t>
+              </m:r>
+              <m:r>
+                <m:t>A</m:t>
+              </m:r>
+              <m:r>
+                <m:rPr>
+                  <m:sty m:val="p"/>
+                </m:rPr>
+                <m:t>=</m:t>
+              </m:r>
+              <m:r>
+                <m:t>a</m:t>
+              </m:r>
+              <m:r>
+                <m:rPr>
+                  <m:sty m:val="p"/>
+                </m:rPr>
+                <m:t>,</m:t>
+              </m:r>
+              <m:r>
+                <m:t>L</m:t>
+              </m:r>
+              <m:r>
+                <m:rPr>
+                  <m:sty m:val="p"/>
+                </m:rPr>
+                <m:t>=</m:t>
+              </m:r>
+              <m:sSub>
+                <m:e>
+                  <m:r>
+                    <m:t>L</m:t>
+                  </m:r>
+                </m:e>
+                <m:sub>
+                  <m:r>
+                    <m:t>i</m:t>
+                  </m:r>
+                </m:sub>
+              </m:sSub>
+              <m:r>
+                <m:rPr>
+                  <m:sty m:val="p"/>
+                </m:rPr>
+                <m:t>]</m:t>
+              </m:r>
+            </m:oMath>
+          </w:p>
+          <w:p>
+            <w:pPr>
+              <w:pStyle w:val="Compact"/>
+              <w:numPr>
+                <w:ilvl w:val="0"/>
+                <w:numId w:val="1003"/>
+              </w:numPr>
+            </w:pPr>
+            <w:r>
+              <w:t xml:space="preserve">Average the predictions:</w:t>
+            </w:r>
+            <w:r>
+              <w:t xml:space="preserve"> </w:t>
+            </w:r>
+            <m:oMath>
+              <m:acc>
+                <m:accPr>
+                  <m:chr m:val="̂"/>
+                </m:accPr>
+                <m:e>
+                  <m:r>
+                    <m:t>E</m:t>
+                  </m:r>
+                </m:e>
+              </m:acc>
+              <m:r>
+                <m:rPr>
+                  <m:sty m:val="p"/>
+                </m:rPr>
+                <m:t>[</m:t>
+              </m:r>
+              <m:sSup>
+                <m:e>
+                  <m:r>
+                    <m:t>Y</m:t>
+                  </m:r>
+                </m:e>
+                <m:sup>
+                  <m:r>
+                    <m:t>a</m:t>
+                  </m:r>
+                </m:sup>
+              </m:sSup>
+              <m:r>
+                <m:rPr>
+                  <m:sty m:val="p"/>
+                </m:rPr>
+                <m:t>]</m:t>
+              </m:r>
+              <m:r>
+                <m:rPr>
+                  <m:sty m:val="p"/>
+                </m:rPr>
+                <m:t>=</m:t>
+              </m:r>
+              <m:sSup>
+                <m:e>
+                  <m:r>
+                    <m:t>n</m:t>
+                  </m:r>
+                </m:e>
+                <m:sup>
+                  <m:r>
+                    <m:rPr>
+                      <m:sty m:val="p"/>
+                    </m:rPr>
+                    <m:t>−</m:t>
+                  </m:r>
+                  <m:r>
+                    <m:t>1</m:t>
+                  </m:r>
+                </m:sup>
+              </m:sSup>
+              <m:nary>
+                <m:naryPr>
+                  <m:chr m:val="∑"/>
+                  <m:limLoc m:val="undOvr"/>
+                  <m:subHide m:val="off"/>
+                  <m:supHide m:val="on"/>
+                </m:naryPr>
+                <m:sub>
+                  <m:r>
+                    <m:t>i</m:t>
+                  </m:r>
+                </m:sub>
+                <m:sup>
+                  <m:r>
+                    <m:t>​</m:t>
+                  </m:r>
+                </m:sup>
+                <m:e>
+                  <m:sSubSup>
+                    <m:e>
+                      <m:acc>
+                        <m:accPr>
+                          <m:chr m:val="̂"/>
+                        </m:accPr>
+                        <m:e>
+                          <m:r>
+                            <m:t>Y</m:t>
+                          </m:r>
+                        </m:e>
+                      </m:acc>
+                    </m:e>
+                    <m:sub>
+                      <m:r>
+                        <m:t>i</m:t>
+                      </m:r>
+                    </m:sub>
+                    <m:sup>
+                      <m:r>
+                        <m:t>a</m:t>
+                      </m:r>
+                    </m:sup>
+                  </m:sSubSup>
+                </m:e>
+              </m:nary>
+            </m:oMath>
+          </w:p>
+          <w:p>
+            <w:pPr>
+              <w:pStyle w:val="Compact"/>
+              <w:numPr>
+                <w:ilvl w:val="0"/>
+                <w:numId w:val="1003"/>
+              </w:numPr>
+            </w:pPr>
+            <w:r>
+              <w:t xml:space="preserve">Repeat for each treatment level</w:t>
+            </w:r>
+            <w:r>
+              <w:t xml:space="preserve"> </w:t>
+            </w:r>
+            <m:oMath>
+              <m:r>
+                <m:t>a</m:t>
+              </m:r>
+            </m:oMath>
+          </w:p>
+          <w:bookmarkEnd w:id="14"/>
+        </w:tc>
+      </w:tr>
+    </w:tbl>
     <w:bookmarkEnd w:id="15"/>
     <w:bookmarkStart w:id="16" w:name="example-nhefs-data"/>
     <w:p>
@@ -7201,108 +7275,145 @@
         <w:t xml:space="preserve">6.2 Dose-Response Curve</w:t>
       </w:r>
     </w:p>
-    <w:bookmarkStart w:id="29" w:name="def-dose-response"/>
-    <w:p>
-      <w:pPr>
-        <w:pStyle w:val="FirstParagraph"/>
-      </w:pPr>
-      <w:r>
-        <w:rPr>
-          <w:b/>
-          <w:bCs/>
-        </w:rPr>
-        <w:t xml:space="preserve">Definition 3 (Dose-Response Curve)</w:t>
-      </w:r>
-      <w:r>
-        <w:t xml:space="preserve"> </w:t>
-      </w:r>
-      <w:r>
-        <w:t xml:space="preserve">The</w:t>
-      </w:r>
-      <w:r>
-        <w:t xml:space="preserve"> </w:t>
-      </w:r>
-      <w:r>
-        <w:rPr>
-          <w:b/>
-          <w:bCs/>
-        </w:rPr>
-        <w:t xml:space="preserve">dose-response curve</w:t>
-      </w:r>
-      <w:r>
-        <w:t xml:space="preserve"> </w:t>
-      </w:r>
-      <w:r>
-        <w:t xml:space="preserve">is the function</w:t>
-      </w:r>
-      <w:r>
-        <w:t xml:space="preserve"> </w:t>
-      </w:r>
-      <m:oMath>
-        <m:r>
-          <m:t>a</m:t>
-        </m:r>
-        <m:r>
-          <m:rPr>
-            <m:sty m:val="p"/>
-          </m:rPr>
-          <m:t>↦</m:t>
-        </m:r>
-        <m:r>
-          <m:t>E</m:t>
-        </m:r>
-        <m:r>
-          <m:rPr>
-            <m:sty m:val="p"/>
-          </m:rPr>
-          <m:t>[</m:t>
-        </m:r>
-        <m:sSup>
-          <m:e>
-            <m:r>
-              <m:t>Y</m:t>
-            </m:r>
-          </m:e>
-          <m:sup>
-            <m:r>
-              <m:t>a</m:t>
-            </m:r>
-          </m:sup>
-        </m:sSup>
-        <m:r>
-          <m:rPr>
-            <m:sty m:val="p"/>
-          </m:rPr>
-          <m:t>]</m:t>
-        </m:r>
-      </m:oMath>
-      <w:r>
-        <w:t xml:space="preserve"> </w:t>
-      </w:r>
-      <w:r>
-        <w:t xml:space="preserve">showing how the mean potential outcome varies with treatment level</w:t>
-      </w:r>
-      <w:r>
-        <w:t xml:space="preserve"> </w:t>
-      </w:r>
-      <m:oMath>
-        <m:r>
-          <m:t>a</m:t>
-        </m:r>
-      </m:oMath>
-      <w:r>
-        <w:t xml:space="preserve">.</w:t>
-      </w:r>
-    </w:p>
-    <w:p>
-      <w:pPr>
-        <w:pStyle w:val="BodyText"/>
-      </w:pPr>
-      <w:r>
-        <w:t xml:space="preserve">For continuous treatment, this is a smooth curve rather than discrete points.</w:t>
-      </w:r>
-    </w:p>
-    <w:bookmarkEnd w:id="29"/>
+    <w:tbl>
+      <w:tblPr>
+        <w:tblStyle w:val="Table"/>
+        <w:tblInd w:w="164" w:type="dxa"/>
+        <w:tblBorders>
+          <w:left w:val="single" w:sz="24" w:space="0" w:color="909090"/>
+        </w:tblBorders>
+        <w:tblCellMar>
+          <w:left w:w="0" w:type="dxa"/>
+          <w:right w:w="0" w:type="dxa"/>
+        </w:tblCellMar>
+        <w:tblLook w:firstRow="0" w:lastRow="0" w:firstColumn="0" w:lastColumn="0" w:noHBand="0" w:noVBand="0" w:val="0000"/>
+      </w:tblPr>
+      <w:tblGrid>
+        <w:gridCol w:w="7920"/>
+      </w:tblGrid>
+      <w:tr>
+        <w:trPr>
+          <w:cantSplit/>
+        </w:trPr>
+        <w:tc>
+          <w:tcPr>
+            <w:tcMar>
+              <w:left w:w="144" w:type="dxa"/>
+            </w:tcMar>
+          </w:tcPr>
+          <w:p>
+            <w:pPr>
+              <w:pStyle w:val="FirstParagraph"/>
+            </w:pPr>
+            <w:pPr>
+              <w:spacing w:before="16" w:after="64"/>
+            </w:pPr>
+          </w:p>
+          <w:bookmarkStart w:id="29" w:name="def-dose-response"/>
+          <w:p>
+            <w:pPr>
+              <w:pStyle w:val="BodyText"/>
+            </w:pPr>
+            <w:r>
+              <w:rPr>
+                <w:b/>
+                <w:bCs/>
+              </w:rPr>
+              <w:t xml:space="preserve">Definition 3 (Dose-Response Curve)</w:t>
+            </w:r>
+            <w:r>
+              <w:t xml:space="preserve"> </w:t>
+            </w:r>
+            <w:r>
+              <w:t xml:space="preserve">The</w:t>
+            </w:r>
+            <w:r>
+              <w:t xml:space="preserve"> </w:t>
+            </w:r>
+            <w:r>
+              <w:rPr>
+                <w:b/>
+                <w:bCs/>
+              </w:rPr>
+              <w:t xml:space="preserve">dose-response curve</w:t>
+            </w:r>
+            <w:r>
+              <w:t xml:space="preserve"> </w:t>
+            </w:r>
+            <w:r>
+              <w:t xml:space="preserve">is the function</w:t>
+            </w:r>
+            <w:r>
+              <w:t xml:space="preserve"> </w:t>
+            </w:r>
+            <m:oMath>
+              <m:r>
+                <m:t>a</m:t>
+              </m:r>
+              <m:r>
+                <m:rPr>
+                  <m:sty m:val="p"/>
+                </m:rPr>
+                <m:t>↦</m:t>
+              </m:r>
+              <m:r>
+                <m:t>E</m:t>
+              </m:r>
+              <m:r>
+                <m:rPr>
+                  <m:sty m:val="p"/>
+                </m:rPr>
+                <m:t>[</m:t>
+              </m:r>
+              <m:sSup>
+                <m:e>
+                  <m:r>
+                    <m:t>Y</m:t>
+                  </m:r>
+                </m:e>
+                <m:sup>
+                  <m:r>
+                    <m:t>a</m:t>
+                  </m:r>
+                </m:sup>
+              </m:sSup>
+              <m:r>
+                <m:rPr>
+                  <m:sty m:val="p"/>
+                </m:rPr>
+                <m:t>]</m:t>
+              </m:r>
+            </m:oMath>
+            <w:r>
+              <w:t xml:space="preserve"> </w:t>
+            </w:r>
+            <w:r>
+              <w:t xml:space="preserve">showing how the mean potential outcome varies with treatment level</w:t>
+            </w:r>
+            <w:r>
+              <w:t xml:space="preserve"> </w:t>
+            </w:r>
+            <m:oMath>
+              <m:r>
+                <m:t>a</m:t>
+              </m:r>
+            </m:oMath>
+            <w:r>
+              <w:t xml:space="preserve">.</w:t>
+            </w:r>
+          </w:p>
+          <w:p>
+            <w:pPr>
+              <w:pStyle w:val="BodyText"/>
+            </w:pPr>
+            <w:r>
+              <w:t xml:space="preserve">For continuous treatment, this is a smooth curve rather than discrete points.</w:t>
+            </w:r>
+          </w:p>
+          <w:bookmarkEnd w:id="29"/>
+        </w:tc>
+      </w:tr>
+    </w:tbl>
     <w:p>
       <w:pPr>
         <w:pStyle w:val="BodyText"/>

--- a/chapters/13-standardization-parametric-g-formula.docx
+++ b/chapters/13-standardization-parametric-g-formula.docx
@@ -230,87 +230,91 @@
       </w:r>
       <m:oMath>
         <m:r>
-          <m:t>E</m:t>
-        </m:r>
-        <m:r>
           <m:rPr>
+            <m:nor/>
             <m:sty m:val="p"/>
           </m:rPr>
-          <m:t>[</m:t>
-        </m:r>
-        <m:r>
-          <m:t>Y</m:t>
-        </m:r>
+          <m:t>E</m:t>
+        </m:r>
+        <m:d>
+          <m:dPr>
+            <m:begChr m:val="["/>
+            <m:sepChr m:val=""/>
+            <m:endChr m:val="]"/>
+            <m:grow/>
+          </m:dPr>
+          <m:e>
+            <m:r>
+              <m:t>Y</m:t>
+            </m:r>
+            <m:r>
+              <m:rPr>
+                <m:sty m:val="p"/>
+              </m:rPr>
+              <m:t>∣</m:t>
+            </m:r>
+            <m:r>
+              <m:t>A</m:t>
+            </m:r>
+            <m:r>
+              <m:rPr>
+                <m:sty m:val="p"/>
+              </m:rPr>
+              <m:t>,</m:t>
+            </m:r>
+            <m:r>
+              <m:t>L</m:t>
+            </m:r>
+          </m:e>
+        </m:d>
+      </m:oMath>
+      <w:r>
+        <w:t xml:space="preserve"> </w:t>
+      </w:r>
+      <w:r>
+        <w:t xml:space="preserve">and compute weighted averages</w:t>
+      </w:r>
+    </w:p>
+    <w:p>
+      <w:pPr>
+        <w:pStyle w:val="FirstParagraph"/>
+      </w:pPr>
+      <w:r>
+        <w:t xml:space="preserve">Both can estimate</w:t>
+      </w:r>
+      <w:r>
+        <w:t xml:space="preserve"> </w:t>
+      </w:r>
+      <m:oMath>
         <m:r>
           <m:rPr>
+            <m:nor/>
             <m:sty m:val="p"/>
           </m:rPr>
-          <m:t>∣</m:t>
-        </m:r>
-        <m:r>
-          <m:t>A</m:t>
-        </m:r>
-        <m:r>
-          <m:rPr>
-            <m:sty m:val="p"/>
-          </m:rPr>
-          <m:t>,</m:t>
-        </m:r>
-        <m:r>
-          <m:t>L</m:t>
-        </m:r>
-        <m:r>
-          <m:rPr>
-            <m:sty m:val="p"/>
-          </m:rPr>
-          <m:t>]</m:t>
-        </m:r>
-      </m:oMath>
-      <w:r>
-        <w:t xml:space="preserve"> </w:t>
-      </w:r>
-      <w:r>
-        <w:t xml:space="preserve">and compute weighted averages</w:t>
-      </w:r>
-    </w:p>
-    <w:p>
-      <w:pPr>
-        <w:pStyle w:val="FirstParagraph"/>
-      </w:pPr>
-      <w:r>
-        <w:t xml:space="preserve">Both can estimate</w:t>
-      </w:r>
-      <w:r>
-        <w:t xml:space="preserve"> </w:t>
-      </w:r>
-      <m:oMath>
-        <m:r>
           <m:t>E</m:t>
         </m:r>
-        <m:r>
-          <m:rPr>
-            <m:sty m:val="p"/>
-          </m:rPr>
-          <m:t>[</m:t>
-        </m:r>
-        <m:sSup>
+        <m:d>
+          <m:dPr>
+            <m:begChr m:val="["/>
+            <m:sepChr m:val=""/>
+            <m:endChr m:val="]"/>
+            <m:grow/>
+          </m:dPr>
           <m:e>
-            <m:r>
-              <m:t>Y</m:t>
-            </m:r>
+            <m:sSup>
+              <m:e>
+                <m:r>
+                  <m:t>Y</m:t>
+                </m:r>
+              </m:e>
+              <m:sup>
+                <m:r>
+                  <m:t>a</m:t>
+                </m:r>
+              </m:sup>
+            </m:sSup>
           </m:e>
-          <m:sup>
-            <m:r>
-              <m:t>a</m:t>
-            </m:r>
-          </m:sup>
-        </m:sSup>
-        <m:r>
-          <m:rPr>
-            <m:sty m:val="p"/>
-          </m:rPr>
-          <m:t>]</m:t>
-        </m:r>
+        </m:d>
       </m:oMath>
       <w:r>
         <w:t xml:space="preserve"> </w:t>
@@ -362,32 +366,34 @@
         </m:oMathParaPr>
         <m:oMath>
           <m:r>
+            <m:rPr>
+              <m:nor/>
+              <m:sty m:val="p"/>
+            </m:rPr>
             <m:t>E</m:t>
           </m:r>
-          <m:r>
-            <m:rPr>
-              <m:sty m:val="p"/>
-            </m:rPr>
-            <m:t>[</m:t>
-          </m:r>
-          <m:sSup>
+          <m:d>
+            <m:dPr>
+              <m:begChr m:val="["/>
+              <m:sepChr m:val=""/>
+              <m:endChr m:val="]"/>
+              <m:grow/>
+            </m:dPr>
             <m:e>
-              <m:r>
-                <m:t>Y</m:t>
-              </m:r>
+              <m:sSup>
+                <m:e>
+                  <m:r>
+                    <m:t>Y</m:t>
+                  </m:r>
+                </m:e>
+                <m:sup>
+                  <m:r>
+                    <m:t>a</m:t>
+                  </m:r>
+                </m:sup>
+              </m:sSup>
             </m:e>
-            <m:sup>
-              <m:r>
-                <m:t>a</m:t>
-              </m:r>
-            </m:sup>
-          </m:sSup>
-          <m:r>
-            <m:rPr>
-              <m:sty m:val="p"/>
-            </m:rPr>
-            <m:t>]</m:t>
-          </m:r>
+          </m:d>
           <m:r>
             <m:rPr>
               <m:sty m:val="p"/>
@@ -413,61 +419,63 @@
             </m:sup>
             <m:e>
               <m:r>
+                <m:rPr>
+                  <m:nor/>
+                  <m:sty m:val="p"/>
+                </m:rPr>
                 <m:t>E</m:t>
               </m:r>
             </m:e>
           </m:nary>
-          <m:r>
-            <m:rPr>
-              <m:sty m:val="p"/>
-            </m:rPr>
-            <m:t>[</m:t>
-          </m:r>
-          <m:r>
-            <m:t>Y</m:t>
-          </m:r>
-          <m:r>
-            <m:rPr>
-              <m:sty m:val="p"/>
-            </m:rPr>
-            <m:t>∣</m:t>
-          </m:r>
-          <m:r>
-            <m:t>A</m:t>
-          </m:r>
-          <m:r>
-            <m:rPr>
-              <m:sty m:val="p"/>
-            </m:rPr>
-            <m:t>=</m:t>
-          </m:r>
-          <m:r>
-            <m:t>a</m:t>
-          </m:r>
-          <m:r>
-            <m:rPr>
-              <m:sty m:val="p"/>
-            </m:rPr>
-            <m:t>,</m:t>
-          </m:r>
-          <m:r>
-            <m:t>L</m:t>
-          </m:r>
-          <m:r>
-            <m:rPr>
-              <m:sty m:val="p"/>
-            </m:rPr>
-            <m:t>=</m:t>
-          </m:r>
-          <m:r>
-            <m:t>ℓ</m:t>
-          </m:r>
-          <m:r>
-            <m:rPr>
-              <m:sty m:val="p"/>
-            </m:rPr>
-            <m:t>]</m:t>
-          </m:r>
+          <m:d>
+            <m:dPr>
+              <m:begChr m:val="["/>
+              <m:sepChr m:val=""/>
+              <m:endChr m:val="]"/>
+              <m:grow/>
+            </m:dPr>
+            <m:e>
+              <m:r>
+                <m:t>Y</m:t>
+              </m:r>
+              <m:r>
+                <m:rPr>
+                  <m:sty m:val="p"/>
+                </m:rPr>
+                <m:t>∣</m:t>
+              </m:r>
+              <m:r>
+                <m:t>A</m:t>
+              </m:r>
+              <m:r>
+                <m:rPr>
+                  <m:sty m:val="p"/>
+                </m:rPr>
+                <m:t>=</m:t>
+              </m:r>
+              <m:r>
+                <m:t>a</m:t>
+              </m:r>
+              <m:r>
+                <m:rPr>
+                  <m:sty m:val="p"/>
+                </m:rPr>
+                <m:t>,</m:t>
+              </m:r>
+              <m:r>
+                <m:t>L</m:t>
+              </m:r>
+              <m:r>
+                <m:rPr>
+                  <m:sty m:val="p"/>
+                </m:rPr>
+                <m:t>=</m:t>
+              </m:r>
+              <m:r>
+                <m:t>ℓ</m:t>
+              </m:r>
+            </m:e>
+          </m:d>
           <m:r>
             <m:rPr>
               <m:sty m:val="p"/>
@@ -613,59 +621,61 @@
             </w:r>
             <m:oMath>
               <m:r>
-                <m:t>E</m:t>
-              </m:r>
-              <m:r>
                 <m:rPr>
+                  <m:nor/>
                   <m:sty m:val="p"/>
                 </m:rPr>
-                <m:t>[</m:t>
-              </m:r>
-              <m:r>
-                <m:t>Y</m:t>
-              </m:r>
-              <m:r>
-                <m:rPr>
-                  <m:sty m:val="p"/>
-                </m:rPr>
-                <m:t>∣</m:t>
-              </m:r>
-              <m:r>
-                <m:t>A</m:t>
-              </m:r>
-              <m:r>
-                <m:rPr>
-                  <m:sty m:val="p"/>
-                </m:rPr>
-                <m:t>=</m:t>
-              </m:r>
-              <m:r>
-                <m:t>a</m:t>
-              </m:r>
-              <m:r>
-                <m:rPr>
-                  <m:sty m:val="p"/>
-                </m:rPr>
-                <m:t>,</m:t>
-              </m:r>
-              <m:r>
-                <m:t>L</m:t>
-              </m:r>
-              <m:r>
-                <m:rPr>
-                  <m:sty m:val="p"/>
-                </m:rPr>
-                <m:t>=</m:t>
-              </m:r>
-              <m:r>
-                <m:t>ℓ</m:t>
-              </m:r>
-              <m:r>
-                <m:rPr>
-                  <m:sty m:val="p"/>
-                </m:rPr>
-                <m:t>]</m:t>
-              </m:r>
+                <m:t>E</m:t>
+              </m:r>
+              <m:d>
+                <m:dPr>
+                  <m:begChr m:val="["/>
+                  <m:sepChr m:val=""/>
+                  <m:endChr m:val="]"/>
+                  <m:grow/>
+                </m:dPr>
+                <m:e>
+                  <m:r>
+                    <m:t>Y</m:t>
+                  </m:r>
+                  <m:r>
+                    <m:rPr>
+                      <m:sty m:val="p"/>
+                    </m:rPr>
+                    <m:t>∣</m:t>
+                  </m:r>
+                  <m:r>
+                    <m:t>A</m:t>
+                  </m:r>
+                  <m:r>
+                    <m:rPr>
+                      <m:sty m:val="p"/>
+                    </m:rPr>
+                    <m:t>=</m:t>
+                  </m:r>
+                  <m:r>
+                    <m:t>a</m:t>
+                  </m:r>
+                  <m:r>
+                    <m:rPr>
+                      <m:sty m:val="p"/>
+                    </m:rPr>
+                    <m:t>,</m:t>
+                  </m:r>
+                  <m:r>
+                    <m:t>L</m:t>
+                  </m:r>
+                  <m:r>
+                    <m:rPr>
+                      <m:sty m:val="p"/>
+                    </m:rPr>
+                    <m:t>=</m:t>
+                  </m:r>
+                  <m:r>
+                    <m:t>ℓ</m:t>
+                  </m:r>
+                </m:e>
+              </m:d>
             </m:oMath>
             <w:r>
               <w:t xml:space="preserve"> </w:t>
@@ -720,34 +730,36 @@
                   </m:accPr>
                   <m:e>
                     <m:r>
+                      <m:rPr>
+                        <m:nor/>
+                        <m:sty m:val="p"/>
+                      </m:rPr>
                       <m:t>E</m:t>
                     </m:r>
                   </m:e>
                 </m:acc>
-                <m:r>
-                  <m:rPr>
-                    <m:sty m:val="p"/>
-                  </m:rPr>
-                  <m:t>[</m:t>
-                </m:r>
-                <m:sSup>
+                <m:d>
+                  <m:dPr>
+                    <m:begChr m:val="["/>
+                    <m:sepChr m:val=""/>
+                    <m:endChr m:val="]"/>
+                    <m:grow/>
+                  </m:dPr>
                   <m:e>
-                    <m:r>
-                      <m:t>Y</m:t>
-                    </m:r>
+                    <m:sSup>
+                      <m:e>
+                        <m:r>
+                          <m:t>Y</m:t>
+                        </m:r>
+                      </m:e>
+                      <m:sup>
+                        <m:r>
+                          <m:t>a</m:t>
+                        </m:r>
+                      </m:sup>
+                    </m:sSup>
                   </m:e>
-                  <m:sup>
-                    <m:r>
-                      <m:t>a</m:t>
-                    </m:r>
-                  </m:sup>
-                </m:sSup>
-                <m:r>
-                  <m:rPr>
-                    <m:sty m:val="p"/>
-                  </m:rPr>
-                  <m:t>]</m:t>
-                </m:r>
+                </m:d>
                 <m:r>
                   <m:rPr>
                     <m:sty m:val="p"/>
@@ -778,63 +790,65 @@
                       </m:accPr>
                       <m:e>
                         <m:r>
+                          <m:rPr>
+                            <m:nor/>
+                            <m:sty m:val="p"/>
+                          </m:rPr>
                           <m:t>E</m:t>
                         </m:r>
                       </m:e>
                     </m:acc>
                   </m:e>
                 </m:nary>
-                <m:r>
-                  <m:rPr>
-                    <m:sty m:val="p"/>
-                  </m:rPr>
-                  <m:t>[</m:t>
-                </m:r>
-                <m:r>
-                  <m:t>Y</m:t>
-                </m:r>
-                <m:r>
-                  <m:rPr>
-                    <m:sty m:val="p"/>
-                  </m:rPr>
-                  <m:t>∣</m:t>
-                </m:r>
-                <m:r>
-                  <m:t>A</m:t>
-                </m:r>
-                <m:r>
-                  <m:rPr>
-                    <m:sty m:val="p"/>
-                  </m:rPr>
-                  <m:t>=</m:t>
-                </m:r>
-                <m:r>
-                  <m:t>a</m:t>
-                </m:r>
-                <m:r>
-                  <m:rPr>
-                    <m:sty m:val="p"/>
-                  </m:rPr>
-                  <m:t>,</m:t>
-                </m:r>
-                <m:r>
-                  <m:t>L</m:t>
-                </m:r>
-                <m:r>
-                  <m:rPr>
-                    <m:sty m:val="p"/>
-                  </m:rPr>
-                  <m:t>=</m:t>
-                </m:r>
-                <m:r>
-                  <m:t>ℓ</m:t>
-                </m:r>
-                <m:r>
-                  <m:rPr>
-                    <m:sty m:val="p"/>
-                  </m:rPr>
-                  <m:t>]</m:t>
-                </m:r>
+                <m:d>
+                  <m:dPr>
+                    <m:begChr m:val="["/>
+                    <m:sepChr m:val=""/>
+                    <m:endChr m:val="]"/>
+                    <m:grow/>
+                  </m:dPr>
+                  <m:e>
+                    <m:r>
+                      <m:t>Y</m:t>
+                    </m:r>
+                    <m:r>
+                      <m:rPr>
+                        <m:sty m:val="p"/>
+                      </m:rPr>
+                      <m:t>∣</m:t>
+                    </m:r>
+                    <m:r>
+                      <m:t>A</m:t>
+                    </m:r>
+                    <m:r>
+                      <m:rPr>
+                        <m:sty m:val="p"/>
+                      </m:rPr>
+                      <m:t>=</m:t>
+                    </m:r>
+                    <m:r>
+                      <m:t>a</m:t>
+                    </m:r>
+                    <m:r>
+                      <m:rPr>
+                        <m:sty m:val="p"/>
+                      </m:rPr>
+                      <m:t>,</m:t>
+                    </m:r>
+                    <m:r>
+                      <m:t>L</m:t>
+                    </m:r>
+                    <m:r>
+                      <m:rPr>
+                        <m:sty m:val="p"/>
+                      </m:rPr>
+                      <m:t>=</m:t>
+                    </m:r>
+                    <m:r>
+                      <m:t>ℓ</m:t>
+                    </m:r>
+                  </m:e>
+                </m:d>
                 <m:r>
                   <m:rPr>
                     <m:sty m:val="p"/>
@@ -1151,43 +1165,45 @@
             </m:accPr>
             <m:e>
               <m:r>
+                <m:rPr>
+                  <m:nor/>
+                  <m:sty m:val="p"/>
+                </m:rPr>
                 <m:t>E</m:t>
               </m:r>
             </m:e>
           </m:acc>
-          <m:r>
-            <m:rPr>
-              <m:sty m:val="p"/>
-            </m:rPr>
-            <m:t>[</m:t>
-          </m:r>
-          <m:sSup>
+          <m:d>
+            <m:dPr>
+              <m:begChr m:val="["/>
+              <m:sepChr m:val=""/>
+              <m:endChr m:val="]"/>
+              <m:grow/>
+            </m:dPr>
             <m:e>
-              <m:r>
-                <m:t>Y</m:t>
-              </m:r>
+              <m:sSup>
+                <m:e>
+                  <m:r>
+                    <m:t>Y</m:t>
+                  </m:r>
+                </m:e>
+                <m:sup>
+                  <m:r>
+                    <m:t>a</m:t>
+                  </m:r>
+                  <m:r>
+                    <m:rPr>
+                      <m:sty m:val="p"/>
+                    </m:rPr>
+                    <m:t>=</m:t>
+                  </m:r>
+                  <m:r>
+                    <m:t>1</m:t>
+                  </m:r>
+                </m:sup>
+              </m:sSup>
             </m:e>
-            <m:sup>
-              <m:r>
-                <m:t>a</m:t>
-              </m:r>
-              <m:r>
-                <m:rPr>
-                  <m:sty m:val="p"/>
-                </m:rPr>
-                <m:t>=</m:t>
-              </m:r>
-              <m:r>
-                <m:t>1</m:t>
-              </m:r>
-            </m:sup>
-          </m:sSup>
-          <m:r>
-            <m:rPr>
-              <m:sty m:val="p"/>
-            </m:rPr>
-            <m:t>]</m:t>
-          </m:r>
+          </m:d>
           <m:r>
             <m:rPr>
               <m:sty m:val="p"/>
@@ -1357,43 +1373,45 @@
             </m:accPr>
             <m:e>
               <m:r>
+                <m:rPr>
+                  <m:nor/>
+                  <m:sty m:val="p"/>
+                </m:rPr>
                 <m:t>E</m:t>
               </m:r>
             </m:e>
           </m:acc>
-          <m:r>
-            <m:rPr>
-              <m:sty m:val="p"/>
-            </m:rPr>
-            <m:t>[</m:t>
-          </m:r>
-          <m:sSup>
+          <m:d>
+            <m:dPr>
+              <m:begChr m:val="["/>
+              <m:sepChr m:val=""/>
+              <m:endChr m:val="]"/>
+              <m:grow/>
+            </m:dPr>
             <m:e>
-              <m:r>
-                <m:t>Y</m:t>
-              </m:r>
+              <m:sSup>
+                <m:e>
+                  <m:r>
+                    <m:t>Y</m:t>
+                  </m:r>
+                </m:e>
+                <m:sup>
+                  <m:r>
+                    <m:t>a</m:t>
+                  </m:r>
+                  <m:r>
+                    <m:rPr>
+                      <m:sty m:val="p"/>
+                    </m:rPr>
+                    <m:t>=</m:t>
+                  </m:r>
+                  <m:r>
+                    <m:t>0</m:t>
+                  </m:r>
+                </m:sup>
+              </m:sSup>
             </m:e>
-            <m:sup>
-              <m:r>
-                <m:t>a</m:t>
-              </m:r>
-              <m:r>
-                <m:rPr>
-                  <m:sty m:val="p"/>
-                </m:rPr>
-                <m:t>=</m:t>
-              </m:r>
-              <m:r>
-                <m:t>0</m:t>
-              </m:r>
-            </m:sup>
-          </m:sSup>
-          <m:r>
-            <m:rPr>
-              <m:sty m:val="p"/>
-            </m:rPr>
-            <m:t>]</m:t>
-          </m:r>
+          </m:d>
           <m:r>
             <m:rPr>
               <m:sty m:val="p"/>
@@ -1572,43 +1590,45 @@
           </m:accPr>
           <m:e>
             <m:r>
+              <m:rPr>
+                <m:nor/>
+                <m:sty m:val="p"/>
+              </m:rPr>
               <m:t>E</m:t>
             </m:r>
           </m:e>
         </m:acc>
-        <m:r>
-          <m:rPr>
-            <m:sty m:val="p"/>
-          </m:rPr>
-          <m:t>[</m:t>
-        </m:r>
-        <m:sSup>
+        <m:d>
+          <m:dPr>
+            <m:begChr m:val="["/>
+            <m:sepChr m:val=""/>
+            <m:endChr m:val="]"/>
+            <m:grow/>
+          </m:dPr>
           <m:e>
-            <m:r>
-              <m:t>Y</m:t>
-            </m:r>
+            <m:sSup>
+              <m:e>
+                <m:r>
+                  <m:t>Y</m:t>
+                </m:r>
+              </m:e>
+              <m:sup>
+                <m:r>
+                  <m:t>a</m:t>
+                </m:r>
+                <m:r>
+                  <m:rPr>
+                    <m:sty m:val="p"/>
+                  </m:rPr>
+                  <m:t>=</m:t>
+                </m:r>
+                <m:r>
+                  <m:t>1</m:t>
+                </m:r>
+              </m:sup>
+            </m:sSup>
           </m:e>
-          <m:sup>
-            <m:r>
-              <m:t>a</m:t>
-            </m:r>
-            <m:r>
-              <m:rPr>
-                <m:sty m:val="p"/>
-              </m:rPr>
-              <m:t>=</m:t>
-            </m:r>
-            <m:r>
-              <m:t>1</m:t>
-            </m:r>
-          </m:sup>
-        </m:sSup>
-        <m:r>
-          <m:rPr>
-            <m:sty m:val="p"/>
-          </m:rPr>
-          <m:t>]</m:t>
-        </m:r>
+        </m:d>
         <m:r>
           <m:rPr>
             <m:sty m:val="p"/>
@@ -1621,43 +1641,45 @@
           </m:accPr>
           <m:e>
             <m:r>
+              <m:rPr>
+                <m:nor/>
+                <m:sty m:val="p"/>
+              </m:rPr>
               <m:t>E</m:t>
             </m:r>
           </m:e>
         </m:acc>
-        <m:r>
-          <m:rPr>
-            <m:sty m:val="p"/>
-          </m:rPr>
-          <m:t>[</m:t>
-        </m:r>
-        <m:sSup>
+        <m:d>
+          <m:dPr>
+            <m:begChr m:val="["/>
+            <m:sepChr m:val=""/>
+            <m:endChr m:val="]"/>
+            <m:grow/>
+          </m:dPr>
           <m:e>
-            <m:r>
-              <m:t>Y</m:t>
-            </m:r>
+            <m:sSup>
+              <m:e>
+                <m:r>
+                  <m:t>Y</m:t>
+                </m:r>
+              </m:e>
+              <m:sup>
+                <m:r>
+                  <m:t>a</m:t>
+                </m:r>
+                <m:r>
+                  <m:rPr>
+                    <m:sty m:val="p"/>
+                  </m:rPr>
+                  <m:t>=</m:t>
+                </m:r>
+                <m:r>
+                  <m:t>0</m:t>
+                </m:r>
+              </m:sup>
+            </m:sSup>
           </m:e>
-          <m:sup>
-            <m:r>
-              <m:t>a</m:t>
-            </m:r>
-            <m:r>
-              <m:rPr>
-                <m:sty m:val="p"/>
-              </m:rPr>
-              <m:t>=</m:t>
-            </m:r>
-            <m:r>
-              <m:t>0</m:t>
-            </m:r>
-          </m:sup>
-        </m:sSup>
-        <m:r>
-          <m:rPr>
-            <m:sty m:val="p"/>
-          </m:rPr>
-          <m:t>]</m:t>
-        </m:r>
+        </m:d>
       </m:oMath>
     </w:p>
     <w:p>
@@ -1788,41 +1810,43 @@
       </w:r>
       <m:oMath>
         <m:r>
-          <m:t>E</m:t>
-        </m:r>
-        <m:r>
           <m:rPr>
+            <m:nor/>
             <m:sty m:val="p"/>
           </m:rPr>
-          <m:t>[</m:t>
-        </m:r>
-        <m:r>
-          <m:t>Y</m:t>
-        </m:r>
-        <m:r>
-          <m:rPr>
-            <m:sty m:val="p"/>
-          </m:rPr>
-          <m:t>∣</m:t>
-        </m:r>
-        <m:r>
-          <m:t>A</m:t>
-        </m:r>
-        <m:r>
-          <m:rPr>
-            <m:sty m:val="p"/>
-          </m:rPr>
-          <m:t>,</m:t>
-        </m:r>
-        <m:r>
-          <m:t>L</m:t>
-        </m:r>
-        <m:r>
-          <m:rPr>
-            <m:sty m:val="p"/>
-          </m:rPr>
-          <m:t>]</m:t>
-        </m:r>
+          <m:t>E</m:t>
+        </m:r>
+        <m:d>
+          <m:dPr>
+            <m:begChr m:val="["/>
+            <m:sepChr m:val=""/>
+            <m:endChr m:val="]"/>
+            <m:grow/>
+          </m:dPr>
+          <m:e>
+            <m:r>
+              <m:t>Y</m:t>
+            </m:r>
+            <m:r>
+              <m:rPr>
+                <m:sty m:val="p"/>
+              </m:rPr>
+              <m:t>∣</m:t>
+            </m:r>
+            <m:r>
+              <m:t>A</m:t>
+            </m:r>
+            <m:r>
+              <m:rPr>
+                <m:sty m:val="p"/>
+              </m:rPr>
+              <m:t>,</m:t>
+            </m:r>
+            <m:r>
+              <m:t>L</m:t>
+            </m:r>
+          </m:e>
+        </m:d>
       </m:oMath>
       <w:r>
         <w:t xml:space="preserve">, such as:</w:t>
@@ -1838,41 +1862,43 @@
         </m:oMathParaPr>
         <m:oMath>
           <m:r>
+            <m:rPr>
+              <m:nor/>
+              <m:sty m:val="p"/>
+            </m:rPr>
             <m:t>E</m:t>
           </m:r>
-          <m:r>
-            <m:rPr>
-              <m:sty m:val="p"/>
-            </m:rPr>
-            <m:t>[</m:t>
-          </m:r>
-          <m:r>
-            <m:t>Y</m:t>
-          </m:r>
-          <m:r>
-            <m:rPr>
-              <m:sty m:val="p"/>
-            </m:rPr>
-            <m:t>∣</m:t>
-          </m:r>
-          <m:r>
-            <m:t>A</m:t>
-          </m:r>
-          <m:r>
-            <m:rPr>
-              <m:sty m:val="p"/>
-            </m:rPr>
-            <m:t>,</m:t>
-          </m:r>
-          <m:r>
-            <m:t>L</m:t>
-          </m:r>
-          <m:r>
-            <m:rPr>
-              <m:sty m:val="p"/>
-            </m:rPr>
-            <m:t>]</m:t>
-          </m:r>
+          <m:d>
+            <m:dPr>
+              <m:begChr m:val="["/>
+              <m:sepChr m:val=""/>
+              <m:endChr m:val="]"/>
+              <m:grow/>
+            </m:dPr>
+            <m:e>
+              <m:r>
+                <m:t>Y</m:t>
+              </m:r>
+              <m:r>
+                <m:rPr>
+                  <m:sty m:val="p"/>
+                </m:rPr>
+                <m:t>∣</m:t>
+              </m:r>
+              <m:r>
+                <m:t>A</m:t>
+              </m:r>
+              <m:r>
+                <m:rPr>
+                  <m:sty m:val="p"/>
+                </m:rPr>
+                <m:t>,</m:t>
+              </m:r>
+              <m:r>
+                <m:t>L</m:t>
+              </m:r>
+            </m:e>
+          </m:d>
           <m:r>
             <m:rPr>
               <m:sty m:val="p"/>
@@ -2173,43 +2199,45 @@
                 </m:accPr>
                 <m:e>
                   <m:r>
+                    <m:rPr>
+                      <m:nor/>
+                      <m:sty m:val="p"/>
+                    </m:rPr>
                     <m:t>E</m:t>
                   </m:r>
                 </m:e>
               </m:acc>
-              <m:r>
-                <m:rPr>
-                  <m:sty m:val="p"/>
-                </m:rPr>
-                <m:t>[</m:t>
-              </m:r>
-              <m:r>
-                <m:t>Y</m:t>
-              </m:r>
-              <m:r>
-                <m:rPr>
-                  <m:sty m:val="p"/>
-                </m:rPr>
-                <m:t>∣</m:t>
-              </m:r>
-              <m:r>
-                <m:t>A</m:t>
-              </m:r>
-              <m:r>
-                <m:rPr>
-                  <m:sty m:val="p"/>
-                </m:rPr>
-                <m:t>,</m:t>
-              </m:r>
-              <m:r>
-                <m:t>L</m:t>
-              </m:r>
-              <m:r>
-                <m:rPr>
-                  <m:sty m:val="p"/>
-                </m:rPr>
-                <m:t>]</m:t>
-              </m:r>
+              <m:d>
+                <m:dPr>
+                  <m:begChr m:val="["/>
+                  <m:sepChr m:val=""/>
+                  <m:endChr m:val="]"/>
+                  <m:grow/>
+                </m:dPr>
+                <m:e>
+                  <m:r>
+                    <m:t>Y</m:t>
+                  </m:r>
+                  <m:r>
+                    <m:rPr>
+                      <m:sty m:val="p"/>
+                    </m:rPr>
+                    <m:t>∣</m:t>
+                  </m:r>
+                  <m:r>
+                    <m:t>A</m:t>
+                  </m:r>
+                  <m:r>
+                    <m:rPr>
+                      <m:sty m:val="p"/>
+                    </m:rPr>
+                    <m:t>,</m:t>
+                  </m:r>
+                  <m:r>
+                    <m:t>L</m:t>
+                  </m:r>
+                </m:e>
+              </m:d>
             </m:oMath>
             <w:r>
               <w:t xml:space="preserve">, the</w:t>
@@ -2246,34 +2274,36 @@
                   </m:accPr>
                   <m:e>
                     <m:r>
+                      <m:rPr>
+                        <m:nor/>
+                        <m:sty m:val="p"/>
+                      </m:rPr>
                       <m:t>E</m:t>
                     </m:r>
                   </m:e>
                 </m:acc>
-                <m:r>
-                  <m:rPr>
-                    <m:sty m:val="p"/>
-                  </m:rPr>
-                  <m:t>[</m:t>
-                </m:r>
-                <m:sSup>
+                <m:d>
+                  <m:dPr>
+                    <m:begChr m:val="["/>
+                    <m:sepChr m:val=""/>
+                    <m:endChr m:val="]"/>
+                    <m:grow/>
+                  </m:dPr>
                   <m:e>
-                    <m:r>
-                      <m:t>Y</m:t>
-                    </m:r>
+                    <m:sSup>
+                      <m:e>
+                        <m:r>
+                          <m:t>Y</m:t>
+                        </m:r>
+                      </m:e>
+                      <m:sup>
+                        <m:r>
+                          <m:t>a</m:t>
+                        </m:r>
+                      </m:sup>
+                    </m:sSup>
                   </m:e>
-                  <m:sup>
-                    <m:r>
-                      <m:t>a</m:t>
-                    </m:r>
-                  </m:sup>
-                </m:sSup>
-                <m:r>
-                  <m:rPr>
-                    <m:sty m:val="p"/>
-                  </m:rPr>
-                  <m:t>]</m:t>
-                </m:r>
+                </m:d>
                 <m:r>
                   <m:rPr>
                     <m:sty m:val="p"/>
@@ -2328,72 +2358,74 @@
                       </m:accPr>
                       <m:e>
                         <m:r>
+                          <m:rPr>
+                            <m:nor/>
+                            <m:sty m:val="p"/>
+                          </m:rPr>
                           <m:t>E</m:t>
                         </m:r>
                       </m:e>
                     </m:acc>
                   </m:e>
                 </m:nary>
-                <m:r>
-                  <m:rPr>
-                    <m:sty m:val="p"/>
-                  </m:rPr>
-                  <m:t>[</m:t>
-                </m:r>
-                <m:r>
-                  <m:t>Y</m:t>
-                </m:r>
-                <m:r>
-                  <m:rPr>
-                    <m:sty m:val="p"/>
-                  </m:rPr>
-                  <m:t>∣</m:t>
-                </m:r>
-                <m:r>
-                  <m:t>A</m:t>
-                </m:r>
-                <m:r>
-                  <m:rPr>
-                    <m:sty m:val="p"/>
-                  </m:rPr>
-                  <m:t>=</m:t>
-                </m:r>
-                <m:r>
-                  <m:t>a</m:t>
-                </m:r>
-                <m:r>
-                  <m:rPr>
-                    <m:sty m:val="p"/>
-                  </m:rPr>
-                  <m:t>,</m:t>
-                </m:r>
-                <m:r>
-                  <m:t>L</m:t>
-                </m:r>
-                <m:r>
-                  <m:rPr>
-                    <m:sty m:val="p"/>
-                  </m:rPr>
-                  <m:t>=</m:t>
-                </m:r>
-                <m:sSub>
+                <m:d>
+                  <m:dPr>
+                    <m:begChr m:val="["/>
+                    <m:sepChr m:val=""/>
+                    <m:endChr m:val="]"/>
+                    <m:grow/>
+                  </m:dPr>
                   <m:e>
+                    <m:r>
+                      <m:t>Y</m:t>
+                    </m:r>
+                    <m:r>
+                      <m:rPr>
+                        <m:sty m:val="p"/>
+                      </m:rPr>
+                      <m:t>∣</m:t>
+                    </m:r>
+                    <m:r>
+                      <m:t>A</m:t>
+                    </m:r>
+                    <m:r>
+                      <m:rPr>
+                        <m:sty m:val="p"/>
+                      </m:rPr>
+                      <m:t>=</m:t>
+                    </m:r>
+                    <m:r>
+                      <m:t>a</m:t>
+                    </m:r>
+                    <m:r>
+                      <m:rPr>
+                        <m:sty m:val="p"/>
+                      </m:rPr>
+                      <m:t>,</m:t>
+                    </m:r>
                     <m:r>
                       <m:t>L</m:t>
                     </m:r>
+                    <m:r>
+                      <m:rPr>
+                        <m:sty m:val="p"/>
+                      </m:rPr>
+                      <m:t>=</m:t>
+                    </m:r>
+                    <m:sSub>
+                      <m:e>
+                        <m:r>
+                          <m:t>L</m:t>
+                        </m:r>
+                      </m:e>
+                      <m:sub>
+                        <m:r>
+                          <m:t>i</m:t>
+                        </m:r>
+                      </m:sub>
+                    </m:sSub>
                   </m:e>
-                  <m:sub>
-                    <m:r>
-                      <m:t>i</m:t>
-                    </m:r>
-                  </m:sub>
-                </m:sSub>
-                <m:r>
-                  <m:rPr>
-                    <m:sty m:val="p"/>
-                  </m:rPr>
-                  <m:t>]</m:t>
-                </m:r>
+                </m:d>
               </m:oMath>
             </m:oMathPara>
           </w:p>
@@ -2433,43 +2465,45 @@
                 </m:accPr>
                 <m:e>
                   <m:r>
+                    <m:rPr>
+                      <m:nor/>
+                      <m:sty m:val="p"/>
+                    </m:rPr>
                     <m:t>E</m:t>
                   </m:r>
                 </m:e>
               </m:acc>
-              <m:r>
-                <m:rPr>
-                  <m:sty m:val="p"/>
-                </m:rPr>
-                <m:t>[</m:t>
-              </m:r>
-              <m:r>
-                <m:t>Y</m:t>
-              </m:r>
-              <m:r>
-                <m:rPr>
-                  <m:sty m:val="p"/>
-                </m:rPr>
-                <m:t>∣</m:t>
-              </m:r>
-              <m:r>
-                <m:t>A</m:t>
-              </m:r>
-              <m:r>
-                <m:rPr>
-                  <m:sty m:val="p"/>
-                </m:rPr>
-                <m:t>,</m:t>
-              </m:r>
-              <m:r>
-                <m:t>L</m:t>
-              </m:r>
-              <m:r>
-                <m:rPr>
-                  <m:sty m:val="p"/>
-                </m:rPr>
-                <m:t>]</m:t>
-              </m:r>
+              <m:d>
+                <m:dPr>
+                  <m:begChr m:val="["/>
+                  <m:sepChr m:val=""/>
+                  <m:endChr m:val="]"/>
+                  <m:grow/>
+                </m:dPr>
+                <m:e>
+                  <m:r>
+                    <m:t>Y</m:t>
+                  </m:r>
+                  <m:r>
+                    <m:rPr>
+                      <m:sty m:val="p"/>
+                    </m:rPr>
+                    <m:t>∣</m:t>
+                  </m:r>
+                  <m:r>
+                    <m:t>A</m:t>
+                  </m:r>
+                  <m:r>
+                    <m:rPr>
+                      <m:sty m:val="p"/>
+                    </m:rPr>
+                    <m:t>,</m:t>
+                  </m:r>
+                  <m:r>
+                    <m:t>L</m:t>
+                  </m:r>
+                </m:e>
+              </m:d>
             </m:oMath>
             <w:r>
               <w:t xml:space="preserve"> </w:t>
@@ -2540,70 +2574,72 @@
                 </m:accPr>
                 <m:e>
                   <m:r>
+                    <m:rPr>
+                      <m:nor/>
+                      <m:sty m:val="p"/>
+                    </m:rPr>
                     <m:t>E</m:t>
                   </m:r>
                 </m:e>
               </m:acc>
-              <m:r>
-                <m:rPr>
-                  <m:sty m:val="p"/>
-                </m:rPr>
-                <m:t>[</m:t>
-              </m:r>
-              <m:r>
-                <m:t>Y</m:t>
-              </m:r>
-              <m:r>
-                <m:rPr>
-                  <m:sty m:val="p"/>
-                </m:rPr>
-                <m:t>∣</m:t>
-              </m:r>
-              <m:r>
-                <m:t>A</m:t>
-              </m:r>
-              <m:r>
-                <m:rPr>
-                  <m:sty m:val="p"/>
-                </m:rPr>
-                <m:t>=</m:t>
-              </m:r>
-              <m:r>
-                <m:t>a</m:t>
-              </m:r>
-              <m:r>
-                <m:rPr>
-                  <m:sty m:val="p"/>
-                </m:rPr>
-                <m:t>,</m:t>
-              </m:r>
-              <m:r>
-                <m:t>L</m:t>
-              </m:r>
-              <m:r>
-                <m:rPr>
-                  <m:sty m:val="p"/>
-                </m:rPr>
-                <m:t>=</m:t>
-              </m:r>
-              <m:sSub>
+              <m:d>
+                <m:dPr>
+                  <m:begChr m:val="["/>
+                  <m:sepChr m:val=""/>
+                  <m:endChr m:val="]"/>
+                  <m:grow/>
+                </m:dPr>
                 <m:e>
+                  <m:r>
+                    <m:t>Y</m:t>
+                  </m:r>
+                  <m:r>
+                    <m:rPr>
+                      <m:sty m:val="p"/>
+                    </m:rPr>
+                    <m:t>∣</m:t>
+                  </m:r>
+                  <m:r>
+                    <m:t>A</m:t>
+                  </m:r>
+                  <m:r>
+                    <m:rPr>
+                      <m:sty m:val="p"/>
+                    </m:rPr>
+                    <m:t>=</m:t>
+                  </m:r>
+                  <m:r>
+                    <m:t>a</m:t>
+                  </m:r>
+                  <m:r>
+                    <m:rPr>
+                      <m:sty m:val="p"/>
+                    </m:rPr>
+                    <m:t>,</m:t>
+                  </m:r>
                   <m:r>
                     <m:t>L</m:t>
                   </m:r>
+                  <m:r>
+                    <m:rPr>
+                      <m:sty m:val="p"/>
+                    </m:rPr>
+                    <m:t>=</m:t>
+                  </m:r>
+                  <m:sSub>
+                    <m:e>
+                      <m:r>
+                        <m:t>L</m:t>
+                      </m:r>
+                    </m:e>
+                    <m:sub>
+                      <m:r>
+                        <m:t>i</m:t>
+                      </m:r>
+                    </m:sub>
+                  </m:sSub>
                 </m:e>
-                <m:sub>
-                  <m:r>
-                    <m:t>i</m:t>
-                  </m:r>
-                </m:sub>
-              </m:sSub>
-              <m:r>
-                <m:rPr>
-                  <m:sty m:val="p"/>
-                </m:rPr>
-                <m:t>]</m:t>
-              </m:r>
+              </m:d>
             </m:oMath>
           </w:p>
           <w:p>
@@ -2627,34 +2663,36 @@
                 </m:accPr>
                 <m:e>
                   <m:r>
+                    <m:rPr>
+                      <m:nor/>
+                      <m:sty m:val="p"/>
+                    </m:rPr>
                     <m:t>E</m:t>
                   </m:r>
                 </m:e>
               </m:acc>
-              <m:r>
-                <m:rPr>
-                  <m:sty m:val="p"/>
-                </m:rPr>
-                <m:t>[</m:t>
-              </m:r>
-              <m:sSup>
+              <m:d>
+                <m:dPr>
+                  <m:begChr m:val="["/>
+                  <m:sepChr m:val=""/>
+                  <m:endChr m:val="]"/>
+                  <m:grow/>
+                </m:dPr>
                 <m:e>
-                  <m:r>
-                    <m:t>Y</m:t>
-                  </m:r>
+                  <m:sSup>
+                    <m:e>
+                      <m:r>
+                        <m:t>Y</m:t>
+                      </m:r>
+                    </m:e>
+                    <m:sup>
+                      <m:r>
+                        <m:t>a</m:t>
+                      </m:r>
+                    </m:sup>
+                  </m:sSup>
                 </m:e>
-                <m:sup>
-                  <m:r>
-                    <m:t>a</m:t>
-                  </m:r>
-                </m:sup>
-              </m:sSup>
-              <m:r>
-                <m:rPr>
-                  <m:sty m:val="p"/>
-                </m:rPr>
-                <m:t>]</m:t>
-              </m:r>
+              </m:d>
               <m:r>
                 <m:rPr>
                   <m:sty m:val="p"/>
@@ -2784,41 +2822,43 @@
         </m:oMathParaPr>
         <m:oMath>
           <m:r>
+            <m:rPr>
+              <m:nor/>
+              <m:sty m:val="p"/>
+            </m:rPr>
             <m:t>E</m:t>
           </m:r>
-          <m:r>
-            <m:rPr>
-              <m:sty m:val="p"/>
-            </m:rPr>
-            <m:t>[</m:t>
-          </m:r>
-          <m:r>
-            <m:t>Y</m:t>
-          </m:r>
-          <m:r>
-            <m:rPr>
-              <m:sty m:val="p"/>
-            </m:rPr>
-            <m:t>∣</m:t>
-          </m:r>
-          <m:r>
-            <m:t>A</m:t>
-          </m:r>
-          <m:r>
-            <m:rPr>
-              <m:sty m:val="p"/>
-            </m:rPr>
-            <m:t>,</m:t>
-          </m:r>
-          <m:r>
-            <m:t>L</m:t>
-          </m:r>
-          <m:r>
-            <m:rPr>
-              <m:sty m:val="p"/>
-            </m:rPr>
-            <m:t>]</m:t>
-          </m:r>
+          <m:d>
+            <m:dPr>
+              <m:begChr m:val="["/>
+              <m:sepChr m:val=""/>
+              <m:endChr m:val="]"/>
+              <m:grow/>
+            </m:dPr>
+            <m:e>
+              <m:r>
+                <m:t>Y</m:t>
+              </m:r>
+              <m:r>
+                <m:rPr>
+                  <m:sty m:val="p"/>
+                </m:rPr>
+                <m:t>∣</m:t>
+              </m:r>
+              <m:r>
+                <m:t>A</m:t>
+              </m:r>
+              <m:r>
+                <m:rPr>
+                  <m:sty m:val="p"/>
+                </m:rPr>
+                <m:t>,</m:t>
+              </m:r>
+              <m:r>
+                <m:t>L</m:t>
+              </m:r>
+            </m:e>
+          </m:d>
           <m:r>
             <m:rPr>
               <m:sty m:val="p"/>
@@ -3294,43 +3334,45 @@
           </m:accPr>
           <m:e>
             <m:r>
+              <m:rPr>
+                <m:nor/>
+                <m:sty m:val="p"/>
+              </m:rPr>
               <m:t>E</m:t>
             </m:r>
           </m:e>
         </m:acc>
-        <m:r>
-          <m:rPr>
-            <m:sty m:val="p"/>
-          </m:rPr>
-          <m:t>[</m:t>
-        </m:r>
-        <m:sSup>
+        <m:d>
+          <m:dPr>
+            <m:begChr m:val="["/>
+            <m:sepChr m:val=""/>
+            <m:endChr m:val="]"/>
+            <m:grow/>
+          </m:dPr>
           <m:e>
-            <m:r>
-              <m:t>Y</m:t>
-            </m:r>
+            <m:sSup>
+              <m:e>
+                <m:r>
+                  <m:t>Y</m:t>
+                </m:r>
+              </m:e>
+              <m:sup>
+                <m:r>
+                  <m:t>a</m:t>
+                </m:r>
+                <m:r>
+                  <m:rPr>
+                    <m:sty m:val="p"/>
+                  </m:rPr>
+                  <m:t>=</m:t>
+                </m:r>
+                <m:r>
+                  <m:t>1</m:t>
+                </m:r>
+              </m:sup>
+            </m:sSup>
           </m:e>
-          <m:sup>
-            <m:r>
-              <m:t>a</m:t>
-            </m:r>
-            <m:r>
-              <m:rPr>
-                <m:sty m:val="p"/>
-              </m:rPr>
-              <m:t>=</m:t>
-            </m:r>
-            <m:r>
-              <m:t>1</m:t>
-            </m:r>
-          </m:sup>
-        </m:sSup>
-        <m:r>
-          <m:rPr>
-            <m:sty m:val="p"/>
-          </m:rPr>
-          <m:t>]</m:t>
-        </m:r>
+        </m:d>
         <m:r>
           <m:rPr>
             <m:sty m:val="p"/>
@@ -3386,43 +3428,45 @@
           </m:accPr>
           <m:e>
             <m:r>
+              <m:rPr>
+                <m:nor/>
+                <m:sty m:val="p"/>
+              </m:rPr>
               <m:t>E</m:t>
             </m:r>
           </m:e>
         </m:acc>
-        <m:r>
-          <m:rPr>
-            <m:sty m:val="p"/>
-          </m:rPr>
-          <m:t>[</m:t>
-        </m:r>
-        <m:sSup>
+        <m:d>
+          <m:dPr>
+            <m:begChr m:val="["/>
+            <m:sepChr m:val=""/>
+            <m:endChr m:val="]"/>
+            <m:grow/>
+          </m:dPr>
           <m:e>
-            <m:r>
-              <m:t>Y</m:t>
-            </m:r>
+            <m:sSup>
+              <m:e>
+                <m:r>
+                  <m:t>Y</m:t>
+                </m:r>
+              </m:e>
+              <m:sup>
+                <m:r>
+                  <m:t>a</m:t>
+                </m:r>
+                <m:r>
+                  <m:rPr>
+                    <m:sty m:val="p"/>
+                  </m:rPr>
+                  <m:t>=</m:t>
+                </m:r>
+                <m:r>
+                  <m:t>0</m:t>
+                </m:r>
+              </m:sup>
+            </m:sSup>
           </m:e>
-          <m:sup>
-            <m:r>
-              <m:t>a</m:t>
-            </m:r>
-            <m:r>
-              <m:rPr>
-                <m:sty m:val="p"/>
-              </m:rPr>
-              <m:t>=</m:t>
-            </m:r>
-            <m:r>
-              <m:t>0</m:t>
-            </m:r>
-          </m:sup>
-        </m:sSup>
-        <m:r>
-          <m:rPr>
-            <m:sty m:val="p"/>
-          </m:rPr>
-          <m:t>]</m:t>
-        </m:r>
+        </m:d>
         <m:r>
           <m:rPr>
             <m:sty m:val="p"/>
@@ -3487,43 +3531,45 @@
           </m:accPr>
           <m:e>
             <m:r>
+              <m:rPr>
+                <m:nor/>
+                <m:sty m:val="p"/>
+              </m:rPr>
               <m:t>E</m:t>
             </m:r>
           </m:e>
         </m:acc>
-        <m:r>
-          <m:rPr>
-            <m:sty m:val="p"/>
-          </m:rPr>
-          <m:t>[</m:t>
-        </m:r>
-        <m:sSup>
+        <m:d>
+          <m:dPr>
+            <m:begChr m:val="["/>
+            <m:sepChr m:val=""/>
+            <m:endChr m:val="]"/>
+            <m:grow/>
+          </m:dPr>
           <m:e>
-            <m:r>
-              <m:t>Y</m:t>
-            </m:r>
+            <m:sSup>
+              <m:e>
+                <m:r>
+                  <m:t>Y</m:t>
+                </m:r>
+              </m:e>
+              <m:sup>
+                <m:r>
+                  <m:t>a</m:t>
+                </m:r>
+                <m:r>
+                  <m:rPr>
+                    <m:sty m:val="p"/>
+                  </m:rPr>
+                  <m:t>=</m:t>
+                </m:r>
+                <m:r>
+                  <m:t>1</m:t>
+                </m:r>
+              </m:sup>
+            </m:sSup>
           </m:e>
-          <m:sup>
-            <m:r>
-              <m:t>a</m:t>
-            </m:r>
-            <m:r>
-              <m:rPr>
-                <m:sty m:val="p"/>
-              </m:rPr>
-              <m:t>=</m:t>
-            </m:r>
-            <m:r>
-              <m:t>1</m:t>
-            </m:r>
-          </m:sup>
-        </m:sSup>
-        <m:r>
-          <m:rPr>
-            <m:sty m:val="p"/>
-          </m:rPr>
-          <m:t>]</m:t>
-        </m:r>
+        </m:d>
         <m:r>
           <m:rPr>
             <m:sty m:val="p"/>
@@ -3536,43 +3582,45 @@
           </m:accPr>
           <m:e>
             <m:r>
+              <m:rPr>
+                <m:nor/>
+                <m:sty m:val="p"/>
+              </m:rPr>
               <m:t>E</m:t>
             </m:r>
           </m:e>
         </m:acc>
-        <m:r>
-          <m:rPr>
-            <m:sty m:val="p"/>
-          </m:rPr>
-          <m:t>[</m:t>
-        </m:r>
-        <m:sSup>
+        <m:d>
+          <m:dPr>
+            <m:begChr m:val="["/>
+            <m:sepChr m:val=""/>
+            <m:endChr m:val="]"/>
+            <m:grow/>
+          </m:dPr>
           <m:e>
-            <m:r>
-              <m:t>Y</m:t>
-            </m:r>
+            <m:sSup>
+              <m:e>
+                <m:r>
+                  <m:t>Y</m:t>
+                </m:r>
+              </m:e>
+              <m:sup>
+                <m:r>
+                  <m:t>a</m:t>
+                </m:r>
+                <m:r>
+                  <m:rPr>
+                    <m:sty m:val="p"/>
+                  </m:rPr>
+                  <m:t>=</m:t>
+                </m:r>
+                <m:r>
+                  <m:t>0</m:t>
+                </m:r>
+              </m:sup>
+            </m:sSup>
           </m:e>
-          <m:sup>
-            <m:r>
-              <m:t>a</m:t>
-            </m:r>
-            <m:r>
-              <m:rPr>
-                <m:sty m:val="p"/>
-              </m:rPr>
-              <m:t>=</m:t>
-            </m:r>
-            <m:r>
-              <m:t>0</m:t>
-            </m:r>
-          </m:sup>
-        </m:sSup>
-        <m:r>
-          <m:rPr>
-            <m:sty m:val="p"/>
-          </m:rPr>
-          <m:t>]</m:t>
-        </m:r>
+        </m:d>
       </m:oMath>
     </w:p>
     <w:p>
@@ -3653,32 +3701,34 @@
         </m:oMathParaPr>
         <m:oMath>
           <m:r>
+            <m:rPr>
+              <m:nor/>
+              <m:sty m:val="p"/>
+            </m:rPr>
             <m:t>E</m:t>
           </m:r>
-          <m:r>
-            <m:rPr>
-              <m:sty m:val="p"/>
-            </m:rPr>
-            <m:t>[</m:t>
-          </m:r>
-          <m:sSup>
+          <m:d>
+            <m:dPr>
+              <m:begChr m:val="["/>
+              <m:sepChr m:val=""/>
+              <m:endChr m:val="]"/>
+              <m:grow/>
+            </m:dPr>
             <m:e>
-              <m:r>
-                <m:t>Y</m:t>
-              </m:r>
+              <m:sSup>
+                <m:e>
+                  <m:r>
+                    <m:t>Y</m:t>
+                  </m:r>
+                </m:e>
+                <m:sup>
+                  <m:r>
+                    <m:t>a</m:t>
+                  </m:r>
+                </m:sup>
+              </m:sSup>
             </m:e>
-            <m:sup>
-              <m:r>
-                <m:t>a</m:t>
-              </m:r>
-            </m:sup>
-          </m:sSup>
-          <m:r>
-            <m:rPr>
-              <m:sty m:val="p"/>
-            </m:rPr>
-            <m:t>]</m:t>
-          </m:r>
+          </m:d>
           <m:r>
             <m:rPr>
               <m:sty m:val="p"/>
@@ -3704,41 +3754,43 @@
             <m:t>[</m:t>
           </m:r>
           <m:r>
+            <m:rPr>
+              <m:nor/>
+              <m:sty m:val="p"/>
+            </m:rPr>
             <m:t>E</m:t>
           </m:r>
-          <m:r>
-            <m:rPr>
-              <m:sty m:val="p"/>
-            </m:rPr>
-            <m:t>[</m:t>
-          </m:r>
-          <m:sSup>
+          <m:d>
+            <m:dPr>
+              <m:begChr m:val="["/>
+              <m:sepChr m:val=""/>
+              <m:endChr m:val="]"/>
+              <m:grow/>
+            </m:dPr>
             <m:e>
-              <m:r>
-                <m:t>Y</m:t>
+              <m:sSup>
+                <m:e>
+                  <m:r>
+                    <m:t>Y</m:t>
+                  </m:r>
+                </m:e>
+                <m:sup>
+                  <m:r>
+                    <m:t>a</m:t>
+                  </m:r>
+                </m:sup>
+              </m:sSup>
+              <m:r>
+                <m:rPr>
+                  <m:sty m:val="p"/>
+                </m:rPr>
+                <m:t>∣</m:t>
+              </m:r>
+              <m:r>
+                <m:t>L</m:t>
               </m:r>
             </m:e>
-            <m:sup>
-              <m:r>
-                <m:t>a</m:t>
-              </m:r>
-            </m:sup>
-          </m:sSup>
-          <m:r>
-            <m:rPr>
-              <m:sty m:val="p"/>
-            </m:rPr>
-            <m:t>∣</m:t>
-          </m:r>
-          <m:r>
-            <m:t>L</m:t>
-          </m:r>
-          <m:r>
-            <m:rPr>
-              <m:sty m:val="p"/>
-            </m:rPr>
-            <m:t>]</m:t>
-          </m:r>
+          </m:d>
           <m:r>
             <m:rPr>
               <m:sty m:val="p"/>
@@ -3770,50 +3822,52 @@
             <m:t>[</m:t>
           </m:r>
           <m:r>
+            <m:rPr>
+              <m:nor/>
+              <m:sty m:val="p"/>
+            </m:rPr>
             <m:t>E</m:t>
           </m:r>
-          <m:r>
-            <m:rPr>
-              <m:sty m:val="p"/>
-            </m:rPr>
-            <m:t>[</m:t>
-          </m:r>
-          <m:r>
-            <m:t>Y</m:t>
-          </m:r>
-          <m:r>
-            <m:rPr>
-              <m:sty m:val="p"/>
-            </m:rPr>
-            <m:t>∣</m:t>
-          </m:r>
-          <m:r>
-            <m:t>A</m:t>
-          </m:r>
-          <m:r>
-            <m:rPr>
-              <m:sty m:val="p"/>
-            </m:rPr>
-            <m:t>=</m:t>
-          </m:r>
-          <m:r>
-            <m:t>a</m:t>
-          </m:r>
-          <m:r>
-            <m:rPr>
-              <m:sty m:val="p"/>
-            </m:rPr>
-            <m:t>,</m:t>
-          </m:r>
-          <m:r>
-            <m:t>L</m:t>
-          </m:r>
-          <m:r>
-            <m:rPr>
-              <m:sty m:val="p"/>
-            </m:rPr>
-            <m:t>]</m:t>
-          </m:r>
+          <m:d>
+            <m:dPr>
+              <m:begChr m:val="["/>
+              <m:sepChr m:val=""/>
+              <m:endChr m:val="]"/>
+              <m:grow/>
+            </m:dPr>
+            <m:e>
+              <m:r>
+                <m:t>Y</m:t>
+              </m:r>
+              <m:r>
+                <m:rPr>
+                  <m:sty m:val="p"/>
+                </m:rPr>
+                <m:t>∣</m:t>
+              </m:r>
+              <m:r>
+                <m:t>A</m:t>
+              </m:r>
+              <m:r>
+                <m:rPr>
+                  <m:sty m:val="p"/>
+                </m:rPr>
+                <m:t>=</m:t>
+              </m:r>
+              <m:r>
+                <m:t>a</m:t>
+              </m:r>
+              <m:r>
+                <m:rPr>
+                  <m:sty m:val="p"/>
+                </m:rPr>
+                <m:t>,</m:t>
+              </m:r>
+              <m:r>
+                <m:t>L</m:t>
+              </m:r>
+            </m:e>
+          </m:d>
           <m:r>
             <m:rPr>
               <m:sty m:val="p"/>
@@ -3835,50 +3889,52 @@
       </w:r>
       <m:oMath>
         <m:r>
-          <m:t>E</m:t>
-        </m:r>
-        <m:r>
           <m:rPr>
+            <m:nor/>
             <m:sty m:val="p"/>
           </m:rPr>
-          <m:t>[</m:t>
-        </m:r>
-        <m:r>
-          <m:t>Y</m:t>
-        </m:r>
-        <m:r>
-          <m:rPr>
-            <m:sty m:val="p"/>
-          </m:rPr>
-          <m:t>∣</m:t>
-        </m:r>
-        <m:r>
-          <m:t>A</m:t>
-        </m:r>
-        <m:r>
-          <m:rPr>
-            <m:sty m:val="p"/>
-          </m:rPr>
-          <m:t>=</m:t>
-        </m:r>
-        <m:r>
-          <m:t>a</m:t>
-        </m:r>
-        <m:r>
-          <m:rPr>
-            <m:sty m:val="p"/>
-          </m:rPr>
-          <m:t>,</m:t>
-        </m:r>
-        <m:r>
-          <m:t>L</m:t>
-        </m:r>
-        <m:r>
-          <m:rPr>
-            <m:sty m:val="p"/>
-          </m:rPr>
-          <m:t>]</m:t>
-        </m:r>
+          <m:t>E</m:t>
+        </m:r>
+        <m:d>
+          <m:dPr>
+            <m:begChr m:val="["/>
+            <m:sepChr m:val=""/>
+            <m:endChr m:val="]"/>
+            <m:grow/>
+          </m:dPr>
+          <m:e>
+            <m:r>
+              <m:t>Y</m:t>
+            </m:r>
+            <m:r>
+              <m:rPr>
+                <m:sty m:val="p"/>
+              </m:rPr>
+              <m:t>∣</m:t>
+            </m:r>
+            <m:r>
+              <m:t>A</m:t>
+            </m:r>
+            <m:r>
+              <m:rPr>
+                <m:sty m:val="p"/>
+              </m:rPr>
+              <m:t>=</m:t>
+            </m:r>
+            <m:r>
+              <m:t>a</m:t>
+            </m:r>
+            <m:r>
+              <m:rPr>
+                <m:sty m:val="p"/>
+              </m:rPr>
+              <m:t>,</m:t>
+            </m:r>
+            <m:r>
+              <m:t>L</m:t>
+            </m:r>
+          </m:e>
+        </m:d>
       </m:oMath>
       <w:r>
         <w:t xml:space="preserve"> </w:t>
@@ -4005,61 +4061,63 @@
           </m:sup>
           <m:e>
             <m:r>
+              <m:rPr>
+                <m:nor/>
+                <m:sty m:val="p"/>
+              </m:rPr>
               <m:t>E</m:t>
             </m:r>
           </m:e>
         </m:nary>
-        <m:r>
-          <m:rPr>
-            <m:sty m:val="p"/>
-          </m:rPr>
-          <m:t>[</m:t>
-        </m:r>
-        <m:r>
-          <m:t>Y</m:t>
-        </m:r>
-        <m:r>
-          <m:rPr>
-            <m:sty m:val="p"/>
-          </m:rPr>
-          <m:t>∣</m:t>
-        </m:r>
-        <m:r>
-          <m:t>A</m:t>
-        </m:r>
-        <m:r>
-          <m:rPr>
-            <m:sty m:val="p"/>
-          </m:rPr>
-          <m:t>=</m:t>
-        </m:r>
-        <m:r>
-          <m:t>a</m:t>
-        </m:r>
-        <m:r>
-          <m:rPr>
-            <m:sty m:val="p"/>
-          </m:rPr>
-          <m:t>,</m:t>
-        </m:r>
-        <m:r>
-          <m:t>L</m:t>
-        </m:r>
-        <m:r>
-          <m:rPr>
-            <m:sty m:val="p"/>
-          </m:rPr>
-          <m:t>=</m:t>
-        </m:r>
-        <m:r>
-          <m:t>ℓ</m:t>
-        </m:r>
-        <m:r>
-          <m:rPr>
-            <m:sty m:val="p"/>
-          </m:rPr>
-          <m:t>]</m:t>
-        </m:r>
+        <m:d>
+          <m:dPr>
+            <m:begChr m:val="["/>
+            <m:sepChr m:val=""/>
+            <m:endChr m:val="]"/>
+            <m:grow/>
+          </m:dPr>
+          <m:e>
+            <m:r>
+              <m:t>Y</m:t>
+            </m:r>
+            <m:r>
+              <m:rPr>
+                <m:sty m:val="p"/>
+              </m:rPr>
+              <m:t>∣</m:t>
+            </m:r>
+            <m:r>
+              <m:t>A</m:t>
+            </m:r>
+            <m:r>
+              <m:rPr>
+                <m:sty m:val="p"/>
+              </m:rPr>
+              <m:t>=</m:t>
+            </m:r>
+            <m:r>
+              <m:t>a</m:t>
+            </m:r>
+            <m:r>
+              <m:rPr>
+                <m:sty m:val="p"/>
+              </m:rPr>
+              <m:t>,</m:t>
+            </m:r>
+            <m:r>
+              <m:t>L</m:t>
+            </m:r>
+            <m:r>
+              <m:rPr>
+                <m:sty m:val="p"/>
+              </m:rPr>
+              <m:t>=</m:t>
+            </m:r>
+            <m:r>
+              <m:t>ℓ</m:t>
+            </m:r>
+          </m:e>
+        </m:d>
         <m:r>
           <m:rPr>
             <m:sty m:val="p"/>
@@ -4139,61 +4197,63 @@
           </m:sup>
           <m:e>
             <m:r>
+              <m:rPr>
+                <m:nor/>
+                <m:sty m:val="p"/>
+              </m:rPr>
               <m:t>E</m:t>
             </m:r>
           </m:e>
         </m:nary>
-        <m:r>
-          <m:rPr>
-            <m:sty m:val="p"/>
-          </m:rPr>
-          <m:t>[</m:t>
-        </m:r>
-        <m:r>
-          <m:t>Y</m:t>
-        </m:r>
-        <m:r>
-          <m:rPr>
-            <m:sty m:val="p"/>
-          </m:rPr>
-          <m:t>∣</m:t>
-        </m:r>
-        <m:r>
-          <m:t>A</m:t>
-        </m:r>
-        <m:r>
-          <m:rPr>
-            <m:sty m:val="p"/>
-          </m:rPr>
-          <m:t>=</m:t>
-        </m:r>
-        <m:r>
-          <m:t>a</m:t>
-        </m:r>
-        <m:r>
-          <m:rPr>
-            <m:sty m:val="p"/>
-          </m:rPr>
-          <m:t>,</m:t>
-        </m:r>
-        <m:r>
-          <m:t>L</m:t>
-        </m:r>
-        <m:r>
-          <m:rPr>
-            <m:sty m:val="p"/>
-          </m:rPr>
-          <m:t>=</m:t>
-        </m:r>
-        <m:r>
-          <m:t>ℓ</m:t>
-        </m:r>
-        <m:r>
-          <m:rPr>
-            <m:sty m:val="p"/>
-          </m:rPr>
-          <m:t>]</m:t>
-        </m:r>
+        <m:d>
+          <m:dPr>
+            <m:begChr m:val="["/>
+            <m:sepChr m:val=""/>
+            <m:endChr m:val="]"/>
+            <m:grow/>
+          </m:dPr>
+          <m:e>
+            <m:r>
+              <m:t>Y</m:t>
+            </m:r>
+            <m:r>
+              <m:rPr>
+                <m:sty m:val="p"/>
+              </m:rPr>
+              <m:t>∣</m:t>
+            </m:r>
+            <m:r>
+              <m:t>A</m:t>
+            </m:r>
+            <m:r>
+              <m:rPr>
+                <m:sty m:val="p"/>
+              </m:rPr>
+              <m:t>=</m:t>
+            </m:r>
+            <m:r>
+              <m:t>a</m:t>
+            </m:r>
+            <m:r>
+              <m:rPr>
+                <m:sty m:val="p"/>
+              </m:rPr>
+              <m:t>,</m:t>
+            </m:r>
+            <m:r>
+              <m:t>L</m:t>
+            </m:r>
+            <m:r>
+              <m:rPr>
+                <m:sty m:val="p"/>
+              </m:rPr>
+              <m:t>=</m:t>
+            </m:r>
+            <m:r>
+              <m:t>ℓ</m:t>
+            </m:r>
+          </m:e>
+        </m:d>
         <m:r>
           <m:rPr>
             <m:sty m:val="p"/>
@@ -4285,61 +4345,63 @@
           </m:sup>
           <m:e>
             <m:r>
+              <m:rPr>
+                <m:nor/>
+                <m:sty m:val="p"/>
+              </m:rPr>
               <m:t>E</m:t>
             </m:r>
           </m:e>
         </m:nary>
-        <m:r>
-          <m:rPr>
-            <m:sty m:val="p"/>
-          </m:rPr>
-          <m:t>[</m:t>
-        </m:r>
-        <m:r>
-          <m:t>Y</m:t>
-        </m:r>
-        <m:r>
-          <m:rPr>
-            <m:sty m:val="p"/>
-          </m:rPr>
-          <m:t>∣</m:t>
-        </m:r>
-        <m:r>
-          <m:t>A</m:t>
-        </m:r>
-        <m:r>
-          <m:rPr>
-            <m:sty m:val="p"/>
-          </m:rPr>
-          <m:t>=</m:t>
-        </m:r>
-        <m:r>
-          <m:t>a</m:t>
-        </m:r>
-        <m:r>
-          <m:rPr>
-            <m:sty m:val="p"/>
-          </m:rPr>
-          <m:t>,</m:t>
-        </m:r>
-        <m:r>
-          <m:t>L</m:t>
-        </m:r>
-        <m:r>
-          <m:rPr>
-            <m:sty m:val="p"/>
-          </m:rPr>
-          <m:t>=</m:t>
-        </m:r>
-        <m:r>
-          <m:t>ℓ</m:t>
-        </m:r>
-        <m:r>
-          <m:rPr>
-            <m:sty m:val="p"/>
-          </m:rPr>
-          <m:t>]</m:t>
-        </m:r>
+        <m:d>
+          <m:dPr>
+            <m:begChr m:val="["/>
+            <m:sepChr m:val=""/>
+            <m:endChr m:val="]"/>
+            <m:grow/>
+          </m:dPr>
+          <m:e>
+            <m:r>
+              <m:t>Y</m:t>
+            </m:r>
+            <m:r>
+              <m:rPr>
+                <m:sty m:val="p"/>
+              </m:rPr>
+              <m:t>∣</m:t>
+            </m:r>
+            <m:r>
+              <m:t>A</m:t>
+            </m:r>
+            <m:r>
+              <m:rPr>
+                <m:sty m:val="p"/>
+              </m:rPr>
+              <m:t>=</m:t>
+            </m:r>
+            <m:r>
+              <m:t>a</m:t>
+            </m:r>
+            <m:r>
+              <m:rPr>
+                <m:sty m:val="p"/>
+              </m:rPr>
+              <m:t>,</m:t>
+            </m:r>
+            <m:r>
+              <m:t>L</m:t>
+            </m:r>
+            <m:r>
+              <m:rPr>
+                <m:sty m:val="p"/>
+              </m:rPr>
+              <m:t>=</m:t>
+            </m:r>
+            <m:r>
+              <m:t>ℓ</m:t>
+            </m:r>
+          </m:e>
+        </m:d>
         <m:r>
           <m:rPr>
             <m:sty m:val="p"/>
@@ -4431,61 +4493,63 @@
           </m:sup>
           <m:e>
             <m:r>
+              <m:rPr>
+                <m:nor/>
+                <m:sty m:val="p"/>
+              </m:rPr>
               <m:t>E</m:t>
             </m:r>
           </m:e>
         </m:nary>
-        <m:r>
-          <m:rPr>
-            <m:sty m:val="p"/>
-          </m:rPr>
-          <m:t>[</m:t>
-        </m:r>
-        <m:r>
-          <m:t>Y</m:t>
-        </m:r>
-        <m:r>
-          <m:rPr>
-            <m:sty m:val="p"/>
-          </m:rPr>
-          <m:t>∣</m:t>
-        </m:r>
-        <m:r>
-          <m:t>A</m:t>
-        </m:r>
-        <m:r>
-          <m:rPr>
-            <m:sty m:val="p"/>
-          </m:rPr>
-          <m:t>=</m:t>
-        </m:r>
-        <m:r>
-          <m:t>a</m:t>
-        </m:r>
-        <m:r>
-          <m:rPr>
-            <m:sty m:val="p"/>
-          </m:rPr>
-          <m:t>,</m:t>
-        </m:r>
-        <m:r>
-          <m:t>L</m:t>
-        </m:r>
-        <m:r>
-          <m:rPr>
-            <m:sty m:val="p"/>
-          </m:rPr>
-          <m:t>=</m:t>
-        </m:r>
-        <m:r>
-          <m:t>ℓ</m:t>
-        </m:r>
-        <m:r>
-          <m:rPr>
-            <m:sty m:val="p"/>
-          </m:rPr>
-          <m:t>]</m:t>
-        </m:r>
+        <m:d>
+          <m:dPr>
+            <m:begChr m:val="["/>
+            <m:sepChr m:val=""/>
+            <m:endChr m:val="]"/>
+            <m:grow/>
+          </m:dPr>
+          <m:e>
+            <m:r>
+              <m:t>Y</m:t>
+            </m:r>
+            <m:r>
+              <m:rPr>
+                <m:sty m:val="p"/>
+              </m:rPr>
+              <m:t>∣</m:t>
+            </m:r>
+            <m:r>
+              <m:t>A</m:t>
+            </m:r>
+            <m:r>
+              <m:rPr>
+                <m:sty m:val="p"/>
+              </m:rPr>
+              <m:t>=</m:t>
+            </m:r>
+            <m:r>
+              <m:t>a</m:t>
+            </m:r>
+            <m:r>
+              <m:rPr>
+                <m:sty m:val="p"/>
+              </m:rPr>
+              <m:t>,</m:t>
+            </m:r>
+            <m:r>
+              <m:t>L</m:t>
+            </m:r>
+            <m:r>
+              <m:rPr>
+                <m:sty m:val="p"/>
+              </m:rPr>
+              <m:t>=</m:t>
+            </m:r>
+            <m:r>
+              <m:t>ℓ</m:t>
+            </m:r>
+          </m:e>
+        </m:d>
         <m:sSub>
           <m:e>
             <m:r>
@@ -4566,41 +4630,43 @@
         </m:oMathParaPr>
         <m:oMath>
           <m:r>
+            <m:rPr>
+              <m:nor/>
+              <m:sty m:val="p"/>
+            </m:rPr>
             <m:t>E</m:t>
           </m:r>
-          <m:r>
-            <m:rPr>
-              <m:sty m:val="p"/>
-            </m:rPr>
-            <m:t>[</m:t>
-          </m:r>
-          <m:sSup>
+          <m:d>
+            <m:dPr>
+              <m:begChr m:val="["/>
+              <m:sepChr m:val=""/>
+              <m:endChr m:val="]"/>
+              <m:grow/>
+            </m:dPr>
             <m:e>
-              <m:r>
-                <m:t>Y</m:t>
-              </m:r>
+              <m:sSup>
+                <m:e>
+                  <m:r>
+                    <m:t>Y</m:t>
+                  </m:r>
+                </m:e>
+                <m:sup>
+                  <m:r>
+                    <m:t>a</m:t>
+                  </m:r>
+                  <m:r>
+                    <m:rPr>
+                      <m:sty m:val="p"/>
+                    </m:rPr>
+                    <m:t>=</m:t>
+                  </m:r>
+                  <m:r>
+                    <m:t>1</m:t>
+                  </m:r>
+                </m:sup>
+              </m:sSup>
             </m:e>
-            <m:sup>
-              <m:r>
-                <m:t>a</m:t>
-              </m:r>
-              <m:r>
-                <m:rPr>
-                  <m:sty m:val="p"/>
-                </m:rPr>
-                <m:t>=</m:t>
-              </m:r>
-              <m:r>
-                <m:t>1</m:t>
-              </m:r>
-            </m:sup>
-          </m:sSup>
-          <m:r>
-            <m:rPr>
-              <m:sty m:val="p"/>
-            </m:rPr>
-            <m:t>]</m:t>
-          </m:r>
+          </m:d>
           <m:r>
             <m:rPr>
               <m:sty m:val="p"/>
@@ -4608,41 +4674,43 @@
             <m:t>−</m:t>
           </m:r>
           <m:r>
+            <m:rPr>
+              <m:nor/>
+              <m:sty m:val="p"/>
+            </m:rPr>
             <m:t>E</m:t>
           </m:r>
-          <m:r>
-            <m:rPr>
-              <m:sty m:val="p"/>
-            </m:rPr>
-            <m:t>[</m:t>
-          </m:r>
-          <m:sSup>
+          <m:d>
+            <m:dPr>
+              <m:begChr m:val="["/>
+              <m:sepChr m:val=""/>
+              <m:endChr m:val="]"/>
+              <m:grow/>
+            </m:dPr>
             <m:e>
-              <m:r>
-                <m:t>Y</m:t>
-              </m:r>
+              <m:sSup>
+                <m:e>
+                  <m:r>
+                    <m:t>Y</m:t>
+                  </m:r>
+                </m:e>
+                <m:sup>
+                  <m:r>
+                    <m:t>a</m:t>
+                  </m:r>
+                  <m:r>
+                    <m:rPr>
+                      <m:sty m:val="p"/>
+                    </m:rPr>
+                    <m:t>=</m:t>
+                  </m:r>
+                  <m:r>
+                    <m:t>0</m:t>
+                  </m:r>
+                </m:sup>
+              </m:sSup>
             </m:e>
-            <m:sup>
-              <m:r>
-                <m:t>a</m:t>
-              </m:r>
-              <m:r>
-                <m:rPr>
-                  <m:sty m:val="p"/>
-                </m:rPr>
-                <m:t>=</m:t>
-              </m:r>
-              <m:r>
-                <m:t>0</m:t>
-              </m:r>
-            </m:sup>
-          </m:sSup>
-          <m:r>
-            <m:rPr>
-              <m:sty m:val="p"/>
-            </m:rPr>
-            <m:t>]</m:t>
-          </m:r>
+          </m:d>
         </m:oMath>
       </m:oMathPara>
     </w:p>
@@ -4690,23 +4758,49 @@
         </m:oMathParaPr>
         <m:oMath>
           <m:r>
+            <m:rPr>
+              <m:nor/>
+              <m:sty m:val="p"/>
+            </m:rPr>
             <m:t>E</m:t>
           </m:r>
-          <m:r>
-            <m:rPr>
-              <m:sty m:val="p"/>
-            </m:rPr>
-            <m:t>[</m:t>
-          </m:r>
-          <m:sSup>
+          <m:d>
+            <m:dPr>
+              <m:begChr m:val="["/>
+              <m:sepChr m:val=""/>
+              <m:endChr m:val="]"/>
+              <m:grow/>
+            </m:dPr>
             <m:e>
-              <m:r>
-                <m:t>Y</m:t>
-              </m:r>
-            </m:e>
-            <m:sup>
-              <m:r>
-                <m:t>a</m:t>
+              <m:sSup>
+                <m:e>
+                  <m:r>
+                    <m:t>Y</m:t>
+                  </m:r>
+                </m:e>
+                <m:sup>
+                  <m:r>
+                    <m:t>a</m:t>
+                  </m:r>
+                  <m:r>
+                    <m:rPr>
+                      <m:sty m:val="p"/>
+                    </m:rPr>
+                    <m:t>=</m:t>
+                  </m:r>
+                  <m:r>
+                    <m:t>1</m:t>
+                  </m:r>
+                </m:sup>
+              </m:sSup>
+              <m:r>
+                <m:rPr>
+                  <m:sty m:val="p"/>
+                </m:rPr>
+                <m:t>∣</m:t>
+              </m:r>
+              <m:r>
+                <m:t>A</m:t>
               </m:r>
               <m:r>
                 <m:rPr>
@@ -4717,32 +4811,8 @@
               <m:r>
                 <m:t>1</m:t>
               </m:r>
-            </m:sup>
-          </m:sSup>
-          <m:r>
-            <m:rPr>
-              <m:sty m:val="p"/>
-            </m:rPr>
-            <m:t>∣</m:t>
-          </m:r>
-          <m:r>
-            <m:t>A</m:t>
-          </m:r>
-          <m:r>
-            <m:rPr>
-              <m:sty m:val="p"/>
-            </m:rPr>
-            <m:t>=</m:t>
-          </m:r>
-          <m:r>
-            <m:t>1</m:t>
-          </m:r>
-          <m:r>
-            <m:rPr>
-              <m:sty m:val="p"/>
-            </m:rPr>
-            <m:t>]</m:t>
-          </m:r>
+            </m:e>
+          </m:d>
           <m:r>
             <m:rPr>
               <m:sty m:val="p"/>
@@ -4750,23 +4820,49 @@
             <m:t>−</m:t>
           </m:r>
           <m:r>
+            <m:rPr>
+              <m:nor/>
+              <m:sty m:val="p"/>
+            </m:rPr>
             <m:t>E</m:t>
           </m:r>
-          <m:r>
-            <m:rPr>
-              <m:sty m:val="p"/>
-            </m:rPr>
-            <m:t>[</m:t>
-          </m:r>
-          <m:sSup>
+          <m:d>
+            <m:dPr>
+              <m:begChr m:val="["/>
+              <m:sepChr m:val=""/>
+              <m:endChr m:val="]"/>
+              <m:grow/>
+            </m:dPr>
             <m:e>
-              <m:r>
-                <m:t>Y</m:t>
-              </m:r>
-            </m:e>
-            <m:sup>
-              <m:r>
-                <m:t>a</m:t>
+              <m:sSup>
+                <m:e>
+                  <m:r>
+                    <m:t>Y</m:t>
+                  </m:r>
+                </m:e>
+                <m:sup>
+                  <m:r>
+                    <m:t>a</m:t>
+                  </m:r>
+                  <m:r>
+                    <m:rPr>
+                      <m:sty m:val="p"/>
+                    </m:rPr>
+                    <m:t>=</m:t>
+                  </m:r>
+                  <m:r>
+                    <m:t>0</m:t>
+                  </m:r>
+                </m:sup>
+              </m:sSup>
+              <m:r>
+                <m:rPr>
+                  <m:sty m:val="p"/>
+                </m:rPr>
+                <m:t>∣</m:t>
+              </m:r>
+              <m:r>
+                <m:t>A</m:t>
               </m:r>
               <m:r>
                 <m:rPr>
@@ -4775,34 +4871,10 @@
                 <m:t>=</m:t>
               </m:r>
               <m:r>
-                <m:t>0</m:t>
-              </m:r>
-            </m:sup>
-          </m:sSup>
-          <m:r>
-            <m:rPr>
-              <m:sty m:val="p"/>
-            </m:rPr>
-            <m:t>∣</m:t>
-          </m:r>
-          <m:r>
-            <m:t>A</m:t>
-          </m:r>
-          <m:r>
-            <m:rPr>
-              <m:sty m:val="p"/>
-            </m:rPr>
-            <m:t>=</m:t>
-          </m:r>
-          <m:r>
-            <m:t>1</m:t>
-          </m:r>
-          <m:r>
-            <m:rPr>
-              <m:sty m:val="p"/>
-            </m:rPr>
-            <m:t>]</m:t>
-          </m:r>
+                <m:t>1</m:t>
+              </m:r>
+            </m:e>
+          </m:d>
         </m:oMath>
       </m:oMathPara>
     </w:p>
@@ -4858,52 +4930,54 @@
             </m:accPr>
             <m:e>
               <m:r>
+                <m:rPr>
+                  <m:nor/>
+                  <m:sty m:val="p"/>
+                </m:rPr>
                 <m:t>E</m:t>
               </m:r>
             </m:e>
           </m:acc>
-          <m:r>
-            <m:rPr>
-              <m:sty m:val="p"/>
-            </m:rPr>
-            <m:t>[</m:t>
-          </m:r>
-          <m:sSup>
+          <m:d>
+            <m:dPr>
+              <m:begChr m:val="["/>
+              <m:sepChr m:val=""/>
+              <m:endChr m:val="]"/>
+              <m:grow/>
+            </m:dPr>
             <m:e>
-              <m:r>
-                <m:t>Y</m:t>
+              <m:sSup>
+                <m:e>
+                  <m:r>
+                    <m:t>Y</m:t>
+                  </m:r>
+                </m:e>
+                <m:sup>
+                  <m:r>
+                    <m:t>a</m:t>
+                  </m:r>
+                </m:sup>
+              </m:sSup>
+              <m:r>
+                <m:rPr>
+                  <m:sty m:val="p"/>
+                </m:rPr>
+                <m:t>∣</m:t>
+              </m:r>
+              <m:r>
+                <m:t>A</m:t>
+              </m:r>
+              <m:r>
+                <m:rPr>
+                  <m:sty m:val="p"/>
+                </m:rPr>
+                <m:t>=</m:t>
+              </m:r>
+              <m:r>
+                <m:t>1</m:t>
               </m:r>
             </m:e>
-            <m:sup>
-              <m:r>
-                <m:t>a</m:t>
-              </m:r>
-            </m:sup>
-          </m:sSup>
-          <m:r>
-            <m:rPr>
-              <m:sty m:val="p"/>
-            </m:rPr>
-            <m:t>∣</m:t>
-          </m:r>
-          <m:r>
-            <m:t>A</m:t>
-          </m:r>
-          <m:r>
-            <m:rPr>
-              <m:sty m:val="p"/>
-            </m:rPr>
-            <m:t>=</m:t>
-          </m:r>
-          <m:r>
-            <m:t>1</m:t>
-          </m:r>
-          <m:r>
-            <m:rPr>
-              <m:sty m:val="p"/>
-            </m:rPr>
-            <m:t>]</m:t>
-          </m:r>
+          </m:d>
           <m:r>
             <m:rPr>
               <m:sty m:val="p"/>
@@ -4985,72 +5059,74 @@
                 </m:accPr>
                 <m:e>
                   <m:r>
+                    <m:rPr>
+                      <m:nor/>
+                      <m:sty m:val="p"/>
+                    </m:rPr>
                     <m:t>E</m:t>
                   </m:r>
                 </m:e>
               </m:acc>
             </m:e>
           </m:nary>
-          <m:r>
-            <m:rPr>
-              <m:sty m:val="p"/>
-            </m:rPr>
-            <m:t>[</m:t>
-          </m:r>
-          <m:r>
-            <m:t>Y</m:t>
-          </m:r>
-          <m:r>
-            <m:rPr>
-              <m:sty m:val="p"/>
-            </m:rPr>
-            <m:t>∣</m:t>
-          </m:r>
-          <m:r>
-            <m:t>A</m:t>
-          </m:r>
-          <m:r>
-            <m:rPr>
-              <m:sty m:val="p"/>
-            </m:rPr>
-            <m:t>=</m:t>
-          </m:r>
-          <m:r>
-            <m:t>a</m:t>
-          </m:r>
-          <m:r>
-            <m:rPr>
-              <m:sty m:val="p"/>
-            </m:rPr>
-            <m:t>,</m:t>
-          </m:r>
-          <m:r>
-            <m:t>L</m:t>
-          </m:r>
-          <m:r>
-            <m:rPr>
-              <m:sty m:val="p"/>
-            </m:rPr>
-            <m:t>=</m:t>
-          </m:r>
-          <m:sSub>
+          <m:d>
+            <m:dPr>
+              <m:begChr m:val="["/>
+              <m:sepChr m:val=""/>
+              <m:endChr m:val="]"/>
+              <m:grow/>
+            </m:dPr>
             <m:e>
               <m:r>
+                <m:t>Y</m:t>
+              </m:r>
+              <m:r>
+                <m:rPr>
+                  <m:sty m:val="p"/>
+                </m:rPr>
+                <m:t>∣</m:t>
+              </m:r>
+              <m:r>
+                <m:t>A</m:t>
+              </m:r>
+              <m:r>
+                <m:rPr>
+                  <m:sty m:val="p"/>
+                </m:rPr>
+                <m:t>=</m:t>
+              </m:r>
+              <m:r>
+                <m:t>a</m:t>
+              </m:r>
+              <m:r>
+                <m:rPr>
+                  <m:sty m:val="p"/>
+                </m:rPr>
+                <m:t>,</m:t>
+              </m:r>
+              <m:r>
                 <m:t>L</m:t>
               </m:r>
+              <m:r>
+                <m:rPr>
+                  <m:sty m:val="p"/>
+                </m:rPr>
+                <m:t>=</m:t>
+              </m:r>
+              <m:sSub>
+                <m:e>
+                  <m:r>
+                    <m:t>L</m:t>
+                  </m:r>
+                </m:e>
+                <m:sub>
+                  <m:r>
+                    <m:t>i</m:t>
+                  </m:r>
+                </m:sub>
+              </m:sSub>
             </m:e>
-            <m:sub>
-              <m:r>
-                <m:t>i</m:t>
-              </m:r>
-            </m:sub>
-          </m:sSub>
-          <m:r>
-            <m:rPr>
-              <m:sty m:val="p"/>
-            </m:rPr>
-            <m:t>]</m:t>
-          </m:r>
+          </m:d>
         </m:oMath>
       </m:oMathPara>
     </w:p>
@@ -5390,41 +5466,43 @@
             </w:pPr>
             <m:oMath>
               <m:r>
-                <m:t>E</m:t>
-              </m:r>
-              <m:r>
                 <m:rPr>
+                  <m:nor/>
                   <m:sty m:val="p"/>
                 </m:rPr>
-                <m:t>[</m:t>
-              </m:r>
-              <m:r>
-                <m:t>Y</m:t>
-              </m:r>
-              <m:r>
-                <m:rPr>
-                  <m:sty m:val="p"/>
-                </m:rPr>
-                <m:t>∣</m:t>
-              </m:r>
-              <m:r>
-                <m:t>A</m:t>
-              </m:r>
-              <m:r>
-                <m:rPr>
-                  <m:sty m:val="p"/>
-                </m:rPr>
-                <m:t>,</m:t>
-              </m:r>
-              <m:r>
-                <m:t>L</m:t>
-              </m:r>
-              <m:r>
-                <m:rPr>
-                  <m:sty m:val="p"/>
-                </m:rPr>
-                <m:t>]</m:t>
-              </m:r>
+                <m:t>E</m:t>
+              </m:r>
+              <m:d>
+                <m:dPr>
+                  <m:begChr m:val="["/>
+                  <m:sepChr m:val=""/>
+                  <m:endChr m:val="]"/>
+                  <m:grow/>
+                </m:dPr>
+                <m:e>
+                  <m:r>
+                    <m:t>Y</m:t>
+                  </m:r>
+                  <m:r>
+                    <m:rPr>
+                      <m:sty m:val="p"/>
+                    </m:rPr>
+                    <m:t>∣</m:t>
+                  </m:r>
+                  <m:r>
+                    <m:t>A</m:t>
+                  </m:r>
+                  <m:r>
+                    <m:rPr>
+                      <m:sty m:val="p"/>
+                    </m:rPr>
+                    <m:t>,</m:t>
+                  </m:r>
+                  <m:r>
+                    <m:t>L</m:t>
+                  </m:r>
+                </m:e>
+              </m:d>
             </m:oMath>
             <w:r>
               <w:t xml:space="preserve"> </w:t>
@@ -6296,41 +6374,43 @@
         </m:oMathParaPr>
         <m:oMath>
           <m:r>
+            <m:rPr>
+              <m:nor/>
+              <m:sty m:val="p"/>
+            </m:rPr>
             <m:t>E</m:t>
           </m:r>
-          <m:r>
-            <m:rPr>
-              <m:sty m:val="p"/>
-            </m:rPr>
-            <m:t>[</m:t>
-          </m:r>
-          <m:r>
-            <m:t>Y</m:t>
-          </m:r>
-          <m:r>
-            <m:rPr>
-              <m:sty m:val="p"/>
-            </m:rPr>
-            <m:t>∣</m:t>
-          </m:r>
-          <m:r>
-            <m:t>A</m:t>
-          </m:r>
-          <m:r>
-            <m:rPr>
-              <m:sty m:val="p"/>
-            </m:rPr>
-            <m:t>,</m:t>
-          </m:r>
-          <m:r>
-            <m:t>L</m:t>
-          </m:r>
-          <m:r>
-            <m:rPr>
-              <m:sty m:val="p"/>
-            </m:rPr>
-            <m:t>]</m:t>
-          </m:r>
+          <m:d>
+            <m:dPr>
+              <m:begChr m:val="["/>
+              <m:sepChr m:val=""/>
+              <m:endChr m:val="]"/>
+              <m:grow/>
+            </m:dPr>
+            <m:e>
+              <m:r>
+                <m:t>Y</m:t>
+              </m:r>
+              <m:r>
+                <m:rPr>
+                  <m:sty m:val="p"/>
+                </m:rPr>
+                <m:t>∣</m:t>
+              </m:r>
+              <m:r>
+                <m:t>A</m:t>
+              </m:r>
+              <m:r>
+                <m:rPr>
+                  <m:sty m:val="p"/>
+                </m:rPr>
+                <m:t>,</m:t>
+              </m:r>
+              <m:r>
+                <m:t>L</m:t>
+              </m:r>
+            </m:e>
+          </m:d>
           <m:r>
             <m:rPr>
               <m:sty m:val="p"/>
@@ -6460,41 +6540,43 @@
         </m:oMathParaPr>
         <m:oMath>
           <m:r>
+            <m:rPr>
+              <m:nor/>
+              <m:sty m:val="p"/>
+            </m:rPr>
             <m:t>E</m:t>
           </m:r>
-          <m:r>
-            <m:rPr>
-              <m:sty m:val="p"/>
-            </m:rPr>
-            <m:t>[</m:t>
-          </m:r>
-          <m:r>
-            <m:t>Y</m:t>
-          </m:r>
-          <m:r>
-            <m:rPr>
-              <m:sty m:val="p"/>
-            </m:rPr>
-            <m:t>∣</m:t>
-          </m:r>
-          <m:r>
-            <m:t>A</m:t>
-          </m:r>
-          <m:r>
-            <m:rPr>
-              <m:sty m:val="p"/>
-            </m:rPr>
-            <m:t>,</m:t>
-          </m:r>
-          <m:r>
-            <m:t>L</m:t>
-          </m:r>
-          <m:r>
-            <m:rPr>
-              <m:sty m:val="p"/>
-            </m:rPr>
-            <m:t>]</m:t>
-          </m:r>
+          <m:d>
+            <m:dPr>
+              <m:begChr m:val="["/>
+              <m:sepChr m:val=""/>
+              <m:endChr m:val="]"/>
+              <m:grow/>
+            </m:dPr>
+            <m:e>
+              <m:r>
+                <m:t>Y</m:t>
+              </m:r>
+              <m:r>
+                <m:rPr>
+                  <m:sty m:val="p"/>
+                </m:rPr>
+                <m:t>∣</m:t>
+              </m:r>
+              <m:r>
+                <m:t>A</m:t>
+              </m:r>
+              <m:r>
+                <m:rPr>
+                  <m:sty m:val="p"/>
+                </m:rPr>
+                <m:t>,</m:t>
+              </m:r>
+              <m:r>
+                <m:t>L</m:t>
+              </m:r>
+            </m:e>
+          </m:d>
           <m:r>
             <m:rPr>
               <m:sty m:val="p"/>
@@ -6775,32 +6857,34 @@
         </m:oMathParaPr>
         <m:oMath>
           <m:r>
+            <m:rPr>
+              <m:nor/>
+              <m:sty m:val="p"/>
+            </m:rPr>
             <m:t>E</m:t>
           </m:r>
-          <m:r>
-            <m:rPr>
-              <m:sty m:val="p"/>
-            </m:rPr>
-            <m:t>[</m:t>
-          </m:r>
-          <m:sSup>
+          <m:d>
+            <m:dPr>
+              <m:begChr m:val="["/>
+              <m:sepChr m:val=""/>
+              <m:endChr m:val="]"/>
+              <m:grow/>
+            </m:dPr>
             <m:e>
-              <m:r>
-                <m:t>Y</m:t>
-              </m:r>
+              <m:sSup>
+                <m:e>
+                  <m:r>
+                    <m:t>Y</m:t>
+                  </m:r>
+                </m:e>
+                <m:sup>
+                  <m:r>
+                    <m:t>a</m:t>
+                  </m:r>
+                </m:sup>
+              </m:sSup>
             </m:e>
-            <m:sup>
-              <m:r>
-                <m:t>a</m:t>
-              </m:r>
-            </m:sup>
-          </m:sSup>
-          <m:r>
-            <m:rPr>
-              <m:sty m:val="p"/>
-            </m:rPr>
-            <m:t>]</m:t>
-          </m:r>
+          </m:d>
           <m:r>
             <m:rPr>
               <m:sty m:val="p"/>
@@ -6826,50 +6910,52 @@
             <m:t>[</m:t>
           </m:r>
           <m:r>
+            <m:rPr>
+              <m:nor/>
+              <m:sty m:val="p"/>
+            </m:rPr>
             <m:t>E</m:t>
           </m:r>
-          <m:r>
-            <m:rPr>
-              <m:sty m:val="p"/>
-            </m:rPr>
-            <m:t>[</m:t>
-          </m:r>
-          <m:r>
-            <m:t>Y</m:t>
-          </m:r>
-          <m:r>
-            <m:rPr>
-              <m:sty m:val="p"/>
-            </m:rPr>
-            <m:t>∣</m:t>
-          </m:r>
-          <m:r>
-            <m:t>A</m:t>
-          </m:r>
-          <m:r>
-            <m:rPr>
-              <m:sty m:val="p"/>
-            </m:rPr>
-            <m:t>=</m:t>
-          </m:r>
-          <m:r>
-            <m:t>a</m:t>
-          </m:r>
-          <m:r>
-            <m:rPr>
-              <m:sty m:val="p"/>
-            </m:rPr>
-            <m:t>,</m:t>
-          </m:r>
-          <m:r>
-            <m:t>L</m:t>
-          </m:r>
-          <m:r>
-            <m:rPr>
-              <m:sty m:val="p"/>
-            </m:rPr>
-            <m:t>]</m:t>
-          </m:r>
+          <m:d>
+            <m:dPr>
+              <m:begChr m:val="["/>
+              <m:sepChr m:val=""/>
+              <m:endChr m:val="]"/>
+              <m:grow/>
+            </m:dPr>
+            <m:e>
+              <m:r>
+                <m:t>Y</m:t>
+              </m:r>
+              <m:r>
+                <m:rPr>
+                  <m:sty m:val="p"/>
+                </m:rPr>
+                <m:t>∣</m:t>
+              </m:r>
+              <m:r>
+                <m:t>A</m:t>
+              </m:r>
+              <m:r>
+                <m:rPr>
+                  <m:sty m:val="p"/>
+                </m:rPr>
+                <m:t>=</m:t>
+              </m:r>
+              <m:r>
+                <m:t>a</m:t>
+              </m:r>
+              <m:r>
+                <m:rPr>
+                  <m:sty m:val="p"/>
+                </m:rPr>
+                <m:t>,</m:t>
+              </m:r>
+              <m:r>
+                <m:t>L</m:t>
+              </m:r>
+            </m:e>
+          </m:d>
           <m:r>
             <m:rPr>
               <m:sty m:val="p"/>
@@ -6937,43 +7023,45 @@
           </m:accPr>
           <m:e>
             <m:r>
+              <m:rPr>
+                <m:nor/>
+                <m:sty m:val="p"/>
+              </m:rPr>
               <m:t>E</m:t>
             </m:r>
           </m:e>
         </m:acc>
-        <m:r>
-          <m:rPr>
-            <m:sty m:val="p"/>
-          </m:rPr>
-          <m:t>[</m:t>
-        </m:r>
-        <m:r>
-          <m:t>Y</m:t>
-        </m:r>
-        <m:r>
-          <m:rPr>
-            <m:sty m:val="p"/>
-          </m:rPr>
-          <m:t>∣</m:t>
-        </m:r>
-        <m:r>
-          <m:t>A</m:t>
-        </m:r>
-        <m:r>
-          <m:rPr>
-            <m:sty m:val="p"/>
-          </m:rPr>
-          <m:t>,</m:t>
-        </m:r>
-        <m:r>
-          <m:t>L</m:t>
-        </m:r>
-        <m:r>
-          <m:rPr>
-            <m:sty m:val="p"/>
-          </m:rPr>
-          <m:t>]</m:t>
-        </m:r>
+        <m:d>
+          <m:dPr>
+            <m:begChr m:val="["/>
+            <m:sepChr m:val=""/>
+            <m:endChr m:val="]"/>
+            <m:grow/>
+          </m:dPr>
+          <m:e>
+            <m:r>
+              <m:t>Y</m:t>
+            </m:r>
+            <m:r>
+              <m:rPr>
+                <m:sty m:val="p"/>
+              </m:rPr>
+              <m:t>∣</m:t>
+            </m:r>
+            <m:r>
+              <m:t>A</m:t>
+            </m:r>
+            <m:r>
+              <m:rPr>
+                <m:sty m:val="p"/>
+              </m:rPr>
+              <m:t>,</m:t>
+            </m:r>
+            <m:r>
+              <m:t>L</m:t>
+            </m:r>
+          </m:e>
+        </m:d>
       </m:oMath>
       <w:r>
         <w:t xml:space="preserve"> </w:t>
@@ -7044,70 +7132,72 @@
           </m:accPr>
           <m:e>
             <m:r>
+              <m:rPr>
+                <m:nor/>
+                <m:sty m:val="p"/>
+              </m:rPr>
               <m:t>E</m:t>
             </m:r>
           </m:e>
         </m:acc>
-        <m:r>
-          <m:rPr>
-            <m:sty m:val="p"/>
-          </m:rPr>
-          <m:t>[</m:t>
-        </m:r>
-        <m:r>
-          <m:t>Y</m:t>
-        </m:r>
-        <m:r>
-          <m:rPr>
-            <m:sty m:val="p"/>
-          </m:rPr>
-          <m:t>∣</m:t>
-        </m:r>
-        <m:r>
-          <m:t>A</m:t>
-        </m:r>
-        <m:r>
-          <m:rPr>
-            <m:sty m:val="p"/>
-          </m:rPr>
-          <m:t>=</m:t>
-        </m:r>
-        <m:r>
-          <m:t>a</m:t>
-        </m:r>
-        <m:r>
-          <m:rPr>
-            <m:sty m:val="p"/>
-          </m:rPr>
-          <m:t>,</m:t>
-        </m:r>
-        <m:r>
-          <m:t>L</m:t>
-        </m:r>
-        <m:r>
-          <m:rPr>
-            <m:sty m:val="p"/>
-          </m:rPr>
-          <m:t>=</m:t>
-        </m:r>
-        <m:sSub>
+        <m:d>
+          <m:dPr>
+            <m:begChr m:val="["/>
+            <m:sepChr m:val=""/>
+            <m:endChr m:val="]"/>
+            <m:grow/>
+          </m:dPr>
           <m:e>
             <m:r>
+              <m:t>Y</m:t>
+            </m:r>
+            <m:r>
+              <m:rPr>
+                <m:sty m:val="p"/>
+              </m:rPr>
+              <m:t>∣</m:t>
+            </m:r>
+            <m:r>
+              <m:t>A</m:t>
+            </m:r>
+            <m:r>
+              <m:rPr>
+                <m:sty m:val="p"/>
+              </m:rPr>
+              <m:t>=</m:t>
+            </m:r>
+            <m:r>
+              <m:t>a</m:t>
+            </m:r>
+            <m:r>
+              <m:rPr>
+                <m:sty m:val="p"/>
+              </m:rPr>
+              <m:t>,</m:t>
+            </m:r>
+            <m:r>
               <m:t>L</m:t>
             </m:r>
+            <m:r>
+              <m:rPr>
+                <m:sty m:val="p"/>
+              </m:rPr>
+              <m:t>=</m:t>
+            </m:r>
+            <m:sSub>
+              <m:e>
+                <m:r>
+                  <m:t>L</m:t>
+                </m:r>
+              </m:e>
+              <m:sub>
+                <m:r>
+                  <m:t>i</m:t>
+                </m:r>
+              </m:sub>
+            </m:sSub>
           </m:e>
-          <m:sub>
-            <m:r>
-              <m:t>i</m:t>
-            </m:r>
-          </m:sub>
-        </m:sSub>
-        <m:r>
-          <m:rPr>
-            <m:sty m:val="p"/>
-          </m:rPr>
-          <m:t>]</m:t>
-        </m:r>
+        </m:d>
       </m:oMath>
       <w:r>
         <w:t xml:space="preserve"> </w:t>
@@ -7145,34 +7235,36 @@
           </m:accPr>
           <m:e>
             <m:r>
+              <m:rPr>
+                <m:nor/>
+                <m:sty m:val="p"/>
+              </m:rPr>
               <m:t>E</m:t>
             </m:r>
           </m:e>
         </m:acc>
-        <m:r>
-          <m:rPr>
-            <m:sty m:val="p"/>
-          </m:rPr>
-          <m:t>[</m:t>
-        </m:r>
-        <m:sSup>
+        <m:d>
+          <m:dPr>
+            <m:begChr m:val="["/>
+            <m:sepChr m:val=""/>
+            <m:endChr m:val="]"/>
+            <m:grow/>
+          </m:dPr>
           <m:e>
-            <m:r>
-              <m:t>Y</m:t>
-            </m:r>
+            <m:sSup>
+              <m:e>
+                <m:r>
+                  <m:t>Y</m:t>
+                </m:r>
+              </m:e>
+              <m:sup>
+                <m:r>
+                  <m:t>a</m:t>
+                </m:r>
+              </m:sup>
+            </m:sSup>
           </m:e>
-          <m:sup>
-            <m:r>
-              <m:t>a</m:t>
-            </m:r>
-          </m:sup>
-        </m:sSup>
-        <m:r>
-          <m:rPr>
-            <m:sty m:val="p"/>
-          </m:rPr>
-          <m:t>]</m:t>
-        </m:r>
+        </m:d>
         <m:r>
           <m:rPr>
             <m:sty m:val="p"/>
@@ -7357,32 +7449,34 @@
                 <m:t>↦</m:t>
               </m:r>
               <m:r>
-                <m:t>E</m:t>
-              </m:r>
-              <m:r>
                 <m:rPr>
+                  <m:nor/>
                   <m:sty m:val="p"/>
                 </m:rPr>
-                <m:t>[</m:t>
-              </m:r>
-              <m:sSup>
+                <m:t>E</m:t>
+              </m:r>
+              <m:d>
+                <m:dPr>
+                  <m:begChr m:val="["/>
+                  <m:sepChr m:val=""/>
+                  <m:endChr m:val="]"/>
+                  <m:grow/>
+                </m:dPr>
                 <m:e>
-                  <m:r>
-                    <m:t>Y</m:t>
-                  </m:r>
+                  <m:sSup>
+                    <m:e>
+                      <m:r>
+                        <m:t>Y</m:t>
+                      </m:r>
+                    </m:e>
+                    <m:sup>
+                      <m:r>
+                        <m:t>a</m:t>
+                      </m:r>
+                    </m:sup>
+                  </m:sSup>
                 </m:e>
-                <m:sup>
-                  <m:r>
-                    <m:t>a</m:t>
-                  </m:r>
-                </m:sup>
-              </m:sSup>
-              <m:r>
-                <m:rPr>
-                  <m:sty m:val="p"/>
-                </m:rPr>
-                <m:t>]</m:t>
-              </m:r>
+              </m:d>
             </m:oMath>
             <w:r>
               <w:t xml:space="preserve"> </w:t>
@@ -7450,34 +7544,36 @@
           </m:accPr>
           <m:e>
             <m:r>
+              <m:rPr>
+                <m:nor/>
+                <m:sty m:val="p"/>
+              </m:rPr>
               <m:t>E</m:t>
             </m:r>
           </m:e>
         </m:acc>
-        <m:r>
-          <m:rPr>
-            <m:sty m:val="p"/>
-          </m:rPr>
-          <m:t>[</m:t>
-        </m:r>
-        <m:sSup>
+        <m:d>
+          <m:dPr>
+            <m:begChr m:val="["/>
+            <m:sepChr m:val=""/>
+            <m:endChr m:val="]"/>
+            <m:grow/>
+          </m:dPr>
           <m:e>
-            <m:r>
-              <m:t>Y</m:t>
-            </m:r>
+            <m:sSup>
+              <m:e>
+                <m:r>
+                  <m:t>Y</m:t>
+                </m:r>
+              </m:e>
+              <m:sup>
+                <m:r>
+                  <m:t>a</m:t>
+                </m:r>
+              </m:sup>
+            </m:sSup>
           </m:e>
-          <m:sup>
-            <m:r>
-              <m:t>a</m:t>
-            </m:r>
-          </m:sup>
-        </m:sSup>
-        <m:r>
-          <m:rPr>
-            <m:sty m:val="p"/>
-          </m:rPr>
-          <m:t>]</m:t>
-        </m:r>
+        </m:d>
       </m:oMath>
       <w:r>
         <w:t xml:space="preserve"> </w:t>
@@ -7592,34 +7688,36 @@
           </m:accPr>
           <m:e>
             <m:r>
+              <m:rPr>
+                <m:nor/>
+                <m:sty m:val="p"/>
+              </m:rPr>
               <m:t>E</m:t>
             </m:r>
           </m:e>
         </m:acc>
-        <m:r>
-          <m:rPr>
-            <m:sty m:val="p"/>
-          </m:rPr>
-          <m:t>[</m:t>
-        </m:r>
-        <m:sSup>
+        <m:d>
+          <m:dPr>
+            <m:begChr m:val="["/>
+            <m:sepChr m:val=""/>
+            <m:endChr m:val="]"/>
+            <m:grow/>
+          </m:dPr>
           <m:e>
-            <m:r>
-              <m:t>Y</m:t>
-            </m:r>
+            <m:sSup>
+              <m:e>
+                <m:r>
+                  <m:t>Y</m:t>
+                </m:r>
+              </m:e>
+              <m:sup>
+                <m:r>
+                  <m:t>a</m:t>
+                </m:r>
+              </m:sup>
+            </m:sSup>
           </m:e>
-          <m:sup>
-            <m:r>
-              <m:t>a</m:t>
-            </m:r>
-          </m:sup>
-        </m:sSup>
-        <m:r>
-          <m:rPr>
-            <m:sty m:val="p"/>
-          </m:rPr>
-          <m:t>]</m:t>
-        </m:r>
+        </m:d>
       </m:oMath>
       <w:r>
         <w:t xml:space="preserve"> </w:t>
